--- a/教材/學生練習本/日本文學入門_閱讀選文.docx
+++ b/教材/學生練習本/日本文學入門_閱讀選文.docx
@@ -20,7 +20,7 @@
     </w:p>
     <w:p>
       <w:pPr>
-        <w:spacing w:before="3000" w:after="160" w:line="269" w:lineRule="auto"/>
+        <w:spacing w:before="2900" w:after="160" w:line="269" w:lineRule="auto"/>
         <w:jc w:val="center"/>
       </w:pPr>
       <w:r>
@@ -36,7 +36,7 @@
     </w:p>
     <w:p>
       <w:pPr>
-        <w:spacing w:before="0" w:after="160" w:line="269" w:lineRule="auto"/>
+        <w:spacing w:before="0" w:after="200" w:line="269" w:lineRule="auto"/>
         <w:jc w:val="center"/>
       </w:pPr>
       <w:r>
@@ -45,9 +45,9 @@
           <w:b w:val="0"/>
           <w:i w:val="0"/>
           <w:color w:val="000000"/>
-          <w:sz w:val="30"/>
+          <w:sz w:val="32"/>
         </w:rPr>
-        <w:t>從一瞬間、羅生門，到換角度看世界</w:t>
+        <w:t>羅生門：困境、理由與選擇</w:t>
       </w:r>
     </w:p>
     <w:p>
@@ -58,7 +58,7 @@
       <w:r>
         <w:drawing>
           <wp:inline xmlns:a="http://schemas.openxmlformats.org/drawingml/2006/main" xmlns:pic="http://schemas.openxmlformats.org/drawingml/2006/picture">
-            <wp:extent cx="4536000" cy="2550240"/>
+            <wp:extent cx="4428000" cy="2489520"/>
             <wp:docPr id="1" name="Picture 1"/>
             <wp:cNvGraphicFramePr>
               <a:graphicFrameLocks noChangeAspect="1"/>
@@ -79,7 +79,7 @@
                   <pic:spPr>
                     <a:xfrm>
                       <a:off x="0" y="0"/>
-                      <a:ext cx="4536000" cy="2550240"/>
+                      <a:ext cx="4428000" cy="2489520"/>
                     </a:xfrm>
                     <a:prstGeom prst="rect"/>
                   </pic:spPr>
@@ -100,10 +100,10 @@
           <w:rFonts w:ascii="Arial" w:hAnsi="Arial" w:eastAsia="PingFang TC"/>
           <w:b w:val="0"/>
           <w:i w:val="0"/>
-          <w:color w:val="505050"/>
+          <w:color w:val="525252"/>
           <w:sz w:val="17"/>
         </w:rPr>
-        <w:t>羅城門模型。今天我們會從〈羅生門〉開始讀。</w:t>
+        <w:t>今天只讀〈羅生門〉。所有選文已改成中文課堂譯寫。</w:t>
       </w:r>
     </w:p>
     <w:p>
@@ -119,7 +119,7 @@
           <w:color w:val="000000"/>
           <w:sz w:val="25"/>
         </w:rPr>
-        <w:t>公版選文・課堂閱讀本</w:t>
+        <w:t>學生閱讀選文／中文節選版</w:t>
       </w:r>
     </w:p>
     <w:p>
@@ -155,7 +155,7 @@
           <w:color w:val="000000"/>
           <w:sz w:val="36"/>
         </w:rPr>
-        <w:t>怎麼使用這本閱讀本？</w:t>
+        <w:t>怎麼讀這篇？</w:t>
       </w:r>
     </w:p>
     <w:p>
@@ -170,7 +170,7 @@
           <w:color w:val="000000"/>
           <w:sz w:val="21"/>
         </w:rPr>
-        <w:t>這本不是文學史講義，而是寫作課的閱讀材料。每一篇都只抓一個可以拿來寫作文的重點：畫面、視角、困境、理由、轉折。</w:t>
+        <w:t>這本只留下〈羅生門〉。我們不背文學史；今天只練三件事：看見畫面、找出困境、理解理由但不取消責任。</w:t>
       </w:r>
     </w:p>
     <w:tbl>
@@ -184,7 +184,7 @@
       </w:tblGrid>
       <w:tr>
         <w:trPr>
-          <w:trHeight w:val="709" w:hRule="atLeast"/>
+          <w:trHeight w:val="465" w:hRule="atLeast"/>
         </w:trPr>
         <w:tc>
           <w:tcPr>
@@ -205,7 +205,7 @@
           </w:tcPr>
           <w:p>
             <w:pPr>
-              <w:spacing w:before="0" w:after="0" w:line="264" w:lineRule="auto"/>
+              <w:spacing w:before="0" w:after="0" w:line="269" w:lineRule="auto"/>
             </w:pPr>
             <w:r/>
             <w:r>
@@ -215,7 +215,7 @@
                 <w:color w:val="000000"/>
                 <w:sz w:val="22"/>
               </w:rPr>
-              <w:t>版權說明：本閱讀本影印用的原文選自青空文庫與公版俳句；現代作家只列作品與閱讀方向，不放長篇原文。</w:t>
+              <w:t>課堂規則：理解一個人的理由，不等於說他做的事沒有錯。</w:t>
             </w:r>
           </w:p>
         </w:tc>
@@ -235,7 +235,7 @@
       <w:tr>
         <w:tc>
           <w:tcPr>
-            <w:tcW w:type="dxa" w:w="1600"/>
+            <w:tcW w:type="dxa" w:w="1350"/>
             <w:shd w:fill="E6E6E6"/>
             <w:tcBorders>
               <w:top w:val="single" w:sz="6" w:space="0" w:color="777777"/>
@@ -252,7 +252,7 @@
           </w:tcPr>
           <w:p>
             <w:pPr>
-              <w:spacing w:before="0" w:after="0" w:line="264" w:lineRule="auto"/>
+              <w:spacing w:before="0" w:after="0" w:line="269" w:lineRule="auto"/>
               <w:jc w:val="center"/>
             </w:pPr>
             <w:r/>
@@ -261,15 +261,15 @@
                 <w:rFonts w:ascii="Arial" w:hAnsi="Arial" w:eastAsia="PingFang TC"/>
                 <w:b/>
                 <w:color w:val="000000"/>
-                <w:sz w:val="19"/>
+                <w:sz w:val="18"/>
               </w:rPr>
-              <w:t>入口</w:t>
+              <w:t>段落</w:t>
             </w:r>
           </w:p>
         </w:tc>
         <w:tc>
           <w:tcPr>
-            <w:tcW w:type="dxa" w:w="3650"/>
+            <w:tcW w:type="dxa" w:w="3600"/>
             <w:shd w:fill="E6E6E6"/>
             <w:tcBorders>
               <w:top w:val="single" w:sz="6" w:space="0" w:color="777777"/>
@@ -286,7 +286,7 @@
           </w:tcPr>
           <w:p>
             <w:pPr>
-              <w:spacing w:before="0" w:after="0" w:line="264" w:lineRule="auto"/>
+              <w:spacing w:before="0" w:after="0" w:line="269" w:lineRule="auto"/>
               <w:jc w:val="center"/>
             </w:pPr>
             <w:r/>
@@ -295,15 +295,15 @@
                 <w:rFonts w:ascii="Arial" w:hAnsi="Arial" w:eastAsia="PingFang TC"/>
                 <w:b/>
                 <w:color w:val="000000"/>
-                <w:sz w:val="19"/>
+                <w:sz w:val="18"/>
               </w:rPr>
-              <w:t>今天要看什麼</w:t>
+              <w:t>你要抓的重點</w:t>
             </w:r>
           </w:p>
         </w:tc>
         <w:tc>
           <w:tcPr>
-            <w:tcW w:type="dxa" w:w="4110"/>
+            <w:tcW w:type="dxa" w:w="4410"/>
             <w:shd w:fill="E6E6E6"/>
             <w:tcBorders>
               <w:top w:val="single" w:sz="6" w:space="0" w:color="777777"/>
@@ -320,7 +320,7 @@
           </w:tcPr>
           <w:p>
             <w:pPr>
-              <w:spacing w:before="0" w:after="0" w:line="264" w:lineRule="auto"/>
+              <w:spacing w:before="0" w:after="0" w:line="269" w:lineRule="auto"/>
               <w:jc w:val="center"/>
             </w:pPr>
             <w:r/>
@@ -329,9 +329,9 @@
                 <w:rFonts w:ascii="Arial" w:hAnsi="Arial" w:eastAsia="PingFang TC"/>
                 <w:b/>
                 <w:color w:val="000000"/>
-                <w:sz w:val="19"/>
+                <w:sz w:val="18"/>
               </w:rPr>
-              <w:t>作文可以學什麼</w:t>
+              <w:t>可以用在作文的地方</w:t>
             </w:r>
           </w:p>
         </w:tc>
@@ -339,7 +339,7 @@
       <w:tr>
         <w:tc>
           <w:tcPr>
-            <w:tcW w:type="dxa" w:w="1600"/>
+            <w:tcW w:type="dxa" w:w="1350"/>
             <w:tcBorders>
               <w:top w:val="single" w:sz="6" w:space="0" w:color="B8B8B8"/>
               <w:left w:val="single" w:sz="6" w:space="0" w:color="B8B8B8"/>
@@ -355,7 +355,7 @@
           </w:tcPr>
           <w:p>
             <w:pPr>
-              <w:spacing w:before="0" w:after="0" w:line="264" w:lineRule="auto"/>
+              <w:spacing w:before="0" w:after="0" w:line="269" w:lineRule="auto"/>
             </w:pPr>
             <w:r/>
             <w:r>
@@ -363,15 +363,15 @@
                 <w:rFonts w:ascii="Arial" w:hAnsi="Arial" w:eastAsia="PingFang TC"/>
                 <w:b w:val="0"/>
                 <w:color w:val="000000"/>
-                <w:sz w:val="19"/>
+                <w:sz w:val="18"/>
               </w:rPr>
-              <w:t>俳句</w:t>
+              <w:t>開場</w:t>
             </w:r>
           </w:p>
         </w:tc>
         <w:tc>
           <w:tcPr>
-            <w:tcW w:type="dxa" w:w="3650"/>
+            <w:tcW w:type="dxa" w:w="3600"/>
             <w:tcBorders>
               <w:top w:val="single" w:sz="6" w:space="0" w:color="B8B8B8"/>
               <w:left w:val="single" w:sz="6" w:space="0" w:color="B8B8B8"/>
@@ -387,7 +387,7 @@
           </w:tcPr>
           <w:p>
             <w:pPr>
-              <w:spacing w:before="0" w:after="0" w:line="264" w:lineRule="auto"/>
+              <w:spacing w:before="0" w:after="0" w:line="269" w:lineRule="auto"/>
             </w:pPr>
             <w:r/>
             <w:r>
@@ -395,15 +395,15 @@
                 <w:rFonts w:ascii="Arial" w:hAnsi="Arial" w:eastAsia="PingFang TC"/>
                 <w:b w:val="0"/>
                 <w:color w:val="000000"/>
-                <w:sz w:val="19"/>
+                <w:sz w:val="18"/>
               </w:rPr>
-              <w:t>很短的詩如何留下畫面。</w:t>
+              <w:t>黃昏、雨、空門。</w:t>
             </w:r>
           </w:p>
         </w:tc>
         <w:tc>
           <w:tcPr>
-            <w:tcW w:type="dxa" w:w="4110"/>
+            <w:tcW w:type="dxa" w:w="4410"/>
             <w:tcBorders>
               <w:top w:val="single" w:sz="6" w:space="0" w:color="B8B8B8"/>
               <w:left w:val="single" w:sz="6" w:space="0" w:color="B8B8B8"/>
@@ -419,7 +419,7 @@
           </w:tcPr>
           <w:p>
             <w:pPr>
-              <w:spacing w:before="0" w:after="0" w:line="264" w:lineRule="auto"/>
+              <w:spacing w:before="0" w:after="0" w:line="269" w:lineRule="auto"/>
             </w:pPr>
             <w:r/>
             <w:r>
@@ -427,9 +427,9 @@
                 <w:rFonts w:ascii="Arial" w:hAnsi="Arial" w:eastAsia="PingFang TC"/>
                 <w:b w:val="0"/>
                 <w:color w:val="000000"/>
-                <w:sz w:val="19"/>
+                <w:sz w:val="18"/>
               </w:rPr>
-              <w:t>不要急著解釋感受，先寫出一個可看見的瞬間。</w:t>
+              <w:t>用場景先讓壓力出現。</w:t>
             </w:r>
           </w:p>
         </w:tc>
@@ -437,7 +437,7 @@
       <w:tr>
         <w:tc>
           <w:tcPr>
-            <w:tcW w:type="dxa" w:w="1600"/>
+            <w:tcW w:type="dxa" w:w="1350"/>
             <w:tcBorders>
               <w:top w:val="single" w:sz="6" w:space="0" w:color="B8B8B8"/>
               <w:left w:val="single" w:sz="6" w:space="0" w:color="B8B8B8"/>
@@ -453,7 +453,7 @@
           </w:tcPr>
           <w:p>
             <w:pPr>
-              <w:spacing w:before="0" w:after="0" w:line="264" w:lineRule="auto"/>
+              <w:spacing w:before="0" w:after="0" w:line="269" w:lineRule="auto"/>
             </w:pPr>
             <w:r/>
             <w:r>
@@ -461,15 +461,15 @@
                 <w:rFonts w:ascii="Arial" w:hAnsi="Arial" w:eastAsia="PingFang TC"/>
                 <w:b w:val="0"/>
                 <w:color w:val="000000"/>
-                <w:sz w:val="19"/>
+                <w:sz w:val="18"/>
               </w:rPr>
-              <w:t>羅生門</w:t>
+              <w:t>困境</w:t>
             </w:r>
           </w:p>
         </w:tc>
         <w:tc>
           <w:tcPr>
-            <w:tcW w:type="dxa" w:w="3650"/>
+            <w:tcW w:type="dxa" w:w="3600"/>
             <w:tcBorders>
               <w:top w:val="single" w:sz="6" w:space="0" w:color="B8B8B8"/>
               <w:left w:val="single" w:sz="6" w:space="0" w:color="B8B8B8"/>
@@ -485,7 +485,7 @@
           </w:tcPr>
           <w:p>
             <w:pPr>
-              <w:spacing w:before="0" w:after="0" w:line="264" w:lineRule="auto"/>
+              <w:spacing w:before="0" w:after="0" w:line="269" w:lineRule="auto"/>
             </w:pPr>
             <w:r/>
             <w:r>
@@ -493,15 +493,15 @@
                 <w:rFonts w:ascii="Arial" w:hAnsi="Arial" w:eastAsia="PingFang TC"/>
                 <w:b w:val="0"/>
                 <w:color w:val="000000"/>
-                <w:sz w:val="19"/>
+                <w:sz w:val="18"/>
               </w:rPr>
-              <w:t>人在困境裡如何替選擇找理由。</w:t>
+              <w:t>下人失去工作，也沒有地方去。</w:t>
             </w:r>
           </w:p>
         </w:tc>
         <w:tc>
           <w:tcPr>
-            <w:tcW w:type="dxa" w:w="4110"/>
+            <w:tcW w:type="dxa" w:w="4410"/>
             <w:tcBorders>
               <w:top w:val="single" w:sz="6" w:space="0" w:color="B8B8B8"/>
               <w:left w:val="single" w:sz="6" w:space="0" w:color="B8B8B8"/>
@@ -517,7 +517,7 @@
           </w:tcPr>
           <w:p>
             <w:pPr>
-              <w:spacing w:before="0" w:after="0" w:line="264" w:lineRule="auto"/>
+              <w:spacing w:before="0" w:after="0" w:line="269" w:lineRule="auto"/>
             </w:pPr>
             <w:r/>
             <w:r>
@@ -525,9 +525,9 @@
                 <w:rFonts w:ascii="Arial" w:hAnsi="Arial" w:eastAsia="PingFang TC"/>
                 <w:b w:val="0"/>
                 <w:color w:val="000000"/>
-                <w:sz w:val="19"/>
+                <w:sz w:val="18"/>
               </w:rPr>
-              <w:t>人物要有壓力、有理由，也要承擔後果。</w:t>
+              <w:t>人物要有具體壓力。</w:t>
             </w:r>
           </w:p>
         </w:tc>
@@ -535,7 +535,7 @@
       <w:tr>
         <w:tc>
           <w:tcPr>
-            <w:tcW w:type="dxa" w:w="1600"/>
+            <w:tcW w:type="dxa" w:w="1350"/>
             <w:tcBorders>
               <w:top w:val="single" w:sz="6" w:space="0" w:color="B8B8B8"/>
               <w:left w:val="single" w:sz="6" w:space="0" w:color="B8B8B8"/>
@@ -551,7 +551,7 @@
           </w:tcPr>
           <w:p>
             <w:pPr>
-              <w:spacing w:before="0" w:after="0" w:line="264" w:lineRule="auto"/>
+              <w:spacing w:before="0" w:after="0" w:line="269" w:lineRule="auto"/>
             </w:pPr>
             <w:r/>
             <w:r>
@@ -559,15 +559,15 @@
                 <w:rFonts w:ascii="Arial" w:hAnsi="Arial" w:eastAsia="PingFang TC"/>
                 <w:b w:val="0"/>
                 <w:color w:val="000000"/>
-                <w:sz w:val="19"/>
+                <w:sz w:val="18"/>
               </w:rPr>
-              <w:t>我是貓</w:t>
+              <w:t>理由</w:t>
             </w:r>
           </w:p>
         </w:tc>
         <w:tc>
           <w:tcPr>
-            <w:tcW w:type="dxa" w:w="3650"/>
+            <w:tcW w:type="dxa" w:w="3600"/>
             <w:tcBorders>
               <w:top w:val="single" w:sz="6" w:space="0" w:color="B8B8B8"/>
               <w:left w:val="single" w:sz="6" w:space="0" w:color="B8B8B8"/>
@@ -583,7 +583,7 @@
           </w:tcPr>
           <w:p>
             <w:pPr>
-              <w:spacing w:before="0" w:after="0" w:line="264" w:lineRule="auto"/>
+              <w:spacing w:before="0" w:after="0" w:line="269" w:lineRule="auto"/>
             </w:pPr>
             <w:r/>
             <w:r>
@@ -591,15 +591,15 @@
                 <w:rFonts w:ascii="Arial" w:hAnsi="Arial" w:eastAsia="PingFang TC"/>
                 <w:b w:val="0"/>
                 <w:color w:val="000000"/>
-                <w:sz w:val="19"/>
+                <w:sz w:val="18"/>
               </w:rPr>
-              <w:t>換一個非人的視角看人類。</w:t>
+              <w:t>老婆婆說自己也要活下去。</w:t>
             </w:r>
           </w:p>
         </w:tc>
         <w:tc>
           <w:tcPr>
-            <w:tcW w:type="dxa" w:w="4110"/>
+            <w:tcW w:type="dxa" w:w="4410"/>
             <w:tcBorders>
               <w:top w:val="single" w:sz="6" w:space="0" w:color="B8B8B8"/>
               <w:left w:val="single" w:sz="6" w:space="0" w:color="B8B8B8"/>
@@ -615,7 +615,7 @@
           </w:tcPr>
           <w:p>
             <w:pPr>
-              <w:spacing w:before="0" w:after="0" w:line="264" w:lineRule="auto"/>
+              <w:spacing w:before="0" w:after="0" w:line="269" w:lineRule="auto"/>
             </w:pPr>
             <w:r/>
             <w:r>
@@ -623,9 +623,9 @@
                 <w:rFonts w:ascii="Arial" w:hAnsi="Arial" w:eastAsia="PingFang TC"/>
                 <w:b w:val="0"/>
                 <w:color w:val="000000"/>
-                <w:sz w:val="19"/>
+                <w:sz w:val="18"/>
               </w:rPr>
-              <w:t>敘事者一換，日常就會變新鮮。</w:t>
+              <w:t>錯事和理由可以同時存在。</w:t>
             </w:r>
           </w:p>
         </w:tc>
@@ -633,7 +633,7 @@
       <w:tr>
         <w:tc>
           <w:tcPr>
-            <w:tcW w:type="dxa" w:w="1600"/>
+            <w:tcW w:type="dxa" w:w="1350"/>
             <w:tcBorders>
               <w:top w:val="single" w:sz="6" w:space="0" w:color="B8B8B8"/>
               <w:left w:val="single" w:sz="6" w:space="0" w:color="B8B8B8"/>
@@ -649,7 +649,7 @@
           </w:tcPr>
           <w:p>
             <w:pPr>
-              <w:spacing w:before="0" w:after="0" w:line="264" w:lineRule="auto"/>
+              <w:spacing w:before="0" w:after="0" w:line="269" w:lineRule="auto"/>
             </w:pPr>
             <w:r/>
             <w:r>
@@ -657,15 +657,15 @@
                 <w:rFonts w:ascii="Arial" w:hAnsi="Arial" w:eastAsia="PingFang TC"/>
                 <w:b w:val="0"/>
                 <w:color w:val="000000"/>
-                <w:sz w:val="19"/>
+                <w:sz w:val="18"/>
               </w:rPr>
-              <w:t>要求很多的餐廳</w:t>
+              <w:t>選擇</w:t>
             </w:r>
           </w:p>
         </w:tc>
         <w:tc>
           <w:tcPr>
-            <w:tcW w:type="dxa" w:w="3650"/>
+            <w:tcW w:type="dxa" w:w="3600"/>
             <w:tcBorders>
               <w:top w:val="single" w:sz="6" w:space="0" w:color="B8B8B8"/>
               <w:left w:val="single" w:sz="6" w:space="0" w:color="B8B8B8"/>
@@ -681,7 +681,7 @@
           </w:tcPr>
           <w:p>
             <w:pPr>
-              <w:spacing w:before="0" w:after="0" w:line="264" w:lineRule="auto"/>
+              <w:spacing w:before="0" w:after="0" w:line="269" w:lineRule="auto"/>
             </w:pPr>
             <w:r/>
             <w:r>
@@ -689,15 +689,15 @@
                 <w:rFonts w:ascii="Arial" w:hAnsi="Arial" w:eastAsia="PingFang TC"/>
                 <w:b w:val="0"/>
                 <w:color w:val="000000"/>
-                <w:sz w:val="19"/>
+                <w:sz w:val="18"/>
               </w:rPr>
-              <w:t>線索如何慢慢讓讀者緊張。</w:t>
+              <w:t>下人學會用同樣理由搶走衣服。</w:t>
             </w:r>
           </w:p>
         </w:tc>
         <w:tc>
           <w:tcPr>
-            <w:tcW w:type="dxa" w:w="4110"/>
+            <w:tcW w:type="dxa" w:w="4410"/>
             <w:tcBorders>
               <w:top w:val="single" w:sz="6" w:space="0" w:color="B8B8B8"/>
               <w:left w:val="single" w:sz="6" w:space="0" w:color="B8B8B8"/>
@@ -713,7 +713,7 @@
           </w:tcPr>
           <w:p>
             <w:pPr>
-              <w:spacing w:before="0" w:after="0" w:line="264" w:lineRule="auto"/>
+              <w:spacing w:before="0" w:after="0" w:line="269" w:lineRule="auto"/>
             </w:pPr>
             <w:r/>
             <w:r>
@@ -721,9 +721,9 @@
                 <w:rFonts w:ascii="Arial" w:hAnsi="Arial" w:eastAsia="PingFang TC"/>
                 <w:b w:val="0"/>
                 <w:color w:val="000000"/>
-                <w:sz w:val="19"/>
+                <w:sz w:val="18"/>
               </w:rPr>
-              <w:t>反轉不是突然嚇人，而是一路留下提示。</w:t>
+              <w:t>一個理由可能推動另一個選擇。</w:t>
             </w:r>
           </w:p>
         </w:tc>
@@ -741,7 +741,7 @@
           <w:color w:val="000000"/>
           <w:sz w:val="21"/>
         </w:rPr>
-        <w:t>讀完這本，我最想試的寫作方法是：</w:t>
+        <w:t>讀之前，我覺得「人做錯事時，理由重要嗎？」我的想法是</w:t>
       </w:r>
     </w:p>
     <w:tbl>
@@ -794,37 +794,7 @@
           <w:color w:val="000000"/>
           <w:sz w:val="36"/>
         </w:rPr>
-        <w:t>一、俳句：把世界停在一瞬間</w:t>
-      </w:r>
-    </w:p>
-    <w:p>
-      <w:pPr>
-        <w:spacing w:before="0" w:after="80" w:line="269" w:lineRule="auto"/>
-      </w:pPr>
-      <w:r>
-        <w:rPr>
-          <w:rFonts w:ascii="Arial" w:hAnsi="Arial" w:eastAsia="PingFang TC"/>
-          <w:b w:val="0"/>
-          <w:i w:val="0"/>
-          <w:color w:val="000000"/>
-          <w:sz w:val="21"/>
-        </w:rPr>
-        <w:t>俳句很短，但不是隨便短。它常把季節、聲音、動作收在一個精準瞬間。</w:t>
-      </w:r>
-    </w:p>
-    <w:p>
-      <w:pPr>
-        <w:spacing w:before="100" w:after="120" w:line="269" w:lineRule="auto"/>
-        <w:keepNext/>
-      </w:pPr>
-      <w:r>
-        <w:rPr>
-          <w:rFonts w:ascii="Arial" w:hAnsi="Arial" w:eastAsia="PingFang TC"/>
-          <w:b/>
-          <w:color w:val="000000"/>
-          <w:sz w:val="26"/>
-        </w:rPr>
-        <w:t>松尾芭蕉〈古池〉</w:t>
+        <w:t>一、故事從一場雨開始</w:t>
       </w:r>
     </w:p>
     <w:tbl>
@@ -847,51 +817,26 @@
               <w:right w:val="single" w:sz="8" w:space="0" w:color="B8B8B8"/>
             </w:tcBorders>
             <w:tcMar>
-              <w:top w:w="120" w:type="dxa"/>
+              <w:top w:w="130" w:type="dxa"/>
               <w:start w:w="150" w:type="dxa"/>
-              <w:bottom w:w="120" w:type="dxa"/>
+              <w:bottom w:w="130" w:type="dxa"/>
               <w:end w:w="150" w:type="dxa"/>
             </w:tcMar>
             <w:shd w:fill="FAFAFA"/>
           </w:tcPr>
           <w:p>
             <w:pPr>
-              <w:spacing w:before="0" w:after="80" w:line="324" w:lineRule="auto"/>
+              <w:spacing w:before="0" w:after="0" w:line="269" w:lineRule="auto"/>
             </w:pPr>
             <w:r/>
-            <w:r>
-              <w:rPr>
-                <w:rFonts w:ascii="Hiragino Mincho ProN" w:hAnsi="Hiragino Mincho ProN" w:eastAsia="Hiragino Mincho ProN"/>
-                <w:color w:val="232323"/>
-                <w:sz w:val="22"/>
-              </w:rPr>
-              <w:t>古池や</w:t>
-              <w:br/>
-              <w:t>蛙飛びこむ</w:t>
-              <w:br/>
-              <w:t>水の音</w:t>
-            </w:r>
-          </w:p>
-          <w:p>
-            <w:pPr>
-              <w:spacing w:before="80" w:after="0" w:line="288" w:lineRule="auto"/>
-            </w:pPr>
             <w:r>
               <w:rPr>
                 <w:rFonts w:ascii="Arial" w:hAnsi="Arial" w:eastAsia="PingFang TC"/>
-                <w:b/>
+                <w:b w:val="0"/>
                 <w:color w:val="000000"/>
-                <w:sz w:val="19"/>
+                <w:sz w:val="22"/>
               </w:rPr>
-              <w:t>課堂白話導讀：</w:t>
-            </w:r>
-            <w:r>
-              <w:rPr>
-                <w:rFonts w:ascii="Arial" w:hAnsi="Arial" w:eastAsia="PingFang TC"/>
-                <w:color w:val="505050"/>
-                <w:sz w:val="19"/>
-              </w:rPr>
-              <w:t>古老的池塘。青蛙跳入水中，只剩一聲水響。</w:t>
+              <w:t>某天傍晚，一個下人在羅生門下等雨停。寬大的門底下，除了他以外沒有任何人。雨聲從遠處聚攏過來，包住整座羅生門。天色慢慢低下來，屋簷像撐著一片沉重、陰暗的雲。</w:t>
             </w:r>
           </w:p>
         </w:tc>
@@ -908,7 +853,7 @@
       </w:tblGrid>
       <w:tr>
         <w:trPr>
-          <w:trHeight w:val="539" w:hRule="atLeast"/>
+          <w:trHeight w:val="510" w:hRule="atLeast"/>
         </w:trPr>
         <w:tc>
           <w:tcPr>
@@ -929,7 +874,7 @@
           </w:tcPr>
           <w:p>
             <w:pPr>
-              <w:spacing w:before="0" w:after="0" w:line="264" w:lineRule="auto"/>
+              <w:spacing w:before="0" w:after="0" w:line="269" w:lineRule="auto"/>
             </w:pPr>
             <w:r/>
             <w:r>
@@ -939,72 +884,9 @@
                 <w:color w:val="000000"/>
                 <w:sz w:val="22"/>
               </w:rPr>
-              <w:t>觀察：這首詩沒有說「我很平靜」，但它讓你聽見安靜被碰了一下。</w:t>
+              <w:t>閱讀重點：故事不是先講道理，而是先把人放進一個動不了的地方。</w:t>
             </w:r>
           </w:p>
-        </w:tc>
-      </w:tr>
-    </w:tbl>
-    <w:p>
-      <w:pPr>
-        <w:spacing w:before="0" w:after="60" w:line="269" w:lineRule="auto"/>
-      </w:pPr>
-      <w:r>
-        <w:rPr>
-          <w:rFonts w:ascii="Arial" w:hAnsi="Arial" w:eastAsia="PingFang TC"/>
-          <w:b w:val="0"/>
-          <w:i w:val="0"/>
-          <w:color w:val="505050"/>
-          <w:sz w:val="17"/>
-        </w:rPr>
-        <w:t>出處：松尾芭蕉〈古池〉，公版俳句。</w:t>
-      </w:r>
-    </w:p>
-    <w:p>
-      <w:pPr>
-        <w:spacing w:before="0" w:after="40" w:line="269" w:lineRule="auto"/>
-      </w:pPr>
-      <w:r>
-        <w:rPr>
-          <w:rFonts w:ascii="Arial" w:hAnsi="Arial" w:eastAsia="PingFang TC"/>
-          <w:b/>
-          <w:i w:val="0"/>
-          <w:color w:val="000000"/>
-          <w:sz w:val="21"/>
-        </w:rPr>
-        <w:t>如果我要寫校園的一瞬間，我會選：地點__________ 動作__________ 聲音__________</w:t>
-      </w:r>
-    </w:p>
-    <w:tbl>
-      <w:tblPr>
-        <w:tblW w:type="dxa" w:w="9360"/>
-        <w:tblLayout w:type="fixed"/>
-        <w:tblLook w:firstColumn="1" w:firstRow="1" w:lastColumn="0" w:lastRow="0" w:noHBand="0" w:noVBand="1" w:val="04A0"/>
-      </w:tblPr>
-      <w:tblGrid>
-        <w:gridCol w:w="10376"/>
-      </w:tblGrid>
-      <w:tr>
-        <w:trPr>
-          <w:trHeight w:val="624" w:hRule="atLeast"/>
-        </w:trPr>
-        <w:tc>
-          <w:tcPr>
-            <w:tcW w:type="dxa" w:w="10376"/>
-            <w:tcBorders>
-              <w:top w:val="single" w:sz="8" w:space="0" w:color="B8B8B8"/>
-              <w:left w:val="single" w:sz="8" w:space="0" w:color="B8B8B8"/>
-              <w:bottom w:val="single" w:sz="8" w:space="0" w:color="B8B8B8"/>
-              <w:right w:val="single" w:sz="8" w:space="0" w:color="B8B8B8"/>
-            </w:tcBorders>
-            <w:tcMar>
-              <w:top w:w="90" w:type="dxa"/>
-              <w:start w:w="110" w:type="dxa"/>
-              <w:bottom w:w="90" w:type="dxa"/>
-              <w:end w:w="110" w:type="dxa"/>
-            </w:tcMar>
-          </w:tcPr>
-          <w:p/>
         </w:tc>
       </w:tr>
     </w:tbl>
@@ -1020,7 +902,7 @@
           <w:color w:val="000000"/>
           <w:sz w:val="21"/>
         </w:rPr>
-        <w:t>試寫三行：</w:t>
+        <w:t>我看到的三個畫面證據：</w:t>
       </w:r>
     </w:p>
     <w:tbl>
@@ -1034,7 +916,103 @@
       </w:tblGrid>
       <w:tr>
         <w:trPr>
-          <w:trHeight w:val="1134" w:hRule="atLeast"/>
+          <w:trHeight w:val="709" w:hRule="atLeast"/>
+        </w:trPr>
+        <w:tc>
+          <w:tcPr>
+            <w:tcW w:type="dxa" w:w="10376"/>
+            <w:tcBorders>
+              <w:top w:val="single" w:sz="8" w:space="0" w:color="B8B8B8"/>
+              <w:left w:val="single" w:sz="8" w:space="0" w:color="B8B8B8"/>
+              <w:bottom w:val="single" w:sz="8" w:space="0" w:color="B8B8B8"/>
+              <w:right w:val="single" w:sz="8" w:space="0" w:color="B8B8B8"/>
+            </w:tcBorders>
+            <w:tcMar>
+              <w:top w:w="90" w:type="dxa"/>
+              <w:start w:w="110" w:type="dxa"/>
+              <w:bottom w:w="90" w:type="dxa"/>
+              <w:end w:w="110" w:type="dxa"/>
+            </w:tcMar>
+          </w:tcPr>
+          <w:p/>
+        </w:tc>
+      </w:tr>
+    </w:tbl>
+    <w:p>
+      <w:pPr>
+        <w:spacing w:before="0" w:after="40" w:line="269" w:lineRule="auto"/>
+      </w:pPr>
+      <w:r>
+        <w:rPr>
+          <w:rFonts w:ascii="Arial" w:hAnsi="Arial" w:eastAsia="PingFang TC"/>
+          <w:b/>
+          <w:i w:val="0"/>
+          <w:color w:val="000000"/>
+          <w:sz w:val="21"/>
+        </w:rPr>
+        <w:t>這個場景讓我感覺到：</w:t>
+      </w:r>
+    </w:p>
+    <w:tbl>
+      <w:tblPr>
+        <w:tblW w:type="dxa" w:w="9360"/>
+        <w:tblLayout w:type="fixed"/>
+        <w:tblLook w:firstColumn="1" w:firstRow="1" w:lastColumn="0" w:lastRow="0" w:noHBand="0" w:noVBand="1" w:val="04A0"/>
+      </w:tblPr>
+      <w:tblGrid>
+        <w:gridCol w:w="10376"/>
+      </w:tblGrid>
+      <w:tr>
+        <w:trPr>
+          <w:trHeight w:val="567" w:hRule="atLeast"/>
+        </w:trPr>
+        <w:tc>
+          <w:tcPr>
+            <w:tcW w:type="dxa" w:w="10376"/>
+            <w:tcBorders>
+              <w:top w:val="single" w:sz="8" w:space="0" w:color="B8B8B8"/>
+              <w:left w:val="single" w:sz="8" w:space="0" w:color="B8B8B8"/>
+              <w:bottom w:val="single" w:sz="8" w:space="0" w:color="B8B8B8"/>
+              <w:right w:val="single" w:sz="8" w:space="0" w:color="B8B8B8"/>
+            </w:tcBorders>
+            <w:tcMar>
+              <w:top w:w="90" w:type="dxa"/>
+              <w:start w:w="110" w:type="dxa"/>
+              <w:bottom w:w="90" w:type="dxa"/>
+              <w:end w:w="110" w:type="dxa"/>
+            </w:tcMar>
+          </w:tcPr>
+          <w:p/>
+        </w:tc>
+      </w:tr>
+    </w:tbl>
+    <w:p>
+      <w:pPr>
+        <w:spacing w:before="0" w:after="40" w:line="269" w:lineRule="auto"/>
+      </w:pPr>
+      <w:r>
+        <w:rPr>
+          <w:rFonts w:ascii="Arial" w:hAnsi="Arial" w:eastAsia="PingFang TC"/>
+          <w:b/>
+          <w:i w:val="0"/>
+          <w:color w:val="000000"/>
+          <w:sz w:val="21"/>
+        </w:rPr>
+        <w:t>如果這是作文開頭，我會接著讓主角遇到：</w:t>
+      </w:r>
+    </w:p>
+    <w:tbl>
+      <w:tblPr>
+        <w:tblW w:type="dxa" w:w="9360"/>
+        <w:tblLayout w:type="fixed"/>
+        <w:tblLook w:firstColumn="1" w:firstRow="1" w:lastColumn="0" w:lastRow="0" w:noHBand="0" w:noVBand="1" w:val="04A0"/>
+      </w:tblPr>
+      <w:tblGrid>
+        <w:gridCol w:w="10376"/>
+      </w:tblGrid>
+      <w:tr>
+        <w:trPr>
+          <w:trHeight w:val="680" w:hRule="atLeast"/>
         </w:trPr>
         <w:tc>
           <w:tcPr>
@@ -1073,78 +1051,7 @@
           <w:color w:val="000000"/>
           <w:sz w:val="36"/>
         </w:rPr>
-        <w:t>二、〈羅生門〉重點閱讀：故事從困境開始</w:t>
-      </w:r>
-    </w:p>
-    <w:p>
-      <w:pPr>
-        <w:spacing w:before="40" w:after="40" w:line="269" w:lineRule="auto"/>
-        <w:jc w:val="center"/>
-      </w:pPr>
-      <w:r>
-        <w:drawing>
-          <wp:inline xmlns:a="http://schemas.openxmlformats.org/drawingml/2006/main" xmlns:pic="http://schemas.openxmlformats.org/drawingml/2006/picture">
-            <wp:extent cx="1872000" cy="2904828"/>
-            <wp:docPr id="2" name="Picture 2"/>
-            <wp:cNvGraphicFramePr>
-              <a:graphicFrameLocks noChangeAspect="1"/>
-            </wp:cNvGraphicFramePr>
-            <a:graphic>
-              <a:graphicData uri="http://schemas.openxmlformats.org/drawingml/2006/picture">
-                <pic:pic>
-                  <pic:nvPicPr>
-                    <pic:cNvPr id="0" name="akutagawa.jpg"/>
-                    <pic:cNvPicPr/>
-                  </pic:nvPicPr>
-                  <pic:blipFill>
-                    <a:blip r:embed="rId10"/>
-                    <a:stretch>
-                      <a:fillRect/>
-                    </a:stretch>
-                  </pic:blipFill>
-                  <pic:spPr>
-                    <a:xfrm>
-                      <a:off x="0" y="0"/>
-                      <a:ext cx="1872000" cy="2904828"/>
-                    </a:xfrm>
-                    <a:prstGeom prst="rect"/>
-                  </pic:spPr>
-                </pic:pic>
-              </a:graphicData>
-            </a:graphic>
-          </wp:inline>
-        </w:drawing>
-      </w:r>
-    </w:p>
-    <w:p>
-      <w:pPr>
-        <w:spacing w:before="0" w:after="80" w:line="269" w:lineRule="auto"/>
-        <w:jc w:val="center"/>
-      </w:pPr>
-      <w:r>
-        <w:rPr>
-          <w:rFonts w:ascii="Arial" w:hAnsi="Arial" w:eastAsia="PingFang TC"/>
-          <w:b w:val="0"/>
-          <w:i w:val="0"/>
-          <w:color w:val="505050"/>
-          <w:sz w:val="17"/>
-        </w:rPr>
-        <w:t>芥川龍之介。短篇小說常把人物推到選擇的瞬間。</w:t>
-      </w:r>
-    </w:p>
-    <w:p>
-      <w:pPr>
-        <w:spacing w:before="100" w:after="120" w:line="269" w:lineRule="auto"/>
-        <w:keepNext/>
-      </w:pPr>
-      <w:r>
-        <w:rPr>
-          <w:rFonts w:ascii="Arial" w:hAnsi="Arial" w:eastAsia="PingFang TC"/>
-          <w:b/>
-          <w:color w:val="000000"/>
-          <w:sz w:val="26"/>
-        </w:rPr>
-        <w:t>1. 場景：黃昏、雨、空門</w:t>
+        <w:t>二、他不是等雨停就能回家</w:t>
       </w:r>
     </w:p>
     <w:tbl>
@@ -1167,49 +1074,26 @@
               <w:right w:val="single" w:sz="8" w:space="0" w:color="B8B8B8"/>
             </w:tcBorders>
             <w:tcMar>
-              <w:top w:w="120" w:type="dxa"/>
+              <w:top w:w="130" w:type="dxa"/>
               <w:start w:w="150" w:type="dxa"/>
-              <w:bottom w:w="120" w:type="dxa"/>
+              <w:bottom w:w="130" w:type="dxa"/>
               <w:end w:w="150" w:type="dxa"/>
             </w:tcMar>
             <w:shd w:fill="FAFAFA"/>
           </w:tcPr>
           <w:p>
             <w:pPr>
-              <w:spacing w:before="0" w:after="80" w:line="324" w:lineRule="auto"/>
+              <w:spacing w:before="0" w:after="0" w:line="269" w:lineRule="auto"/>
             </w:pPr>
             <w:r/>
-            <w:r>
-              <w:rPr>
-                <w:rFonts w:ascii="Hiragino Mincho ProN" w:hAnsi="Hiragino Mincho ProN" w:eastAsia="Hiragino Mincho ProN"/>
-                <w:color w:val="232323"/>
-                <w:sz w:val="22"/>
-              </w:rPr>
-              <w:t xml:space="preserve">　ある日の暮方の事である。一人の下人が、羅生門の下で雨やみを待っていた。</w:t>
-              <w:br/>
-              <w:t xml:space="preserve">　雨は、羅生門をつつんで、遠くから、ざあっと云う音をあつめて来る。夕闇は次第に空を低くして、見上げると、門の屋根が、斜につき出した甍の先に、重たくうす暗い雲を支えている。</w:t>
-            </w:r>
-          </w:p>
-          <w:p>
-            <w:pPr>
-              <w:spacing w:before="80" w:after="0" w:line="288" w:lineRule="auto"/>
-            </w:pPr>
             <w:r>
               <w:rPr>
                 <w:rFonts w:ascii="Arial" w:hAnsi="Arial" w:eastAsia="PingFang TC"/>
-                <w:b/>
+                <w:b w:val="0"/>
                 <w:color w:val="000000"/>
-                <w:sz w:val="19"/>
+                <w:sz w:val="22"/>
               </w:rPr>
-              <w:t>課堂白話導讀：</w:t>
-            </w:r>
-            <w:r>
-              <w:rPr>
-                <w:rFonts w:ascii="Arial" w:hAnsi="Arial" w:eastAsia="PingFang TC"/>
-                <w:color w:val="505050"/>
-                <w:sz w:val="19"/>
-              </w:rPr>
-              <w:t>下人在黃昏的羅生門下等雨停。雨聲包住整座門，天空越壓越低，門上的瓦像撐著沉重的雲。</w:t>
+              <w:t>作者接著說，下人其實沒有地方可以去。平常雨停了，他應該回主人家；可是幾天前，他已經被主人解雇。那時京都正在衰敗，許多人都活得很困難。所以，與其說他在等雨停，不如說他被雨困住，也被明天的生活困住。</w:t>
             </w:r>
           </w:p>
         </w:tc>
@@ -1226,7 +1110,7 @@
       </w:tblGrid>
       <w:tr>
         <w:trPr>
-          <w:trHeight w:val="539" w:hRule="atLeast"/>
+          <w:trHeight w:val="510" w:hRule="atLeast"/>
         </w:trPr>
         <w:tc>
           <w:tcPr>
@@ -1247,7 +1131,7 @@
           </w:tcPr>
           <w:p>
             <w:pPr>
-              <w:spacing w:before="0" w:after="0" w:line="264" w:lineRule="auto"/>
+              <w:spacing w:before="0" w:after="0" w:line="269" w:lineRule="auto"/>
             </w:pPr>
             <w:r/>
             <w:r>
@@ -1257,27 +1141,12 @@
                 <w:color w:val="000000"/>
                 <w:sz w:val="22"/>
               </w:rPr>
-              <w:t>寫作重點：先不要講道理。把人物放進一個讓他動不了的場景。</w:t>
+              <w:t>閱讀重點：困境要具體：不是只有心情不好，而是有失業、飢餓、無處可去的壓力。</w:t>
             </w:r>
           </w:p>
         </w:tc>
       </w:tr>
     </w:tbl>
-    <w:p>
-      <w:pPr>
-        <w:spacing w:before="0" w:after="60" w:line="269" w:lineRule="auto"/>
-      </w:pPr>
-      <w:r>
-        <w:rPr>
-          <w:rFonts w:ascii="Arial" w:hAnsi="Arial" w:eastAsia="PingFang TC"/>
-          <w:b w:val="0"/>
-          <w:i w:val="0"/>
-          <w:color w:val="505050"/>
-          <w:sz w:val="17"/>
-        </w:rPr>
-        <w:t>出處：芥川龍之介〈羅生門〉，青空文庫。</w:t>
-      </w:r>
-    </w:p>
     <w:p>
       <w:pPr>
         <w:spacing w:before="0" w:after="40" w:line="269" w:lineRule="auto"/>
@@ -1290,7 +1159,7 @@
           <w:color w:val="000000"/>
           <w:sz w:val="21"/>
         </w:rPr>
-        <w:t>我從這段看到的三個畫面證據：</w:t>
+        <w:t>下人現在面對的困境有：</w:t>
       </w:r>
     </w:p>
     <w:tbl>
@@ -1323,628 +1192,6 @@
             </w:tcMar>
           </w:tcPr>
           <w:p/>
-        </w:tc>
-      </w:tr>
-    </w:tbl>
-    <w:p>
-      <w:pPr>
-        <w:spacing w:before="0" w:after="40" w:line="269" w:lineRule="auto"/>
-      </w:pPr>
-      <w:r>
-        <w:rPr>
-          <w:rFonts w:ascii="Arial" w:hAnsi="Arial" w:eastAsia="PingFang TC"/>
-          <w:b/>
-          <w:i w:val="0"/>
-          <w:color w:val="000000"/>
-          <w:sz w:val="21"/>
-        </w:rPr>
-        <w:t>如果這是作文開頭，我會接著讓主角遇到什麼問題？</w:t>
-      </w:r>
-    </w:p>
-    <w:tbl>
-      <w:tblPr>
-        <w:tblW w:type="dxa" w:w="9360"/>
-        <w:tblLayout w:type="fixed"/>
-        <w:tblLook w:firstColumn="1" w:firstRow="1" w:lastColumn="0" w:lastRow="0" w:noHBand="0" w:noVBand="1" w:val="04A0"/>
-      </w:tblPr>
-      <w:tblGrid>
-        <w:gridCol w:w="10376"/>
-      </w:tblGrid>
-      <w:tr>
-        <w:trPr>
-          <w:trHeight w:val="709" w:hRule="atLeast"/>
-        </w:trPr>
-        <w:tc>
-          <w:tcPr>
-            <w:tcW w:type="dxa" w:w="10376"/>
-            <w:tcBorders>
-              <w:top w:val="single" w:sz="8" w:space="0" w:color="B8B8B8"/>
-              <w:left w:val="single" w:sz="8" w:space="0" w:color="B8B8B8"/>
-              <w:bottom w:val="single" w:sz="8" w:space="0" w:color="B8B8B8"/>
-              <w:right w:val="single" w:sz="8" w:space="0" w:color="B8B8B8"/>
-            </w:tcBorders>
-            <w:tcMar>
-              <w:top w:w="90" w:type="dxa"/>
-              <w:start w:w="110" w:type="dxa"/>
-              <w:bottom w:w="90" w:type="dxa"/>
-              <w:end w:w="110" w:type="dxa"/>
-            </w:tcMar>
-          </w:tcPr>
-          <w:p/>
-        </w:tc>
-      </w:tr>
-    </w:tbl>
-    <w:p>
-      <w:r>
-        <w:br w:type="page"/>
-      </w:r>
-    </w:p>
-    <w:p>
-      <w:pPr>
-        <w:spacing w:before="0" w:after="120" w:line="269" w:lineRule="auto"/>
-        <w:keepNext/>
-      </w:pPr>
-      <w:r>
-        <w:rPr>
-          <w:rFonts w:ascii="Arial" w:hAnsi="Arial" w:eastAsia="PingFang TC"/>
-          <w:b/>
-          <w:color w:val="000000"/>
-          <w:sz w:val="36"/>
-        </w:rPr>
-        <w:t>三、〈羅生門〉重點閱讀：他沒有明天</w:t>
-      </w:r>
-    </w:p>
-    <w:p>
-      <w:pPr>
-        <w:spacing w:before="100" w:after="120" w:line="269" w:lineRule="auto"/>
-        <w:keepNext/>
-      </w:pPr>
-      <w:r>
-        <w:rPr>
-          <w:rFonts w:ascii="Arial" w:hAnsi="Arial" w:eastAsia="PingFang TC"/>
-          <w:b/>
-          <w:color w:val="000000"/>
-          <w:sz w:val="26"/>
-        </w:rPr>
-        <w:t>2. 困境：不是等雨停就能回家</w:t>
-      </w:r>
-    </w:p>
-    <w:tbl>
-      <w:tblPr>
-        <w:tblW w:type="dxa" w:w="9360"/>
-        <w:tblLayout w:type="fixed"/>
-        <w:tblLook w:firstColumn="1" w:firstRow="1" w:lastColumn="0" w:lastRow="0" w:noHBand="0" w:noVBand="1" w:val="04A0"/>
-      </w:tblPr>
-      <w:tblGrid>
-        <w:gridCol w:w="10376"/>
-      </w:tblGrid>
-      <w:tr>
-        <w:tc>
-          <w:tcPr>
-            <w:tcW w:type="dxa" w:w="10376"/>
-            <w:tcBorders>
-              <w:top w:val="single" w:sz="8" w:space="0" w:color="B8B8B8"/>
-              <w:left w:val="single" w:sz="8" w:space="0" w:color="B8B8B8"/>
-              <w:bottom w:val="single" w:sz="8" w:space="0" w:color="B8B8B8"/>
-              <w:right w:val="single" w:sz="8" w:space="0" w:color="B8B8B8"/>
-            </w:tcBorders>
-            <w:tcMar>
-              <w:top w:w="120" w:type="dxa"/>
-              <w:start w:w="150" w:type="dxa"/>
-              <w:bottom w:w="120" w:type="dxa"/>
-              <w:end w:w="150" w:type="dxa"/>
-            </w:tcMar>
-            <w:shd w:fill="FAFAFA"/>
-          </w:tcPr>
-          <w:p>
-            <w:pPr>
-              <w:spacing w:before="0" w:after="80" w:line="324" w:lineRule="auto"/>
-            </w:pPr>
-            <w:r/>
-            <w:r>
-              <w:rPr>
-                <w:rFonts w:ascii="Hiragino Mincho ProN" w:hAnsi="Hiragino Mincho ProN" w:eastAsia="Hiragino Mincho ProN"/>
-                <w:color w:val="232323"/>
-                <w:sz w:val="22"/>
-              </w:rPr>
-              <w:t xml:space="preserve">　作者はさっき、「下人が雨やみを待っていた」と書いた。しかし、下人は雨がやんでも、格別どうしようと云う当てはない。ふだんなら、勿論、主人の家へ帰る可き筈である。所がその主人からは、四五日前に暇を出された。前にも書いたように、当時京都の町は一通りならず衰微していた。今この下人が、永年、使われていた主人から、暇を出されたのも、実はこの衰微の小さな余波にほかならない。だから「下人が雨やみを待っていた」と云うよりも「雨にふりこめられた下人が、行き所がなくて、途方にくれていた」と云う方が、適当である。その上、今日の空模様も少からず、この平安朝の下人の Sentimentalisme に影響した。申の刻下りからふり出した雨は、いまだに上るけしきがない。そこで、下人は、何をおいても差当り明日の暮しをどうにかしようとして――云わばどうにもならない事を、どうにかしようとして、とりとめもない考えをたどりながら、さっきから朱雀大路にふる雨の音を、聞くともなく聞いていたのである。</w:t>
-            </w:r>
-          </w:p>
-          <w:p>
-            <w:pPr>
-              <w:spacing w:before="80" w:after="0" w:line="288" w:lineRule="auto"/>
-            </w:pPr>
-            <w:r>
-              <w:rPr>
-                <w:rFonts w:ascii="Arial" w:hAnsi="Arial" w:eastAsia="PingFang TC"/>
-                <w:b/>
-                <w:color w:val="000000"/>
-                <w:sz w:val="19"/>
-              </w:rPr>
-              <w:t>課堂白話導讀：</w:t>
-            </w:r>
-            <w:r>
-              <w:rPr>
-                <w:rFonts w:ascii="Arial" w:hAnsi="Arial" w:eastAsia="PingFang TC"/>
-                <w:color w:val="505050"/>
-                <w:sz w:val="19"/>
-              </w:rPr>
-              <w:t>作者直接補了一刀：下人不是等雨停就有地方去。他幾天前被主人解雇，整座京都也正在衰敗。</w:t>
-            </w:r>
-          </w:p>
-        </w:tc>
-      </w:tr>
-    </w:tbl>
-    <w:tbl>
-      <w:tblPr>
-        <w:tblW w:type="dxa" w:w="9360"/>
-        <w:tblLayout w:type="fixed"/>
-        <w:tblLook w:firstColumn="1" w:firstRow="1" w:lastColumn="0" w:lastRow="0" w:noHBand="0" w:noVBand="1" w:val="04A0"/>
-      </w:tblPr>
-      <w:tblGrid>
-        <w:gridCol w:w="10376"/>
-      </w:tblGrid>
-      <w:tr>
-        <w:trPr>
-          <w:trHeight w:val="539" w:hRule="atLeast"/>
-        </w:trPr>
-        <w:tc>
-          <w:tcPr>
-            <w:tcW w:type="dxa" w:w="10376"/>
-            <w:tcBorders>
-              <w:top w:val="single" w:sz="8" w:space="0" w:color="B8B8B8"/>
-              <w:left w:val="single" w:sz="8" w:space="0" w:color="B8B8B8"/>
-              <w:bottom w:val="single" w:sz="8" w:space="0" w:color="B8B8B8"/>
-              <w:right w:val="single" w:sz="8" w:space="0" w:color="B8B8B8"/>
-            </w:tcBorders>
-            <w:tcMar>
-              <w:top w:w="90" w:type="dxa"/>
-              <w:start w:w="110" w:type="dxa"/>
-              <w:bottom w:w="90" w:type="dxa"/>
-              <w:end w:w="110" w:type="dxa"/>
-            </w:tcMar>
-            <w:shd w:fill="F3F3F3"/>
-          </w:tcPr>
-          <w:p>
-            <w:pPr>
-              <w:spacing w:before="0" w:after="0" w:line="264" w:lineRule="auto"/>
-            </w:pPr>
-            <w:r/>
-            <w:r>
-              <w:rPr>
-                <w:rFonts w:ascii="Arial" w:hAnsi="Arial" w:eastAsia="PingFang TC"/>
-                <w:b/>
-                <w:color w:val="000000"/>
-                <w:sz w:val="22"/>
-              </w:rPr>
-              <w:t>寫作重點：困境不是「心情不好」而已，最好有具體原因。</w:t>
-            </w:r>
-          </w:p>
-        </w:tc>
-      </w:tr>
-    </w:tbl>
-    <w:p>
-      <w:pPr>
-        <w:spacing w:before="0" w:after="60" w:line="269" w:lineRule="auto"/>
-      </w:pPr>
-      <w:r>
-        <w:rPr>
-          <w:rFonts w:ascii="Arial" w:hAnsi="Arial" w:eastAsia="PingFang TC"/>
-          <w:b w:val="0"/>
-          <w:i w:val="0"/>
-          <w:color w:val="505050"/>
-          <w:sz w:val="17"/>
-        </w:rPr>
-        <w:t>出處：芥川龍之介〈羅生門〉，青空文庫。</w:t>
-      </w:r>
-    </w:p>
-    <w:tbl>
-      <w:tblPr>
-        <w:tblW w:type="dxa" w:w="9360"/>
-        <w:tblLayout w:type="fixed"/>
-        <w:tblLook w:firstColumn="1" w:firstRow="1" w:lastColumn="0" w:lastRow="0" w:noHBand="0" w:noVBand="1" w:val="04A0"/>
-      </w:tblPr>
-      <w:tblGrid>
-        <w:gridCol w:w="3459"/>
-        <w:gridCol w:w="3459"/>
-        <w:gridCol w:w="3459"/>
-      </w:tblGrid>
-      <w:tr>
-        <w:tc>
-          <w:tcPr>
-            <w:tcW w:type="dxa" w:w="2700"/>
-            <w:shd w:fill="E6E6E6"/>
-            <w:tcBorders>
-              <w:top w:val="single" w:sz="6" w:space="0" w:color="777777"/>
-              <w:left w:val="single" w:sz="6" w:space="0" w:color="777777"/>
-              <w:bottom w:val="single" w:sz="6" w:space="0" w:color="777777"/>
-              <w:right w:val="single" w:sz="6" w:space="0" w:color="777777"/>
-            </w:tcBorders>
-            <w:tcMar>
-              <w:top w:w="90" w:type="dxa"/>
-              <w:start w:w="110" w:type="dxa"/>
-              <w:bottom w:w="90" w:type="dxa"/>
-              <w:end w:w="110" w:type="dxa"/>
-            </w:tcMar>
-          </w:tcPr>
-          <w:p>
-            <w:pPr>
-              <w:spacing w:before="0" w:after="0" w:line="264" w:lineRule="auto"/>
-              <w:jc w:val="center"/>
-            </w:pPr>
-            <w:r/>
-            <w:r>
-              <w:rPr>
-                <w:rFonts w:ascii="Arial" w:hAnsi="Arial" w:eastAsia="PingFang TC"/>
-                <w:b/>
-                <w:color w:val="000000"/>
-                <w:sz w:val="19"/>
-              </w:rPr>
-              <w:t>看見的困境</w:t>
-            </w:r>
-          </w:p>
-        </w:tc>
-        <w:tc>
-          <w:tcPr>
-            <w:tcW w:type="dxa" w:w="3330"/>
-            <w:shd w:fill="E6E6E6"/>
-            <w:tcBorders>
-              <w:top w:val="single" w:sz="6" w:space="0" w:color="777777"/>
-              <w:left w:val="single" w:sz="6" w:space="0" w:color="777777"/>
-              <w:bottom w:val="single" w:sz="6" w:space="0" w:color="777777"/>
-              <w:right w:val="single" w:sz="6" w:space="0" w:color="777777"/>
-            </w:tcBorders>
-            <w:tcMar>
-              <w:top w:w="90" w:type="dxa"/>
-              <w:start w:w="110" w:type="dxa"/>
-              <w:bottom w:w="90" w:type="dxa"/>
-              <w:end w:w="110" w:type="dxa"/>
-            </w:tcMar>
-          </w:tcPr>
-          <w:p>
-            <w:pPr>
-              <w:spacing w:before="0" w:after="0" w:line="264" w:lineRule="auto"/>
-              <w:jc w:val="center"/>
-            </w:pPr>
-            <w:r/>
-            <w:r>
-              <w:rPr>
-                <w:rFonts w:ascii="Arial" w:hAnsi="Arial" w:eastAsia="PingFang TC"/>
-                <w:b/>
-                <w:color w:val="000000"/>
-                <w:sz w:val="19"/>
-              </w:rPr>
-              <w:t>可能造成的壓力</w:t>
-            </w:r>
-          </w:p>
-        </w:tc>
-        <w:tc>
-          <w:tcPr>
-            <w:tcW w:type="dxa" w:w="3330"/>
-            <w:shd w:fill="E6E6E6"/>
-            <w:tcBorders>
-              <w:top w:val="single" w:sz="6" w:space="0" w:color="777777"/>
-              <w:left w:val="single" w:sz="6" w:space="0" w:color="777777"/>
-              <w:bottom w:val="single" w:sz="6" w:space="0" w:color="777777"/>
-              <w:right w:val="single" w:sz="6" w:space="0" w:color="777777"/>
-            </w:tcBorders>
-            <w:tcMar>
-              <w:top w:w="90" w:type="dxa"/>
-              <w:start w:w="110" w:type="dxa"/>
-              <w:bottom w:w="90" w:type="dxa"/>
-              <w:end w:w="110" w:type="dxa"/>
-            </w:tcMar>
-          </w:tcPr>
-          <w:p>
-            <w:pPr>
-              <w:spacing w:before="0" w:after="0" w:line="264" w:lineRule="auto"/>
-              <w:jc w:val="center"/>
-            </w:pPr>
-            <w:r/>
-            <w:r>
-              <w:rPr>
-                <w:rFonts w:ascii="Arial" w:hAnsi="Arial" w:eastAsia="PingFang TC"/>
-                <w:b/>
-                <w:color w:val="000000"/>
-                <w:sz w:val="19"/>
-              </w:rPr>
-              <w:t>會逼出什麼選擇</w:t>
-            </w:r>
-          </w:p>
-        </w:tc>
-      </w:tr>
-      <w:tr>
-        <w:tc>
-          <w:tcPr>
-            <w:tcW w:type="dxa" w:w="2700"/>
-            <w:tcBorders>
-              <w:top w:val="single" w:sz="6" w:space="0" w:color="B8B8B8"/>
-              <w:left w:val="single" w:sz="6" w:space="0" w:color="B8B8B8"/>
-              <w:bottom w:val="single" w:sz="6" w:space="0" w:color="B8B8B8"/>
-              <w:right w:val="single" w:sz="6" w:space="0" w:color="B8B8B8"/>
-            </w:tcBorders>
-            <w:tcMar>
-              <w:top w:w="90" w:type="dxa"/>
-              <w:start w:w="110" w:type="dxa"/>
-              <w:bottom w:w="90" w:type="dxa"/>
-              <w:end w:w="110" w:type="dxa"/>
-            </w:tcMar>
-          </w:tcPr>
-          <w:p>
-            <w:pPr>
-              <w:spacing w:before="0" w:after="0" w:line="264" w:lineRule="auto"/>
-            </w:pPr>
-            <w:r/>
-            <w:r>
-              <w:rPr>
-                <w:rFonts w:ascii="Arial" w:hAnsi="Arial" w:eastAsia="PingFang TC"/>
-                <w:b w:val="0"/>
-                <w:color w:val="000000"/>
-                <w:sz w:val="19"/>
-              </w:rPr>
-              <w:t>失去工作</w:t>
-            </w:r>
-          </w:p>
-        </w:tc>
-        <w:tc>
-          <w:tcPr>
-            <w:tcW w:type="dxa" w:w="3330"/>
-            <w:tcBorders>
-              <w:top w:val="single" w:sz="6" w:space="0" w:color="B8B8B8"/>
-              <w:left w:val="single" w:sz="6" w:space="0" w:color="B8B8B8"/>
-              <w:bottom w:val="single" w:sz="6" w:space="0" w:color="B8B8B8"/>
-              <w:right w:val="single" w:sz="6" w:space="0" w:color="B8B8B8"/>
-            </w:tcBorders>
-            <w:tcMar>
-              <w:top w:w="90" w:type="dxa"/>
-              <w:start w:w="110" w:type="dxa"/>
-              <w:bottom w:w="90" w:type="dxa"/>
-              <w:end w:w="110" w:type="dxa"/>
-            </w:tcMar>
-          </w:tcPr>
-          <w:p>
-            <w:pPr>
-              <w:spacing w:before="0" w:after="0" w:line="264" w:lineRule="auto"/>
-            </w:pPr>
-            <w:r/>
-            <w:r>
-              <w:rPr>
-                <w:rFonts w:ascii="Arial" w:hAnsi="Arial" w:eastAsia="PingFang TC"/>
-                <w:b w:val="0"/>
-                <w:color w:val="000000"/>
-                <w:sz w:val="19"/>
-              </w:rPr>
-              <w:t>沒有飯吃，沒有住處。</w:t>
-            </w:r>
-          </w:p>
-        </w:tc>
-        <w:tc>
-          <w:tcPr>
-            <w:tcW w:type="dxa" w:w="3330"/>
-            <w:tcBorders>
-              <w:top w:val="single" w:sz="6" w:space="0" w:color="B8B8B8"/>
-              <w:left w:val="single" w:sz="6" w:space="0" w:color="B8B8B8"/>
-              <w:bottom w:val="single" w:sz="6" w:space="0" w:color="B8B8B8"/>
-              <w:right w:val="single" w:sz="6" w:space="0" w:color="B8B8B8"/>
-            </w:tcBorders>
-            <w:tcMar>
-              <w:top w:w="90" w:type="dxa"/>
-              <w:start w:w="110" w:type="dxa"/>
-              <w:bottom w:w="90" w:type="dxa"/>
-              <w:end w:w="110" w:type="dxa"/>
-            </w:tcMar>
-          </w:tcPr>
-          <w:p>
-            <w:pPr>
-              <w:spacing w:before="0" w:after="0" w:line="264" w:lineRule="auto"/>
-            </w:pPr>
-            <w:r/>
-            <w:r>
-              <w:rPr>
-                <w:rFonts w:ascii="Arial" w:hAnsi="Arial" w:eastAsia="PingFang TC"/>
-                <w:b w:val="0"/>
-                <w:color w:val="000000"/>
-                <w:sz w:val="19"/>
-              </w:rPr>
-              <w:t>偷、逃、求助、忍耐。</w:t>
-            </w:r>
-          </w:p>
-        </w:tc>
-      </w:tr>
-      <w:tr>
-        <w:tc>
-          <w:tcPr>
-            <w:tcW w:type="dxa" w:w="2700"/>
-            <w:tcBorders>
-              <w:top w:val="single" w:sz="6" w:space="0" w:color="B8B8B8"/>
-              <w:left w:val="single" w:sz="6" w:space="0" w:color="B8B8B8"/>
-              <w:bottom w:val="single" w:sz="6" w:space="0" w:color="B8B8B8"/>
-              <w:right w:val="single" w:sz="6" w:space="0" w:color="B8B8B8"/>
-            </w:tcBorders>
-            <w:tcMar>
-              <w:top w:w="90" w:type="dxa"/>
-              <w:start w:w="110" w:type="dxa"/>
-              <w:bottom w:w="90" w:type="dxa"/>
-              <w:end w:w="110" w:type="dxa"/>
-            </w:tcMar>
-          </w:tcPr>
-          <w:p>
-            <w:pPr>
-              <w:spacing w:before="0" w:after="0" w:line="264" w:lineRule="auto"/>
-            </w:pPr>
-            <w:r/>
-            <w:r>
-              <w:rPr>
-                <w:rFonts w:ascii="Arial" w:hAnsi="Arial" w:eastAsia="PingFang TC"/>
-                <w:b w:val="0"/>
-                <w:color w:val="000000"/>
-                <w:sz w:val="19"/>
-              </w:rPr>
-              <w:t>京都衰敗</w:t>
-            </w:r>
-          </w:p>
-        </w:tc>
-        <w:tc>
-          <w:tcPr>
-            <w:tcW w:type="dxa" w:w="3330"/>
-            <w:tcBorders>
-              <w:top w:val="single" w:sz="6" w:space="0" w:color="B8B8B8"/>
-              <w:left w:val="single" w:sz="6" w:space="0" w:color="B8B8B8"/>
-              <w:bottom w:val="single" w:sz="6" w:space="0" w:color="B8B8B8"/>
-              <w:right w:val="single" w:sz="6" w:space="0" w:color="B8B8B8"/>
-            </w:tcBorders>
-            <w:tcMar>
-              <w:top w:w="90" w:type="dxa"/>
-              <w:start w:w="110" w:type="dxa"/>
-              <w:bottom w:w="90" w:type="dxa"/>
-              <w:end w:w="110" w:type="dxa"/>
-            </w:tcMar>
-          </w:tcPr>
-          <w:p>
-            <w:pPr>
-              <w:spacing w:before="0" w:after="0" w:line="264" w:lineRule="auto"/>
-            </w:pPr>
-            <w:r/>
-            <w:r>
-              <w:rPr>
-                <w:rFonts w:ascii="Arial" w:hAnsi="Arial" w:eastAsia="PingFang TC"/>
-                <w:b w:val="0"/>
-                <w:color w:val="000000"/>
-                <w:sz w:val="19"/>
-              </w:rPr>
-              <w:t>不是只有他一個人倒楣。</w:t>
-            </w:r>
-          </w:p>
-        </w:tc>
-        <w:tc>
-          <w:tcPr>
-            <w:tcW w:type="dxa" w:w="3330"/>
-            <w:tcBorders>
-              <w:top w:val="single" w:sz="6" w:space="0" w:color="B8B8B8"/>
-              <w:left w:val="single" w:sz="6" w:space="0" w:color="B8B8B8"/>
-              <w:bottom w:val="single" w:sz="6" w:space="0" w:color="B8B8B8"/>
-              <w:right w:val="single" w:sz="6" w:space="0" w:color="B8B8B8"/>
-            </w:tcBorders>
-            <w:tcMar>
-              <w:top w:w="90" w:type="dxa"/>
-              <w:start w:w="110" w:type="dxa"/>
-              <w:bottom w:w="90" w:type="dxa"/>
-              <w:end w:w="110" w:type="dxa"/>
-            </w:tcMar>
-          </w:tcPr>
-          <w:p>
-            <w:pPr>
-              <w:spacing w:before="0" w:after="0" w:line="264" w:lineRule="auto"/>
-            </w:pPr>
-            <w:r/>
-            <w:r>
-              <w:rPr>
-                <w:rFonts w:ascii="Arial" w:hAnsi="Arial" w:eastAsia="PingFang TC"/>
-                <w:b w:val="0"/>
-                <w:color w:val="000000"/>
-                <w:sz w:val="19"/>
-              </w:rPr>
-              <w:t>更難相信別人會幫忙。</w:t>
-            </w:r>
-          </w:p>
-        </w:tc>
-      </w:tr>
-      <w:tr>
-        <w:tc>
-          <w:tcPr>
-            <w:tcW w:type="dxa" w:w="2700"/>
-            <w:tcBorders>
-              <w:top w:val="single" w:sz="6" w:space="0" w:color="B8B8B8"/>
-              <w:left w:val="single" w:sz="6" w:space="0" w:color="B8B8B8"/>
-              <w:bottom w:val="single" w:sz="6" w:space="0" w:color="B8B8B8"/>
-              <w:right w:val="single" w:sz="6" w:space="0" w:color="B8B8B8"/>
-            </w:tcBorders>
-            <w:tcMar>
-              <w:top w:w="90" w:type="dxa"/>
-              <w:start w:w="110" w:type="dxa"/>
-              <w:bottom w:w="90" w:type="dxa"/>
-              <w:end w:w="110" w:type="dxa"/>
-            </w:tcMar>
-          </w:tcPr>
-          <w:p>
-            <w:pPr>
-              <w:spacing w:before="0" w:after="0" w:line="264" w:lineRule="auto"/>
-            </w:pPr>
-            <w:r/>
-            <w:r>
-              <w:rPr>
-                <w:rFonts w:ascii="Arial" w:hAnsi="Arial" w:eastAsia="PingFang TC"/>
-                <w:b w:val="0"/>
-                <w:color w:val="000000"/>
-                <w:sz w:val="19"/>
-              </w:rPr>
-              <w:t>雨與夜色</w:t>
-            </w:r>
-          </w:p>
-        </w:tc>
-        <w:tc>
-          <w:tcPr>
-            <w:tcW w:type="dxa" w:w="3330"/>
-            <w:tcBorders>
-              <w:top w:val="single" w:sz="6" w:space="0" w:color="B8B8B8"/>
-              <w:left w:val="single" w:sz="6" w:space="0" w:color="B8B8B8"/>
-              <w:bottom w:val="single" w:sz="6" w:space="0" w:color="B8B8B8"/>
-              <w:right w:val="single" w:sz="6" w:space="0" w:color="B8B8B8"/>
-            </w:tcBorders>
-            <w:tcMar>
-              <w:top w:w="90" w:type="dxa"/>
-              <w:start w:w="110" w:type="dxa"/>
-              <w:bottom w:w="90" w:type="dxa"/>
-              <w:end w:w="110" w:type="dxa"/>
-            </w:tcMar>
-          </w:tcPr>
-          <w:p>
-            <w:pPr>
-              <w:spacing w:before="0" w:after="0" w:line="264" w:lineRule="auto"/>
-            </w:pPr>
-            <w:r/>
-            <w:r>
-              <w:rPr>
-                <w:rFonts w:ascii="Arial" w:hAnsi="Arial" w:eastAsia="PingFang TC"/>
-                <w:b w:val="0"/>
-                <w:color w:val="000000"/>
-                <w:sz w:val="19"/>
-              </w:rPr>
-              <w:t>暫時卡住，不能離開。</w:t>
-            </w:r>
-          </w:p>
-        </w:tc>
-        <w:tc>
-          <w:tcPr>
-            <w:tcW w:type="dxa" w:w="3330"/>
-            <w:tcBorders>
-              <w:top w:val="single" w:sz="6" w:space="0" w:color="B8B8B8"/>
-              <w:left w:val="single" w:sz="6" w:space="0" w:color="B8B8B8"/>
-              <w:bottom w:val="single" w:sz="6" w:space="0" w:color="B8B8B8"/>
-              <w:right w:val="single" w:sz="6" w:space="0" w:color="B8B8B8"/>
-            </w:tcBorders>
-            <w:tcMar>
-              <w:top w:w="90" w:type="dxa"/>
-              <w:start w:w="110" w:type="dxa"/>
-              <w:bottom w:w="90" w:type="dxa"/>
-              <w:end w:w="110" w:type="dxa"/>
-            </w:tcMar>
-          </w:tcPr>
-          <w:p>
-            <w:pPr>
-              <w:spacing w:before="0" w:after="0" w:line="264" w:lineRule="auto"/>
-            </w:pPr>
-            <w:r/>
-            <w:r>
-              <w:rPr>
-                <w:rFonts w:ascii="Arial" w:hAnsi="Arial" w:eastAsia="PingFang TC"/>
-                <w:b w:val="0"/>
-                <w:color w:val="000000"/>
-                <w:sz w:val="19"/>
-              </w:rPr>
-              <w:t>只好往門樓上走。</w:t>
-            </w:r>
-          </w:p>
         </w:tc>
       </w:tr>
     </w:tbl>
@@ -1974,7 +1221,55 @@
       </w:tblGrid>
       <w:tr>
         <w:trPr>
-          <w:trHeight w:val="794" w:hRule="atLeast"/>
+          <w:trHeight w:val="709" w:hRule="atLeast"/>
+        </w:trPr>
+        <w:tc>
+          <w:tcPr>
+            <w:tcW w:type="dxa" w:w="10376"/>
+            <w:tcBorders>
+              <w:top w:val="single" w:sz="8" w:space="0" w:color="B8B8B8"/>
+              <w:left w:val="single" w:sz="8" w:space="0" w:color="B8B8B8"/>
+              <w:bottom w:val="single" w:sz="8" w:space="0" w:color="B8B8B8"/>
+              <w:right w:val="single" w:sz="8" w:space="0" w:color="B8B8B8"/>
+            </w:tcBorders>
+            <w:tcMar>
+              <w:top w:w="90" w:type="dxa"/>
+              <w:start w:w="110" w:type="dxa"/>
+              <w:bottom w:w="90" w:type="dxa"/>
+              <w:end w:w="110" w:type="dxa"/>
+            </w:tcMar>
+          </w:tcPr>
+          <w:p/>
+        </w:tc>
+      </w:tr>
+    </w:tbl>
+    <w:p>
+      <w:pPr>
+        <w:spacing w:before="0" w:after="40" w:line="269" w:lineRule="auto"/>
+      </w:pPr>
+      <w:r>
+        <w:rPr>
+          <w:rFonts w:ascii="Arial" w:hAnsi="Arial" w:eastAsia="PingFang TC"/>
+          <w:b/>
+          <w:i w:val="0"/>
+          <w:color w:val="000000"/>
+          <w:sz w:val="21"/>
+        </w:rPr>
+        <w:t>如果把這種困境換成國中生日常，可以是：</w:t>
+      </w:r>
+    </w:p>
+    <w:tbl>
+      <w:tblPr>
+        <w:tblW w:type="dxa" w:w="9360"/>
+        <w:tblLayout w:type="fixed"/>
+        <w:tblLook w:firstColumn="1" w:firstRow="1" w:lastColumn="0" w:lastRow="0" w:noHBand="0" w:noVBand="1" w:val="04A0"/>
+      </w:tblPr>
+      <w:tblGrid>
+        <w:gridCol w:w="10376"/>
+      </w:tblGrid>
+      <w:tr>
+        <w:trPr>
+          <w:trHeight w:val="709" w:hRule="atLeast"/>
         </w:trPr>
         <w:tc>
           <w:tcPr>
@@ -2013,22 +1308,7 @@
           <w:color w:val="000000"/>
           <w:sz w:val="36"/>
         </w:rPr>
-        <w:t>四、〈羅生門〉重點閱讀：老婆婆的理由</w:t>
-      </w:r>
-    </w:p>
-    <w:p>
-      <w:pPr>
-        <w:spacing w:before="100" w:after="120" w:line="269" w:lineRule="auto"/>
-        <w:keepNext/>
-      </w:pPr>
-      <w:r>
-        <w:rPr>
-          <w:rFonts w:ascii="Arial" w:hAnsi="Arial" w:eastAsia="PingFang TC"/>
-          <w:b/>
-          <w:color w:val="000000"/>
-          <w:sz w:val="26"/>
-        </w:rPr>
-        <w:t>3. 她不是說「我沒做」，而是說「我有理由」</w:t>
+        <w:t>三、老婆婆的理由</w:t>
       </w:r>
     </w:p>
     <w:tbl>
@@ -2051,49 +1331,26 @@
               <w:right w:val="single" w:sz="8" w:space="0" w:color="B8B8B8"/>
             </w:tcBorders>
             <w:tcMar>
-              <w:top w:w="120" w:type="dxa"/>
+              <w:top w:w="130" w:type="dxa"/>
               <w:start w:w="150" w:type="dxa"/>
-              <w:bottom w:w="120" w:type="dxa"/>
+              <w:bottom w:w="130" w:type="dxa"/>
               <w:end w:w="150" w:type="dxa"/>
             </w:tcMar>
             <w:shd w:fill="FAFAFA"/>
           </w:tcPr>
           <w:p>
             <w:pPr>
-              <w:spacing w:before="0" w:after="80" w:line="324" w:lineRule="auto"/>
+              <w:spacing w:before="0" w:after="0" w:line="269" w:lineRule="auto"/>
             </w:pPr>
             <w:r/>
-            <w:r>
-              <w:rPr>
-                <w:rFonts w:ascii="Hiragino Mincho ProN" w:hAnsi="Hiragino Mincho ProN" w:eastAsia="Hiragino Mincho ProN"/>
-                <w:color w:val="232323"/>
-                <w:sz w:val="22"/>
-              </w:rPr>
-              <w:t>「この髪を抜いてな、この髪を抜いてな、鬘にしようと思うたのじゃ。」</w:t>
-              <w:br/>
-              <w:t>「じゃが、ここにいる死人どもは、皆、そのくらいな事を、されてもいい人間ばかりだぞよ。」</w:t>
-            </w:r>
-          </w:p>
-          <w:p>
-            <w:pPr>
-              <w:spacing w:before="80" w:after="0" w:line="288" w:lineRule="auto"/>
-            </w:pPr>
             <w:r>
               <w:rPr>
                 <w:rFonts w:ascii="Arial" w:hAnsi="Arial" w:eastAsia="PingFang TC"/>
-                <w:b/>
+                <w:b w:val="0"/>
                 <w:color w:val="000000"/>
-                <w:sz w:val="19"/>
+                <w:sz w:val="22"/>
               </w:rPr>
-              <w:t>課堂白話導讀：</w:t>
-            </w:r>
-            <w:r>
-              <w:rPr>
-                <w:rFonts w:ascii="Arial" w:hAnsi="Arial" w:eastAsia="PingFang TC"/>
-                <w:color w:val="505050"/>
-                <w:sz w:val="19"/>
-              </w:rPr>
-              <w:t>老婆婆承認自己拔死人的頭髮，是為了拿去做假髮。她接著說，這些死人生前也不是完全清白的人，所以她這樣做不算太過分。</w:t>
+              <w:t>下人走上門樓，看見一個老婆婆正在拔死人的頭髮。下人又害怕又憤怒，質問她為什麼要做這種事。老婆婆說，她拔頭髮是想拿去做假髮，因為自己也得活下去。她又替自己辯解：這些死人生前也曾經騙人、害人，所以被她這樣對待，也不算太過分。</w:t>
             </w:r>
           </w:p>
         </w:tc>
@@ -2110,7 +1367,7 @@
       </w:tblGrid>
       <w:tr>
         <w:trPr>
-          <w:trHeight w:val="539" w:hRule="atLeast"/>
+          <w:trHeight w:val="510" w:hRule="atLeast"/>
         </w:trPr>
         <w:tc>
           <w:tcPr>
@@ -2131,7 +1388,7 @@
           </w:tcPr>
           <w:p>
             <w:pPr>
-              <w:spacing w:before="0" w:after="0" w:line="264" w:lineRule="auto"/>
+              <w:spacing w:before="0" w:after="0" w:line="269" w:lineRule="auto"/>
             </w:pPr>
             <w:r/>
             <w:r>
@@ -2141,72 +1398,9 @@
                 <w:color w:val="000000"/>
                 <w:sz w:val="22"/>
               </w:rPr>
-              <w:t>寫作重點：替角色說話，不等於說他沒錯。真正有力的是：錯事、理由、壓力都同時存在。</w:t>
+              <w:t>閱讀重點：她不是說「我沒做」，而是說「我有理由」。這就是故事開始複雜的地方。</w:t>
             </w:r>
           </w:p>
-        </w:tc>
-      </w:tr>
-    </w:tbl>
-    <w:p>
-      <w:pPr>
-        <w:spacing w:before="0" w:after="60" w:line="269" w:lineRule="auto"/>
-      </w:pPr>
-      <w:r>
-        <w:rPr>
-          <w:rFonts w:ascii="Arial" w:hAnsi="Arial" w:eastAsia="PingFang TC"/>
-          <w:b w:val="0"/>
-          <w:i w:val="0"/>
-          <w:color w:val="505050"/>
-          <w:sz w:val="17"/>
-        </w:rPr>
-        <w:t>出處：芥川龍之介〈羅生門〉，青空文庫。</w:t>
-      </w:r>
-    </w:p>
-    <w:p>
-      <w:pPr>
-        <w:spacing w:before="0" w:after="40" w:line="269" w:lineRule="auto"/>
-      </w:pPr>
-      <w:r>
-        <w:rPr>
-          <w:rFonts w:ascii="Arial" w:hAnsi="Arial" w:eastAsia="PingFang TC"/>
-          <w:b/>
-          <w:i w:val="0"/>
-          <w:color w:val="000000"/>
-          <w:sz w:val="21"/>
-        </w:rPr>
-        <w:t>老婆婆做錯了什麼？</w:t>
-      </w:r>
-    </w:p>
-    <w:tbl>
-      <w:tblPr>
-        <w:tblW w:type="dxa" w:w="9360"/>
-        <w:tblLayout w:type="fixed"/>
-        <w:tblLook w:firstColumn="1" w:firstRow="1" w:lastColumn="0" w:lastRow="0" w:noHBand="0" w:noVBand="1" w:val="04A0"/>
-      </w:tblPr>
-      <w:tblGrid>
-        <w:gridCol w:w="10376"/>
-      </w:tblGrid>
-      <w:tr>
-        <w:trPr>
-          <w:trHeight w:val="567" w:hRule="atLeast"/>
-        </w:trPr>
-        <w:tc>
-          <w:tcPr>
-            <w:tcW w:type="dxa" w:w="10376"/>
-            <w:tcBorders>
-              <w:top w:val="single" w:sz="8" w:space="0" w:color="B8B8B8"/>
-              <w:left w:val="single" w:sz="8" w:space="0" w:color="B8B8B8"/>
-              <w:bottom w:val="single" w:sz="8" w:space="0" w:color="B8B8B8"/>
-              <w:right w:val="single" w:sz="8" w:space="0" w:color="B8B8B8"/>
-            </w:tcBorders>
-            <w:tcMar>
-              <w:top w:w="90" w:type="dxa"/>
-              <w:start w:w="110" w:type="dxa"/>
-              <w:bottom w:w="90" w:type="dxa"/>
-              <w:end w:w="110" w:type="dxa"/>
-            </w:tcMar>
-          </w:tcPr>
-          <w:p/>
         </w:tc>
       </w:tr>
     </w:tbl>
@@ -2222,7 +1416,7 @@
           <w:color w:val="000000"/>
           <w:sz w:val="21"/>
         </w:rPr>
-        <w:t>她給自己的理由是什麼？</w:t>
+        <w:t>老婆婆做錯的是：</w:t>
       </w:r>
     </w:p>
     <w:tbl>
@@ -2236,7 +1430,7 @@
       </w:tblGrid>
       <w:tr>
         <w:trPr>
-          <w:trHeight w:val="567" w:hRule="atLeast"/>
+          <w:trHeight w:val="624" w:hRule="atLeast"/>
         </w:trPr>
         <w:tc>
           <w:tcPr>
@@ -2270,7 +1464,7 @@
           <w:color w:val="000000"/>
           <w:sz w:val="21"/>
         </w:rPr>
-        <w:t>這個理由能讓你理解她嗎？能不能讓她變成沒錯？</w:t>
+        <w:t>她給自己的理由是：</w:t>
       </w:r>
     </w:p>
     <w:tbl>
@@ -2284,7 +1478,55 @@
       </w:tblGrid>
       <w:tr>
         <w:trPr>
-          <w:trHeight w:val="850" w:hRule="atLeast"/>
+          <w:trHeight w:val="624" w:hRule="atLeast"/>
+        </w:trPr>
+        <w:tc>
+          <w:tcPr>
+            <w:tcW w:type="dxa" w:w="10376"/>
+            <w:tcBorders>
+              <w:top w:val="single" w:sz="8" w:space="0" w:color="B8B8B8"/>
+              <w:left w:val="single" w:sz="8" w:space="0" w:color="B8B8B8"/>
+              <w:bottom w:val="single" w:sz="8" w:space="0" w:color="B8B8B8"/>
+              <w:right w:val="single" w:sz="8" w:space="0" w:color="B8B8B8"/>
+            </w:tcBorders>
+            <w:tcMar>
+              <w:top w:w="90" w:type="dxa"/>
+              <w:start w:w="110" w:type="dxa"/>
+              <w:bottom w:w="90" w:type="dxa"/>
+              <w:end w:w="110" w:type="dxa"/>
+            </w:tcMar>
+          </w:tcPr>
+          <w:p/>
+        </w:tc>
+      </w:tr>
+    </w:tbl>
+    <w:p>
+      <w:pPr>
+        <w:spacing w:before="0" w:after="40" w:line="269" w:lineRule="auto"/>
+      </w:pPr>
+      <w:r>
+        <w:rPr>
+          <w:rFonts w:ascii="Arial" w:hAnsi="Arial" w:eastAsia="PingFang TC"/>
+          <w:b/>
+          <w:i w:val="0"/>
+          <w:color w:val="000000"/>
+          <w:sz w:val="21"/>
+        </w:rPr>
+        <w:t>這個理由讓我理解她嗎？我的想法是：</w:t>
+      </w:r>
+    </w:p>
+    <w:tbl>
+      <w:tblPr>
+        <w:tblW w:type="dxa" w:w="9360"/>
+        <w:tblLayout w:type="fixed"/>
+        <w:tblLook w:firstColumn="1" w:firstRow="1" w:lastColumn="0" w:lastRow="0" w:noHBand="0" w:noVBand="1" w:val="04A0"/>
+      </w:tblPr>
+      <w:tblGrid>
+        <w:gridCol w:w="10376"/>
+      </w:tblGrid>
+      <w:tr>
+        <w:trPr>
+          <w:trHeight w:val="822" w:hRule="atLeast"/>
         </w:trPr>
         <w:tc>
           <w:tcPr>
@@ -2323,22 +1565,7 @@
           <w:color w:val="000000"/>
           <w:sz w:val="36"/>
         </w:rPr>
-        <w:t>五、〈羅生門〉重點閱讀：理由會傳染</w:t>
-      </w:r>
-    </w:p>
-    <w:p>
-      <w:pPr>
-        <w:spacing w:before="100" w:after="120" w:line="269" w:lineRule="auto"/>
-        <w:keepNext/>
-      </w:pPr>
-      <w:r>
-        <w:rPr>
-          <w:rFonts w:ascii="Arial" w:hAnsi="Arial" w:eastAsia="PingFang TC"/>
-          <w:b/>
-          <w:color w:val="000000"/>
-          <w:sz w:val="26"/>
-        </w:rPr>
-        <w:t>4. 下人也學會用同一種方式說話</w:t>
+        <w:t>四、理由會傳染</w:t>
       </w:r>
     </w:p>
     <w:tbl>
@@ -2361,49 +1588,26 @@
               <w:right w:val="single" w:sz="8" w:space="0" w:color="B8B8B8"/>
             </w:tcBorders>
             <w:tcMar>
-              <w:top w:w="120" w:type="dxa"/>
+              <w:top w:w="130" w:type="dxa"/>
               <w:start w:w="150" w:type="dxa"/>
-              <w:bottom w:w="120" w:type="dxa"/>
+              <w:bottom w:w="130" w:type="dxa"/>
               <w:end w:w="150" w:type="dxa"/>
             </w:tcMar>
             <w:shd w:fill="FAFAFA"/>
           </w:tcPr>
           <w:p>
             <w:pPr>
-              <w:spacing w:before="0" w:after="80" w:line="324" w:lineRule="auto"/>
+              <w:spacing w:before="0" w:after="0" w:line="269" w:lineRule="auto"/>
             </w:pPr>
             <w:r/>
-            <w:r>
-              <w:rPr>
-                <w:rFonts w:ascii="Hiragino Mincho ProN" w:hAnsi="Hiragino Mincho ProN" w:eastAsia="Hiragino Mincho ProN"/>
-                <w:color w:val="232323"/>
-                <w:sz w:val="22"/>
-              </w:rPr>
-              <w:t>「では、己が引剥をしようと恨むまいな。己もそうしなければ、饑死をする体なのだ。」</w:t>
-              <w:br/>
-              <w:t>下人の行方は、誰も知らない。</w:t>
-            </w:r>
-          </w:p>
-          <w:p>
-            <w:pPr>
-              <w:spacing w:before="80" w:after="0" w:line="288" w:lineRule="auto"/>
-            </w:pPr>
             <w:r>
               <w:rPr>
                 <w:rFonts w:ascii="Arial" w:hAnsi="Arial" w:eastAsia="PingFang TC"/>
-                <w:b/>
+                <w:b w:val="0"/>
                 <w:color w:val="000000"/>
-                <w:sz w:val="19"/>
+                <w:sz w:val="22"/>
               </w:rPr>
-              <w:t>課堂白話導讀：</w:t>
-            </w:r>
-            <w:r>
-              <w:rPr>
-                <w:rFonts w:ascii="Arial" w:hAnsi="Arial" w:eastAsia="PingFang TC"/>
-                <w:color w:val="505050"/>
-                <w:sz w:val="19"/>
-              </w:rPr>
-              <w:t>下人說：既然如此，我搶你的衣服，你也不要怨我，因為我不這麼做就會餓死。故事最後只留下：沒有人知道他去了哪裡。</w:t>
+              <w:t>下人聽完老婆婆的理由後，心裡忽然改變了。他對老婆婆說：既然如此，那我搶走你的衣服，你也不要怨我，因為我不這麼做，也會餓死。說完，他把老婆婆的衣服剝走，消失在黑夜裡。故事最後只留下：沒有人知道下人去了哪裡。</w:t>
             </w:r>
           </w:p>
         </w:tc>
@@ -2420,7 +1624,7 @@
       </w:tblGrid>
       <w:tr>
         <w:trPr>
-          <w:trHeight w:val="539" w:hRule="atLeast"/>
+          <w:trHeight w:val="510" w:hRule="atLeast"/>
         </w:trPr>
         <w:tc>
           <w:tcPr>
@@ -2441,7 +1645,7 @@
           </w:tcPr>
           <w:p>
             <w:pPr>
-              <w:spacing w:before="0" w:after="0" w:line="264" w:lineRule="auto"/>
+              <w:spacing w:before="0" w:after="0" w:line="269" w:lineRule="auto"/>
             </w:pPr>
             <w:r/>
             <w:r>
@@ -2451,27 +1655,12 @@
                 <w:color w:val="000000"/>
                 <w:sz w:val="22"/>
               </w:rPr>
-              <w:t>寫作重點：故事最有力量的地方，是一個人的理由改變了另一個人的選擇。</w:t>
+              <w:t>閱讀重點：最可怕的不是他突然變壞，而是他學會用同一套理由替自己開路。</w:t>
             </w:r>
           </w:p>
         </w:tc>
       </w:tr>
     </w:tbl>
-    <w:p>
-      <w:pPr>
-        <w:spacing w:before="0" w:after="60" w:line="269" w:lineRule="auto"/>
-      </w:pPr>
-      <w:r>
-        <w:rPr>
-          <w:rFonts w:ascii="Arial" w:hAnsi="Arial" w:eastAsia="PingFang TC"/>
-          <w:b w:val="0"/>
-          <w:i w:val="0"/>
-          <w:color w:val="505050"/>
-          <w:sz w:val="17"/>
-        </w:rPr>
-        <w:t>出處：芥川龍之介〈羅生門〉，青空文庫。</w:t>
-      </w:r>
-    </w:p>
     <w:p>
       <w:pPr>
         <w:spacing w:before="0" w:after="40" w:line="269" w:lineRule="auto"/>
@@ -2484,7 +1673,7 @@
           <w:color w:val="000000"/>
           <w:sz w:val="21"/>
         </w:rPr>
-        <w:t>下人的理由跟老婆婆的理由像在哪裡？</w:t>
+        <w:t>下人的理由和老婆婆的理由像在哪裡：</w:t>
       </w:r>
     </w:p>
     <w:tbl>
@@ -2498,7 +1687,7 @@
       </w:tblGrid>
       <w:tr>
         <w:trPr>
-          <w:trHeight w:val="765" w:hRule="atLeast"/>
+          <w:trHeight w:val="709" w:hRule="atLeast"/>
         </w:trPr>
         <w:tc>
           <w:tcPr>
@@ -2546,7 +1735,7 @@
       </w:tblGrid>
       <w:tr>
         <w:trPr>
-          <w:trHeight w:val="765" w:hRule="atLeast"/>
+          <w:trHeight w:val="709" w:hRule="atLeast"/>
         </w:trPr>
         <w:tc>
           <w:tcPr>
@@ -2580,7 +1769,7 @@
           <w:color w:val="000000"/>
           <w:sz w:val="21"/>
         </w:rPr>
-        <w:t>我想提醒自己的事：理解理由，不等於取消責任。我的句子是：</w:t>
+        <w:t>我想提醒自己的事：理解理由，不等於：</w:t>
       </w:r>
     </w:p>
     <w:tbl>
@@ -2594,7 +1783,7 @@
       </w:tblGrid>
       <w:tr>
         <w:trPr>
-          <w:trHeight w:val="765" w:hRule="atLeast"/>
+          <w:trHeight w:val="709" w:hRule="atLeast"/>
         </w:trPr>
         <w:tc>
           <w:tcPr>
@@ -2633,22 +1822,22 @@
           <w:color w:val="000000"/>
           <w:sz w:val="36"/>
         </w:rPr>
-        <w:t>六、芥川延伸：〈蜘蛛之絲〉</w:t>
+        <w:t>五、把羅生門換成我的生活</w:t>
       </w:r>
     </w:p>
     <w:p>
       <w:pPr>
-        <w:spacing w:before="100" w:after="120" w:line="269" w:lineRule="auto"/>
-        <w:keepNext/>
+        <w:spacing w:before="0" w:after="80" w:line="269" w:lineRule="auto"/>
       </w:pPr>
       <w:r>
         <w:rPr>
           <w:rFonts w:ascii="Arial" w:hAnsi="Arial" w:eastAsia="PingFang TC"/>
-          <w:b/>
+          <w:b w:val="0"/>
+          <w:i w:val="0"/>
           <w:color w:val="000000"/>
-          <w:sz w:val="26"/>
+          <w:sz w:val="21"/>
         </w:rPr>
-        <w:t>天堂往下看：一條蜘蛛絲</w:t>
+        <w:t>請不要寫很嚴重、很私密的事件。可以寫國中生日常裡的小事：被已讀不回、考試壓力、跟家人吵架、社團工作沒完成、跟同學誤會。</w:t>
       </w:r>
     </w:p>
     <w:tbl>
@@ -2658,88 +1847,53 @@
         <w:tblLook w:firstColumn="1" w:firstRow="1" w:lastColumn="0" w:lastRow="0" w:noHBand="0" w:noVBand="1" w:val="04A0"/>
       </w:tblPr>
       <w:tblGrid>
-        <w:gridCol w:w="10376"/>
+        <w:gridCol w:w="5188"/>
+        <w:gridCol w:w="5188"/>
       </w:tblGrid>
       <w:tr>
         <w:tc>
           <w:tcPr>
-            <w:tcW w:type="dxa" w:w="10376"/>
-            <w:tcBorders>
-              <w:top w:val="single" w:sz="8" w:space="0" w:color="B8B8B8"/>
-              <w:left w:val="single" w:sz="8" w:space="0" w:color="B8B8B8"/>
-              <w:bottom w:val="single" w:sz="8" w:space="0" w:color="B8B8B8"/>
-              <w:right w:val="single" w:sz="8" w:space="0" w:color="B8B8B8"/>
-            </w:tcBorders>
-            <w:tcMar>
-              <w:top w:w="120" w:type="dxa"/>
-              <w:start w:w="150" w:type="dxa"/>
-              <w:bottom w:w="120" w:type="dxa"/>
-              <w:end w:w="150" w:type="dxa"/>
-            </w:tcMar>
-            <w:shd w:fill="FAFAFA"/>
+            <w:tcW w:type="dxa" w:w="3000"/>
+            <w:shd w:fill="E6E6E6"/>
+            <w:tcBorders>
+              <w:top w:val="single" w:sz="6" w:space="0" w:color="777777"/>
+              <w:left w:val="single" w:sz="6" w:space="0" w:color="777777"/>
+              <w:bottom w:val="single" w:sz="6" w:space="0" w:color="777777"/>
+              <w:right w:val="single" w:sz="6" w:space="0" w:color="777777"/>
+            </w:tcBorders>
+            <w:tcMar>
+              <w:top w:w="90" w:type="dxa"/>
+              <w:start w:w="110" w:type="dxa"/>
+              <w:bottom w:w="90" w:type="dxa"/>
+              <w:end w:w="110" w:type="dxa"/>
+            </w:tcMar>
           </w:tcPr>
           <w:p>
             <w:pPr>
-              <w:spacing w:before="0" w:after="80" w:line="324" w:lineRule="auto"/>
+              <w:spacing w:before="0" w:after="0" w:line="269" w:lineRule="auto"/>
+              <w:jc w:val="center"/>
             </w:pPr>
             <w:r/>
-            <w:r>
-              <w:rPr>
-                <w:rFonts w:ascii="Hiragino Mincho ProN" w:hAnsi="Hiragino Mincho ProN" w:eastAsia="Hiragino Mincho ProN"/>
-                <w:color w:val="232323"/>
-                <w:sz w:val="22"/>
-              </w:rPr>
-              <w:t>ある日の事でございます。御釈迦様は極楽の蓮池のふちを、独りでぶらぶら御歩きになっていらっしゃいました。</w:t>
-              <w:br/>
-              <w:t>するとその地獄の底に、犍陀多と云う男が一人、ほかの罪人と一しょに蠢いている姿が、御眼に止まりました。</w:t>
-            </w:r>
-          </w:p>
-          <w:p>
-            <w:pPr>
-              <w:spacing w:before="80" w:after="0" w:line="288" w:lineRule="auto"/>
-            </w:pPr>
             <w:r>
               <w:rPr>
                 <w:rFonts w:ascii="Arial" w:hAnsi="Arial" w:eastAsia="PingFang TC"/>
                 <w:b/>
                 <w:color w:val="000000"/>
-                <w:sz w:val="19"/>
+                <w:sz w:val="18"/>
               </w:rPr>
-              <w:t>課堂白話導讀：</w:t>
+              <w:t>羅生門裡</w:t>
             </w:r>
-            <w:r>
-              <w:rPr>
-                <w:rFonts w:ascii="Arial" w:hAnsi="Arial" w:eastAsia="PingFang TC"/>
-                <w:color w:val="505050"/>
-                <w:sz w:val="19"/>
-              </w:rPr>
-              <w:t>故事從極樂的蓮池往下看，看見地獄裡的犍陀多。這個人做過很多壞事，卻也曾經放過一隻小蜘蛛。</w:t>
-            </w:r>
-          </w:p>
-        </w:tc>
-      </w:tr>
-    </w:tbl>
-    <w:tbl>
-      <w:tblPr>
-        <w:tblW w:type="dxa" w:w="9360"/>
-        <w:tblLayout w:type="fixed"/>
-        <w:tblLook w:firstColumn="1" w:firstRow="1" w:lastColumn="0" w:lastRow="0" w:noHBand="0" w:noVBand="1" w:val="04A0"/>
-      </w:tblPr>
-      <w:tblGrid>
-        <w:gridCol w:w="10376"/>
-      </w:tblGrid>
-      <w:tr>
-        <w:trPr>
-          <w:trHeight w:val="539" w:hRule="atLeast"/>
-        </w:trPr>
-        <w:tc>
-          <w:tcPr>
-            <w:tcW w:type="dxa" w:w="10376"/>
-            <w:tcBorders>
-              <w:top w:val="single" w:sz="8" w:space="0" w:color="B8B8B8"/>
-              <w:left w:val="single" w:sz="8" w:space="0" w:color="B8B8B8"/>
-              <w:bottom w:val="single" w:sz="8" w:space="0" w:color="B8B8B8"/>
-              <w:right w:val="single" w:sz="8" w:space="0" w:color="B8B8B8"/>
+          </w:p>
+        </w:tc>
+        <w:tc>
+          <w:tcPr>
+            <w:tcW w:type="dxa" w:w="6360"/>
+            <w:shd w:fill="E6E6E6"/>
+            <w:tcBorders>
+              <w:top w:val="single" w:sz="6" w:space="0" w:color="777777"/>
+              <w:left w:val="single" w:sz="6" w:space="0" w:color="777777"/>
+              <w:bottom w:val="single" w:sz="6" w:space="0" w:color="777777"/>
+              <w:right w:val="single" w:sz="6" w:space="0" w:color="777777"/>
             </w:tcBorders>
             <w:tcMar>
               <w:top w:w="90" w:type="dxa"/>
@@ -2747,11 +1901,11 @@
               <w:bottom w:w="90" w:type="dxa"/>
               <w:end w:w="110" w:type="dxa"/>
             </w:tcMar>
-            <w:shd w:fill="F3F3F3"/>
           </w:tcPr>
           <w:p>
             <w:pPr>
-              <w:spacing w:before="0" w:after="0" w:line="264" w:lineRule="auto"/>
+              <w:spacing w:before="0" w:after="0" w:line="269" w:lineRule="auto"/>
+              <w:jc w:val="center"/>
             </w:pPr>
             <w:r/>
             <w:r>
@@ -2759,65 +1913,22 @@
                 <w:rFonts w:ascii="Arial" w:hAnsi="Arial" w:eastAsia="PingFang TC"/>
                 <w:b/>
                 <w:color w:val="000000"/>
-                <w:sz w:val="22"/>
+                <w:sz w:val="18"/>
               </w:rPr>
-              <w:t>寫作重點：大問題可以從一個很小的動作開始。一條蜘蛛絲，就能牽出一個人的選擇。</w:t>
+              <w:t>換成國中生日常</w:t>
             </w:r>
           </w:p>
         </w:tc>
       </w:tr>
-    </w:tbl>
-    <w:p>
-      <w:pPr>
-        <w:spacing w:before="0" w:after="60" w:line="269" w:lineRule="auto"/>
-      </w:pPr>
-      <w:r>
-        <w:rPr>
-          <w:rFonts w:ascii="Arial" w:hAnsi="Arial" w:eastAsia="PingFang TC"/>
-          <w:b w:val="0"/>
-          <w:i w:val="0"/>
-          <w:color w:val="505050"/>
-          <w:sz w:val="17"/>
-        </w:rPr>
-        <w:t>出處：芥川龍之介〈蜘蛛之絲〉，青空文庫。</w:t>
-      </w:r>
-    </w:p>
-    <w:p>
-      <w:pPr>
-        <w:spacing w:before="0" w:after="40" w:line="269" w:lineRule="auto"/>
-      </w:pPr>
-      <w:r>
-        <w:rPr>
-          <w:rFonts w:ascii="Arial" w:hAnsi="Arial" w:eastAsia="PingFang TC"/>
-          <w:b/>
-          <w:i w:val="0"/>
-          <w:color w:val="000000"/>
-          <w:sz w:val="21"/>
-        </w:rPr>
-        <w:t>如果只給一個人一次機會，你覺得他最容易在哪一步失敗？</w:t>
-      </w:r>
-    </w:p>
-    <w:tbl>
-      <w:tblPr>
-        <w:tblW w:type="dxa" w:w="9360"/>
-        <w:tblLayout w:type="fixed"/>
-        <w:tblLook w:firstColumn="1" w:firstRow="1" w:lastColumn="0" w:lastRow="0" w:noHBand="0" w:noVBand="1" w:val="04A0"/>
-      </w:tblPr>
-      <w:tblGrid>
-        <w:gridCol w:w="10376"/>
-      </w:tblGrid>
       <w:tr>
-        <w:trPr>
-          <w:trHeight w:val="850" w:hRule="atLeast"/>
-        </w:trPr>
-        <w:tc>
-          <w:tcPr>
-            <w:tcW w:type="dxa" w:w="10376"/>
-            <w:tcBorders>
-              <w:top w:val="single" w:sz="8" w:space="0" w:color="B8B8B8"/>
-              <w:left w:val="single" w:sz="8" w:space="0" w:color="B8B8B8"/>
-              <w:bottom w:val="single" w:sz="8" w:space="0" w:color="B8B8B8"/>
-              <w:right w:val="single" w:sz="8" w:space="0" w:color="B8B8B8"/>
+        <w:tc>
+          <w:tcPr>
+            <w:tcW w:type="dxa" w:w="3000"/>
+            <w:tcBorders>
+              <w:top w:val="single" w:sz="6" w:space="0" w:color="B8B8B8"/>
+              <w:left w:val="single" w:sz="6" w:space="0" w:color="B8B8B8"/>
+              <w:bottom w:val="single" w:sz="6" w:space="0" w:color="B8B8B8"/>
+              <w:right w:val="single" w:sz="6" w:space="0" w:color="B8B8B8"/>
             </w:tcBorders>
             <w:tcMar>
               <w:top w:w="90" w:type="dxa"/>
@@ -2826,7 +1937,251 @@
               <w:end w:w="110" w:type="dxa"/>
             </w:tcMar>
           </w:tcPr>
-          <w:p/>
+          <w:p>
+            <w:pPr>
+              <w:spacing w:before="0" w:after="0" w:line="269" w:lineRule="auto"/>
+            </w:pPr>
+            <w:r/>
+            <w:r>
+              <w:rPr>
+                <w:rFonts w:ascii="Arial" w:hAnsi="Arial" w:eastAsia="PingFang TC"/>
+                <w:b w:val="0"/>
+                <w:color w:val="000000"/>
+                <w:sz w:val="18"/>
+              </w:rPr>
+              <w:t>羅生門下等雨停</w:t>
+            </w:r>
+          </w:p>
+        </w:tc>
+        <w:tc>
+          <w:tcPr>
+            <w:tcW w:type="dxa" w:w="6360"/>
+            <w:tcBorders>
+              <w:top w:val="single" w:sz="6" w:space="0" w:color="B8B8B8"/>
+              <w:left w:val="single" w:sz="6" w:space="0" w:color="B8B8B8"/>
+              <w:bottom w:val="single" w:sz="6" w:space="0" w:color="B8B8B8"/>
+              <w:right w:val="single" w:sz="6" w:space="0" w:color="B8B8B8"/>
+            </w:tcBorders>
+            <w:tcMar>
+              <w:top w:w="90" w:type="dxa"/>
+              <w:start w:w="110" w:type="dxa"/>
+              <w:bottom w:w="90" w:type="dxa"/>
+              <w:end w:w="110" w:type="dxa"/>
+            </w:tcMar>
+          </w:tcPr>
+          <w:p>
+            <w:pPr>
+              <w:spacing w:before="0" w:after="0" w:line="269" w:lineRule="auto"/>
+            </w:pPr>
+            <w:r/>
+            <w:r>
+              <w:rPr>
+                <w:rFonts w:ascii="Arial" w:hAnsi="Arial" w:eastAsia="PingFang TC"/>
+                <w:b w:val="0"/>
+                <w:color w:val="000000"/>
+                <w:sz w:val="18"/>
+              </w:rPr>
+              <w:t>放學後留在教室、補習班樓梯間、捷運月台、家門口。</w:t>
+            </w:r>
+          </w:p>
+        </w:tc>
+      </w:tr>
+      <w:tr>
+        <w:tc>
+          <w:tcPr>
+            <w:tcW w:type="dxa" w:w="3000"/>
+            <w:tcBorders>
+              <w:top w:val="single" w:sz="6" w:space="0" w:color="B8B8B8"/>
+              <w:left w:val="single" w:sz="6" w:space="0" w:color="B8B8B8"/>
+              <w:bottom w:val="single" w:sz="6" w:space="0" w:color="B8B8B8"/>
+              <w:right w:val="single" w:sz="6" w:space="0" w:color="B8B8B8"/>
+            </w:tcBorders>
+            <w:tcMar>
+              <w:top w:w="90" w:type="dxa"/>
+              <w:start w:w="110" w:type="dxa"/>
+              <w:bottom w:w="90" w:type="dxa"/>
+              <w:end w:w="110" w:type="dxa"/>
+            </w:tcMar>
+          </w:tcPr>
+          <w:p>
+            <w:pPr>
+              <w:spacing w:before="0" w:after="0" w:line="269" w:lineRule="auto"/>
+            </w:pPr>
+            <w:r/>
+            <w:r>
+              <w:rPr>
+                <w:rFonts w:ascii="Arial" w:hAnsi="Arial" w:eastAsia="PingFang TC"/>
+                <w:b w:val="0"/>
+                <w:color w:val="000000"/>
+                <w:sz w:val="18"/>
+              </w:rPr>
+              <w:t>失去工作，沒有明天</w:t>
+            </w:r>
+          </w:p>
+        </w:tc>
+        <w:tc>
+          <w:tcPr>
+            <w:tcW w:type="dxa" w:w="6360"/>
+            <w:tcBorders>
+              <w:top w:val="single" w:sz="6" w:space="0" w:color="B8B8B8"/>
+              <w:left w:val="single" w:sz="6" w:space="0" w:color="B8B8B8"/>
+              <w:bottom w:val="single" w:sz="6" w:space="0" w:color="B8B8B8"/>
+              <w:right w:val="single" w:sz="6" w:space="0" w:color="B8B8B8"/>
+            </w:tcBorders>
+            <w:tcMar>
+              <w:top w:w="90" w:type="dxa"/>
+              <w:start w:w="110" w:type="dxa"/>
+              <w:bottom w:w="90" w:type="dxa"/>
+              <w:end w:w="110" w:type="dxa"/>
+            </w:tcMar>
+          </w:tcPr>
+          <w:p>
+            <w:pPr>
+              <w:spacing w:before="0" w:after="0" w:line="269" w:lineRule="auto"/>
+            </w:pPr>
+            <w:r/>
+            <w:r>
+              <w:rPr>
+                <w:rFonts w:ascii="Arial" w:hAnsi="Arial" w:eastAsia="PingFang TC"/>
+                <w:b w:val="0"/>
+                <w:color w:val="000000"/>
+                <w:sz w:val="18"/>
+              </w:rPr>
+              <w:t>怕考差、怕被比較、怕被朋友排除、怕承認自己沒做好。</w:t>
+            </w:r>
+          </w:p>
+        </w:tc>
+      </w:tr>
+      <w:tr>
+        <w:tc>
+          <w:tcPr>
+            <w:tcW w:type="dxa" w:w="3000"/>
+            <w:tcBorders>
+              <w:top w:val="single" w:sz="6" w:space="0" w:color="B8B8B8"/>
+              <w:left w:val="single" w:sz="6" w:space="0" w:color="B8B8B8"/>
+              <w:bottom w:val="single" w:sz="6" w:space="0" w:color="B8B8B8"/>
+              <w:right w:val="single" w:sz="6" w:space="0" w:color="B8B8B8"/>
+            </w:tcBorders>
+            <w:tcMar>
+              <w:top w:w="90" w:type="dxa"/>
+              <w:start w:w="110" w:type="dxa"/>
+              <w:bottom w:w="90" w:type="dxa"/>
+              <w:end w:w="110" w:type="dxa"/>
+            </w:tcMar>
+          </w:tcPr>
+          <w:p>
+            <w:pPr>
+              <w:spacing w:before="0" w:after="0" w:line="269" w:lineRule="auto"/>
+            </w:pPr>
+            <w:r/>
+            <w:r>
+              <w:rPr>
+                <w:rFonts w:ascii="Arial" w:hAnsi="Arial" w:eastAsia="PingFang TC"/>
+                <w:b w:val="0"/>
+                <w:color w:val="000000"/>
+                <w:sz w:val="18"/>
+              </w:rPr>
+              <w:t>老婆婆替自己找理由</w:t>
+            </w:r>
+          </w:p>
+        </w:tc>
+        <w:tc>
+          <w:tcPr>
+            <w:tcW w:type="dxa" w:w="6360"/>
+            <w:tcBorders>
+              <w:top w:val="single" w:sz="6" w:space="0" w:color="B8B8B8"/>
+              <w:left w:val="single" w:sz="6" w:space="0" w:color="B8B8B8"/>
+              <w:bottom w:val="single" w:sz="6" w:space="0" w:color="B8B8B8"/>
+              <w:right w:val="single" w:sz="6" w:space="0" w:color="B8B8B8"/>
+            </w:tcBorders>
+            <w:tcMar>
+              <w:top w:w="90" w:type="dxa"/>
+              <w:start w:w="110" w:type="dxa"/>
+              <w:bottom w:w="90" w:type="dxa"/>
+              <w:end w:w="110" w:type="dxa"/>
+            </w:tcMar>
+          </w:tcPr>
+          <w:p>
+            <w:pPr>
+              <w:spacing w:before="0" w:after="0" w:line="269" w:lineRule="auto"/>
+            </w:pPr>
+            <w:r/>
+            <w:r>
+              <w:rPr>
+                <w:rFonts w:ascii="Arial" w:hAnsi="Arial" w:eastAsia="PingFang TC"/>
+                <w:b w:val="0"/>
+                <w:color w:val="000000"/>
+                <w:sz w:val="18"/>
+              </w:rPr>
+              <w:t>我只是太緊張、我只是怕被罵、我只是想保護自己。</w:t>
+            </w:r>
+          </w:p>
+        </w:tc>
+      </w:tr>
+      <w:tr>
+        <w:tc>
+          <w:tcPr>
+            <w:tcW w:type="dxa" w:w="3000"/>
+            <w:tcBorders>
+              <w:top w:val="single" w:sz="6" w:space="0" w:color="B8B8B8"/>
+              <w:left w:val="single" w:sz="6" w:space="0" w:color="B8B8B8"/>
+              <w:bottom w:val="single" w:sz="6" w:space="0" w:color="B8B8B8"/>
+              <w:right w:val="single" w:sz="6" w:space="0" w:color="B8B8B8"/>
+            </w:tcBorders>
+            <w:tcMar>
+              <w:top w:w="90" w:type="dxa"/>
+              <w:start w:w="110" w:type="dxa"/>
+              <w:bottom w:w="90" w:type="dxa"/>
+              <w:end w:w="110" w:type="dxa"/>
+            </w:tcMar>
+          </w:tcPr>
+          <w:p>
+            <w:pPr>
+              <w:spacing w:before="0" w:after="0" w:line="269" w:lineRule="auto"/>
+            </w:pPr>
+            <w:r/>
+            <w:r>
+              <w:rPr>
+                <w:rFonts w:ascii="Arial" w:hAnsi="Arial" w:eastAsia="PingFang TC"/>
+                <w:b w:val="0"/>
+                <w:color w:val="000000"/>
+                <w:sz w:val="18"/>
+              </w:rPr>
+              <w:t>下人做出選擇</w:t>
+            </w:r>
+          </w:p>
+        </w:tc>
+        <w:tc>
+          <w:tcPr>
+            <w:tcW w:type="dxa" w:w="6360"/>
+            <w:tcBorders>
+              <w:top w:val="single" w:sz="6" w:space="0" w:color="B8B8B8"/>
+              <w:left w:val="single" w:sz="6" w:space="0" w:color="B8B8B8"/>
+              <w:bottom w:val="single" w:sz="6" w:space="0" w:color="B8B8B8"/>
+              <w:right w:val="single" w:sz="6" w:space="0" w:color="B8B8B8"/>
+            </w:tcBorders>
+            <w:tcMar>
+              <w:top w:w="90" w:type="dxa"/>
+              <w:start w:w="110" w:type="dxa"/>
+              <w:bottom w:w="90" w:type="dxa"/>
+              <w:end w:w="110" w:type="dxa"/>
+            </w:tcMar>
+          </w:tcPr>
+          <w:p>
+            <w:pPr>
+              <w:spacing w:before="0" w:after="0" w:line="269" w:lineRule="auto"/>
+            </w:pPr>
+            <w:r/>
+            <w:r>
+              <w:rPr>
+                <w:rFonts w:ascii="Arial" w:hAnsi="Arial" w:eastAsia="PingFang TC"/>
+                <w:b w:val="0"/>
+                <w:color w:val="000000"/>
+                <w:sz w:val="18"/>
+              </w:rPr>
+              <w:t>冷處理、說謊、推責任、偷看答案、故意不回訊息。</w:t>
+            </w:r>
+          </w:p>
         </w:tc>
       </w:tr>
     </w:tbl>
@@ -2842,7 +2197,7 @@
           <w:color w:val="000000"/>
           <w:sz w:val="21"/>
         </w:rPr>
-        <w:t>把「一個小動作」寫成故事開頭：</w:t>
+        <w:t>我想寫的一件日常小事：</w:t>
       </w:r>
     </w:p>
     <w:tbl>
@@ -2856,7 +2211,151 @@
       </w:tblGrid>
       <w:tr>
         <w:trPr>
-          <w:trHeight w:val="964" w:hRule="atLeast"/>
+          <w:trHeight w:val="652" w:hRule="atLeast"/>
+        </w:trPr>
+        <w:tc>
+          <w:tcPr>
+            <w:tcW w:type="dxa" w:w="10376"/>
+            <w:tcBorders>
+              <w:top w:val="single" w:sz="8" w:space="0" w:color="B8B8B8"/>
+              <w:left w:val="single" w:sz="8" w:space="0" w:color="B8B8B8"/>
+              <w:bottom w:val="single" w:sz="8" w:space="0" w:color="B8B8B8"/>
+              <w:right w:val="single" w:sz="8" w:space="0" w:color="B8B8B8"/>
+            </w:tcBorders>
+            <w:tcMar>
+              <w:top w:w="90" w:type="dxa"/>
+              <w:start w:w="110" w:type="dxa"/>
+              <w:bottom w:w="90" w:type="dxa"/>
+              <w:end w:w="110" w:type="dxa"/>
+            </w:tcMar>
+          </w:tcPr>
+          <w:p/>
+        </w:tc>
+      </w:tr>
+    </w:tbl>
+    <w:p>
+      <w:pPr>
+        <w:spacing w:before="0" w:after="40" w:line="269" w:lineRule="auto"/>
+      </w:pPr>
+      <w:r>
+        <w:rPr>
+          <w:rFonts w:ascii="Arial" w:hAnsi="Arial" w:eastAsia="PingFang TC"/>
+          <w:b/>
+          <w:i w:val="0"/>
+          <w:color w:val="000000"/>
+          <w:sz w:val="21"/>
+        </w:rPr>
+        <w:t>別人看到的行為是：</w:t>
+      </w:r>
+    </w:p>
+    <w:tbl>
+      <w:tblPr>
+        <w:tblW w:type="dxa" w:w="9360"/>
+        <w:tblLayout w:type="fixed"/>
+        <w:tblLook w:firstColumn="1" w:firstRow="1" w:lastColumn="0" w:lastRow="0" w:noHBand="0" w:noVBand="1" w:val="04A0"/>
+      </w:tblPr>
+      <w:tblGrid>
+        <w:gridCol w:w="10376"/>
+      </w:tblGrid>
+      <w:tr>
+        <w:trPr>
+          <w:trHeight w:val="652" w:hRule="atLeast"/>
+        </w:trPr>
+        <w:tc>
+          <w:tcPr>
+            <w:tcW w:type="dxa" w:w="10376"/>
+            <w:tcBorders>
+              <w:top w:val="single" w:sz="8" w:space="0" w:color="B8B8B8"/>
+              <w:left w:val="single" w:sz="8" w:space="0" w:color="B8B8B8"/>
+              <w:bottom w:val="single" w:sz="8" w:space="0" w:color="B8B8B8"/>
+              <w:right w:val="single" w:sz="8" w:space="0" w:color="B8B8B8"/>
+            </w:tcBorders>
+            <w:tcMar>
+              <w:top w:w="90" w:type="dxa"/>
+              <w:start w:w="110" w:type="dxa"/>
+              <w:bottom w:w="90" w:type="dxa"/>
+              <w:end w:w="110" w:type="dxa"/>
+            </w:tcMar>
+          </w:tcPr>
+          <w:p/>
+        </w:tc>
+      </w:tr>
+    </w:tbl>
+    <w:p>
+      <w:pPr>
+        <w:spacing w:before="0" w:after="40" w:line="269" w:lineRule="auto"/>
+      </w:pPr>
+      <w:r>
+        <w:rPr>
+          <w:rFonts w:ascii="Arial" w:hAnsi="Arial" w:eastAsia="PingFang TC"/>
+          <w:b/>
+          <w:i w:val="0"/>
+          <w:color w:val="000000"/>
+          <w:sz w:val="21"/>
+        </w:rPr>
+        <w:t>我當時真正害怕或在意的是：</w:t>
+      </w:r>
+    </w:p>
+    <w:tbl>
+      <w:tblPr>
+        <w:tblW w:type="dxa" w:w="9360"/>
+        <w:tblLayout w:type="fixed"/>
+        <w:tblLook w:firstColumn="1" w:firstRow="1" w:lastColumn="0" w:lastRow="0" w:noHBand="0" w:noVBand="1" w:val="04A0"/>
+      </w:tblPr>
+      <w:tblGrid>
+        <w:gridCol w:w="10376"/>
+      </w:tblGrid>
+      <w:tr>
+        <w:trPr>
+          <w:trHeight w:val="652" w:hRule="atLeast"/>
+        </w:trPr>
+        <w:tc>
+          <w:tcPr>
+            <w:tcW w:type="dxa" w:w="10376"/>
+            <w:tcBorders>
+              <w:top w:val="single" w:sz="8" w:space="0" w:color="B8B8B8"/>
+              <w:left w:val="single" w:sz="8" w:space="0" w:color="B8B8B8"/>
+              <w:bottom w:val="single" w:sz="8" w:space="0" w:color="B8B8B8"/>
+              <w:right w:val="single" w:sz="8" w:space="0" w:color="B8B8B8"/>
+            </w:tcBorders>
+            <w:tcMar>
+              <w:top w:w="90" w:type="dxa"/>
+              <w:start w:w="110" w:type="dxa"/>
+              <w:bottom w:w="90" w:type="dxa"/>
+              <w:end w:w="110" w:type="dxa"/>
+            </w:tcMar>
+          </w:tcPr>
+          <w:p/>
+        </w:tc>
+      </w:tr>
+    </w:tbl>
+    <w:p>
+      <w:pPr>
+        <w:spacing w:before="0" w:after="40" w:line="269" w:lineRule="auto"/>
+      </w:pPr>
+      <w:r>
+        <w:rPr>
+          <w:rFonts w:ascii="Arial" w:hAnsi="Arial" w:eastAsia="PingFang TC"/>
+          <w:b/>
+          <w:i w:val="0"/>
+          <w:color w:val="000000"/>
+          <w:sz w:val="21"/>
+        </w:rPr>
+        <w:t>如果重來一次，我可以怎麼做得比較好？</w:t>
+      </w:r>
+    </w:p>
+    <w:tbl>
+      <w:tblPr>
+        <w:tblW w:type="dxa" w:w="9360"/>
+        <w:tblLayout w:type="fixed"/>
+        <w:tblLook w:firstColumn="1" w:firstRow="1" w:lastColumn="0" w:lastRow="0" w:noHBand="0" w:noVBand="1" w:val="04A0"/>
+      </w:tblPr>
+      <w:tblGrid>
+        <w:gridCol w:w="10376"/>
+      </w:tblGrid>
+      <w:tr>
+        <w:trPr>
+          <w:trHeight w:val="652" w:hRule="atLeast"/>
         </w:trPr>
         <w:tc>
           <w:tcPr>
@@ -2895,168 +2394,22 @@
           <w:color w:val="000000"/>
           <w:sz w:val="36"/>
         </w:rPr>
-        <w:t>七、芥川延伸：〈鼻子〉</w:t>
+        <w:t>六、寫作任務：我的羅生門時刻</w:t>
       </w:r>
     </w:p>
     <w:p>
       <w:pPr>
-        <w:spacing w:before="100" w:after="120" w:line="269" w:lineRule="auto"/>
-        <w:keepNext/>
-      </w:pPr>
-      <w:r>
-        <w:rPr>
-          <w:rFonts w:ascii="Arial" w:hAnsi="Arial" w:eastAsia="PingFang TC"/>
-          <w:b/>
-          <w:color w:val="000000"/>
-          <w:sz w:val="26"/>
-        </w:rPr>
-        <w:t>一個人最在意的，可能只有一件小事</w:t>
-      </w:r>
-    </w:p>
-    <w:tbl>
-      <w:tblPr>
-        <w:tblW w:type="dxa" w:w="9360"/>
-        <w:tblLayout w:type="fixed"/>
-        <w:tblLook w:firstColumn="1" w:firstRow="1" w:lastColumn="0" w:lastRow="0" w:noHBand="0" w:noVBand="1" w:val="04A0"/>
-      </w:tblPr>
-      <w:tblGrid>
-        <w:gridCol w:w="10376"/>
-      </w:tblGrid>
-      <w:tr>
-        <w:tc>
-          <w:tcPr>
-            <w:tcW w:type="dxa" w:w="10376"/>
-            <w:tcBorders>
-              <w:top w:val="single" w:sz="8" w:space="0" w:color="B8B8B8"/>
-              <w:left w:val="single" w:sz="8" w:space="0" w:color="B8B8B8"/>
-              <w:bottom w:val="single" w:sz="8" w:space="0" w:color="B8B8B8"/>
-              <w:right w:val="single" w:sz="8" w:space="0" w:color="B8B8B8"/>
-            </w:tcBorders>
-            <w:tcMar>
-              <w:top w:w="120" w:type="dxa"/>
-              <w:start w:w="150" w:type="dxa"/>
-              <w:bottom w:w="120" w:type="dxa"/>
-              <w:end w:w="150" w:type="dxa"/>
-            </w:tcMar>
-            <w:shd w:fill="FAFAFA"/>
-          </w:tcPr>
-          <w:p>
-            <w:pPr>
-              <w:spacing w:before="0" w:after="80" w:line="324" w:lineRule="auto"/>
-            </w:pPr>
-            <w:r/>
-            <w:r>
-              <w:rPr>
-                <w:rFonts w:ascii="Hiragino Mincho ProN" w:hAnsi="Hiragino Mincho ProN" w:eastAsia="Hiragino Mincho ProN"/>
-                <w:color w:val="232323"/>
-                <w:sz w:val="22"/>
-              </w:rPr>
-              <w:t>禅智内供の鼻と云えば、池の尾で知らない者はない。長さは五六寸あって上唇の上から顋の下まで下っている。形は元も先も同じように太い。云わば細長い腸詰めのような物が、ぶらりと顔のまん中からぶら下っているのである。</w:t>
-              <w:br/>
-              <w:t>五十歳を越えた内供は、沙弥の昔から、内心では始終この鼻を苦に病んで来た。</w:t>
-            </w:r>
-          </w:p>
-          <w:p>
-            <w:pPr>
-              <w:spacing w:before="80" w:after="0" w:line="288" w:lineRule="auto"/>
-            </w:pPr>
-            <w:r>
-              <w:rPr>
-                <w:rFonts w:ascii="Arial" w:hAnsi="Arial" w:eastAsia="PingFang TC"/>
-                <w:b/>
-                <w:color w:val="000000"/>
-                <w:sz w:val="19"/>
-              </w:rPr>
-              <w:t>課堂白話導讀：</w:t>
-            </w:r>
-            <w:r>
-              <w:rPr>
-                <w:rFonts w:ascii="Arial" w:hAnsi="Arial" w:eastAsia="PingFang TC"/>
-                <w:color w:val="505050"/>
-                <w:sz w:val="19"/>
-              </w:rPr>
-              <w:t>禪智內供有一個非常長的鼻子。表面上他裝作不在意，但心裡一直為它煩惱。</w:t>
-            </w:r>
-          </w:p>
-        </w:tc>
-      </w:tr>
-    </w:tbl>
-    <w:tbl>
-      <w:tblPr>
-        <w:tblW w:type="dxa" w:w="9360"/>
-        <w:tblLayout w:type="fixed"/>
-        <w:tblLook w:firstColumn="1" w:firstRow="1" w:lastColumn="0" w:lastRow="0" w:noHBand="0" w:noVBand="1" w:val="04A0"/>
-      </w:tblPr>
-      <w:tblGrid>
-        <w:gridCol w:w="10376"/>
-      </w:tblGrid>
-      <w:tr>
-        <w:trPr>
-          <w:trHeight w:val="539" w:hRule="atLeast"/>
-        </w:trPr>
-        <w:tc>
-          <w:tcPr>
-            <w:tcW w:type="dxa" w:w="10376"/>
-            <w:tcBorders>
-              <w:top w:val="single" w:sz="8" w:space="0" w:color="B8B8B8"/>
-              <w:left w:val="single" w:sz="8" w:space="0" w:color="B8B8B8"/>
-              <w:bottom w:val="single" w:sz="8" w:space="0" w:color="B8B8B8"/>
-              <w:right w:val="single" w:sz="8" w:space="0" w:color="B8B8B8"/>
-            </w:tcBorders>
-            <w:tcMar>
-              <w:top w:w="90" w:type="dxa"/>
-              <w:start w:w="110" w:type="dxa"/>
-              <w:bottom w:w="90" w:type="dxa"/>
-              <w:end w:w="110" w:type="dxa"/>
-            </w:tcMar>
-            <w:shd w:fill="F3F3F3"/>
-          </w:tcPr>
-          <w:p>
-            <w:pPr>
-              <w:spacing w:before="0" w:after="0" w:line="264" w:lineRule="auto"/>
-            </w:pPr>
-            <w:r/>
-            <w:r>
-              <w:rPr>
-                <w:rFonts w:ascii="Arial" w:hAnsi="Arial" w:eastAsia="PingFang TC"/>
-                <w:b/>
-                <w:color w:val="000000"/>
-                <w:sz w:val="22"/>
-              </w:rPr>
-              <w:t>寫作重點：人物不一定要有很大的災難。一個被他人看見的小缺點，也可能變成整篇故事的壓力。</w:t>
-            </w:r>
-          </w:p>
-        </w:tc>
-      </w:tr>
-    </w:tbl>
-    <w:p>
-      <w:pPr>
-        <w:spacing w:before="0" w:after="60" w:line="269" w:lineRule="auto"/>
+        <w:spacing w:before="0" w:after="80" w:line="269" w:lineRule="auto"/>
       </w:pPr>
       <w:r>
         <w:rPr>
           <w:rFonts w:ascii="Arial" w:hAnsi="Arial" w:eastAsia="PingFang TC"/>
           <w:b w:val="0"/>
           <w:i w:val="0"/>
-          <w:color w:val="505050"/>
-          <w:sz w:val="17"/>
-        </w:rPr>
-        <w:t>出處：芥川龍之介〈鼻子〉，青空文庫。</w:t>
-      </w:r>
-    </w:p>
-    <w:p>
-      <w:pPr>
-        <w:spacing w:before="0" w:after="40" w:line="269" w:lineRule="auto"/>
-      </w:pPr>
-      <w:r>
-        <w:rPr>
-          <w:rFonts w:ascii="Arial" w:hAnsi="Arial" w:eastAsia="PingFang TC"/>
-          <w:b/>
-          <w:i w:val="0"/>
           <w:color w:val="000000"/>
           <w:sz w:val="21"/>
         </w:rPr>
-        <w:t>如果主角一直在意一件小事，那件事可以是什麼？</w:t>
+        <w:t>題目：請寫一段 250 到 400 字的短文，描述一件你曾經做得不夠好、但背後其實有理由的小事。你可以說明理由，但也要誠實寫出：那個做法為什麼仍然不夠好。</w:t>
       </w:r>
     </w:p>
     <w:tbl>
@@ -3070,7 +2423,7 @@
       </w:tblGrid>
       <w:tr>
         <w:trPr>
-          <w:trHeight w:val="709" w:hRule="atLeast"/>
+          <w:trHeight w:val="465" w:hRule="atLeast"/>
         </w:trPr>
         <w:tc>
           <w:tcPr>
@@ -3087,8 +2440,23 @@
               <w:bottom w:w="90" w:type="dxa"/>
               <w:end w:w="110" w:type="dxa"/>
             </w:tcMar>
-          </w:tcPr>
-          <w:p/>
+            <w:shd w:fill="F3F3F3"/>
+          </w:tcPr>
+          <w:p>
+            <w:pPr>
+              <w:spacing w:before="0" w:after="0" w:line="269" w:lineRule="auto"/>
+            </w:pPr>
+            <w:r/>
+            <w:r>
+              <w:rPr>
+                <w:rFonts w:ascii="Arial" w:hAnsi="Arial" w:eastAsia="PingFang TC"/>
+                <w:b/>
+                <w:color w:val="000000"/>
+                <w:sz w:val="22"/>
+              </w:rPr>
+              <w:t>文章順序：場景 → 困境 → 我給自己的理由 → 我做出的選擇 → 如果重來一次</w:t>
+            </w:r>
+          </w:p>
         </w:tc>
       </w:tr>
     </w:tbl>
@@ -3104,597 +2472,7 @@
           <w:color w:val="000000"/>
           <w:sz w:val="21"/>
         </w:rPr>
-        <w:t>別人看見它時，主角可能會有哪些反應？</w:t>
-      </w:r>
-    </w:p>
-    <w:tbl>
-      <w:tblPr>
-        <w:tblW w:type="dxa" w:w="9360"/>
-        <w:tblLayout w:type="fixed"/>
-        <w:tblLook w:firstColumn="1" w:firstRow="1" w:lastColumn="0" w:lastRow="0" w:noHBand="0" w:noVBand="1" w:val="04A0"/>
-      </w:tblPr>
-      <w:tblGrid>
-        <w:gridCol w:w="10376"/>
-      </w:tblGrid>
-      <w:tr>
-        <w:trPr>
-          <w:trHeight w:val="709" w:hRule="atLeast"/>
-        </w:trPr>
-        <w:tc>
-          <w:tcPr>
-            <w:tcW w:type="dxa" w:w="10376"/>
-            <w:tcBorders>
-              <w:top w:val="single" w:sz="8" w:space="0" w:color="B8B8B8"/>
-              <w:left w:val="single" w:sz="8" w:space="0" w:color="B8B8B8"/>
-              <w:bottom w:val="single" w:sz="8" w:space="0" w:color="B8B8B8"/>
-              <w:right w:val="single" w:sz="8" w:space="0" w:color="B8B8B8"/>
-            </w:tcBorders>
-            <w:tcMar>
-              <w:top w:w="90" w:type="dxa"/>
-              <w:start w:w="110" w:type="dxa"/>
-              <w:bottom w:w="90" w:type="dxa"/>
-              <w:end w:w="110" w:type="dxa"/>
-            </w:tcMar>
-          </w:tcPr>
-          <w:p/>
-        </w:tc>
-      </w:tr>
-    </w:tbl>
-    <w:p>
-      <w:r>
-        <w:br w:type="page"/>
-      </w:r>
-    </w:p>
-    <w:p>
-      <w:pPr>
-        <w:spacing w:before="0" w:after="120" w:line="269" w:lineRule="auto"/>
-        <w:keepNext/>
-      </w:pPr>
-      <w:r>
-        <w:rPr>
-          <w:rFonts w:ascii="Arial" w:hAnsi="Arial" w:eastAsia="PingFang TC"/>
-          <w:b/>
-          <w:color w:val="000000"/>
-          <w:sz w:val="36"/>
-        </w:rPr>
-        <w:t>八、夏目漱石《我是貓》：換一個說話者</w:t>
-      </w:r>
-    </w:p>
-    <w:p>
-      <w:pPr>
-        <w:spacing w:before="40" w:after="40" w:line="269" w:lineRule="auto"/>
-        <w:jc w:val="center"/>
-      </w:pPr>
-      <w:r>
-        <w:drawing>
-          <wp:inline xmlns:a="http://schemas.openxmlformats.org/drawingml/2006/main" xmlns:pic="http://schemas.openxmlformats.org/drawingml/2006/picture">
-            <wp:extent cx="1872000" cy="2556601"/>
-            <wp:docPr id="3" name="Picture 3"/>
-            <wp:cNvGraphicFramePr>
-              <a:graphicFrameLocks noChangeAspect="1"/>
-            </wp:cNvGraphicFramePr>
-            <a:graphic>
-              <a:graphicData uri="http://schemas.openxmlformats.org/drawingml/2006/picture">
-                <pic:pic>
-                  <pic:nvPicPr>
-                    <pic:cNvPr id="0" name="natsume-soseki.jpg"/>
-                    <pic:cNvPicPr/>
-                  </pic:nvPicPr>
-                  <pic:blipFill>
-                    <a:blip r:embed="rId11"/>
-                    <a:stretch>
-                      <a:fillRect/>
-                    </a:stretch>
-                  </pic:blipFill>
-                  <pic:spPr>
-                    <a:xfrm>
-                      <a:off x="0" y="0"/>
-                      <a:ext cx="1872000" cy="2556601"/>
-                    </a:xfrm>
-                    <a:prstGeom prst="rect"/>
-                  </pic:spPr>
-                </pic:pic>
-              </a:graphicData>
-            </a:graphic>
-          </wp:inline>
-        </w:drawing>
-      </w:r>
-    </w:p>
-    <w:p>
-      <w:pPr>
-        <w:spacing w:before="0" w:after="80" w:line="269" w:lineRule="auto"/>
-        <w:jc w:val="center"/>
-      </w:pPr>
-      <w:r>
-        <w:rPr>
-          <w:rFonts w:ascii="Arial" w:hAnsi="Arial" w:eastAsia="PingFang TC"/>
-          <w:b w:val="0"/>
-          <w:i w:val="0"/>
-          <w:color w:val="505050"/>
-          <w:sz w:val="17"/>
-        </w:rPr>
-        <w:t>夏目漱石。《我是貓》用貓的視角看人類。</w:t>
-      </w:r>
-    </w:p>
-    <w:p>
-      <w:pPr>
-        <w:spacing w:before="100" w:after="120" w:line="269" w:lineRule="auto"/>
-        <w:keepNext/>
-      </w:pPr>
-      <w:r>
-        <w:rPr>
-          <w:rFonts w:ascii="Arial" w:hAnsi="Arial" w:eastAsia="PingFang TC"/>
-          <w:b/>
-          <w:color w:val="000000"/>
-          <w:sz w:val="26"/>
-        </w:rPr>
-        <w:t>一句話，視角就成立</w:t>
-      </w:r>
-    </w:p>
-    <w:tbl>
-      <w:tblPr>
-        <w:tblW w:type="dxa" w:w="9360"/>
-        <w:tblLayout w:type="fixed"/>
-        <w:tblLook w:firstColumn="1" w:firstRow="1" w:lastColumn="0" w:lastRow="0" w:noHBand="0" w:noVBand="1" w:val="04A0"/>
-      </w:tblPr>
-      <w:tblGrid>
-        <w:gridCol w:w="10376"/>
-      </w:tblGrid>
-      <w:tr>
-        <w:tc>
-          <w:tcPr>
-            <w:tcW w:type="dxa" w:w="10376"/>
-            <w:tcBorders>
-              <w:top w:val="single" w:sz="8" w:space="0" w:color="B8B8B8"/>
-              <w:left w:val="single" w:sz="8" w:space="0" w:color="B8B8B8"/>
-              <w:bottom w:val="single" w:sz="8" w:space="0" w:color="B8B8B8"/>
-              <w:right w:val="single" w:sz="8" w:space="0" w:color="B8B8B8"/>
-            </w:tcBorders>
-            <w:tcMar>
-              <w:top w:w="120" w:type="dxa"/>
-              <w:start w:w="150" w:type="dxa"/>
-              <w:bottom w:w="120" w:type="dxa"/>
-              <w:end w:w="150" w:type="dxa"/>
-            </w:tcMar>
-            <w:shd w:fill="FAFAFA"/>
-          </w:tcPr>
-          <w:p>
-            <w:pPr>
-              <w:spacing w:before="0" w:after="80" w:line="324" w:lineRule="auto"/>
-            </w:pPr>
-            <w:r/>
-            <w:r>
-              <w:rPr>
-                <w:rFonts w:ascii="Hiragino Mincho ProN" w:hAnsi="Hiragino Mincho ProN" w:eastAsia="Hiragino Mincho ProN"/>
-                <w:color w:val="232323"/>
-                <w:sz w:val="22"/>
-              </w:rPr>
-              <w:t>吾輩は猫である。名前はまだ無い。</w:t>
-              <w:br/>
-              <w:t xml:space="preserve">　ふと気が付いて見ると書生はいない。たくさんおった兄弟が一疋も見えぬ。肝心の母親さえ姿を隠してしまった。その上今までの所とは違って無暗に明るい。眼を明いていられぬくらいだ。はてな何でも容子がおかしいと、のそのそ這い出して見ると非常に痛い。吾輩は藁の上から急に笹原の中へ棄てられたのである。</w:t>
-            </w:r>
-          </w:p>
-          <w:p>
-            <w:pPr>
-              <w:spacing w:before="80" w:after="0" w:line="288" w:lineRule="auto"/>
-            </w:pPr>
-            <w:r>
-              <w:rPr>
-                <w:rFonts w:ascii="Arial" w:hAnsi="Arial" w:eastAsia="PingFang TC"/>
-                <w:b/>
-                <w:color w:val="000000"/>
-                <w:sz w:val="19"/>
-              </w:rPr>
-              <w:t>課堂白話導讀：</w:t>
-            </w:r>
-            <w:r>
-              <w:rPr>
-                <w:rFonts w:ascii="Arial" w:hAnsi="Arial" w:eastAsia="PingFang TC"/>
-                <w:color w:val="505050"/>
-                <w:sz w:val="19"/>
-              </w:rPr>
-              <w:t>我是貓，還沒有名字。接著牠發現自己被丟到陌生地方，母親與兄弟都不見了。</w:t>
-            </w:r>
-          </w:p>
-        </w:tc>
-      </w:tr>
-    </w:tbl>
-    <w:tbl>
-      <w:tblPr>
-        <w:tblW w:type="dxa" w:w="9360"/>
-        <w:tblLayout w:type="fixed"/>
-        <w:tblLook w:firstColumn="1" w:firstRow="1" w:lastColumn="0" w:lastRow="0" w:noHBand="0" w:noVBand="1" w:val="04A0"/>
-      </w:tblPr>
-      <w:tblGrid>
-        <w:gridCol w:w="10376"/>
-      </w:tblGrid>
-      <w:tr>
-        <w:trPr>
-          <w:trHeight w:val="539" w:hRule="atLeast"/>
-        </w:trPr>
-        <w:tc>
-          <w:tcPr>
-            <w:tcW w:type="dxa" w:w="10376"/>
-            <w:tcBorders>
-              <w:top w:val="single" w:sz="8" w:space="0" w:color="B8B8B8"/>
-              <w:left w:val="single" w:sz="8" w:space="0" w:color="B8B8B8"/>
-              <w:bottom w:val="single" w:sz="8" w:space="0" w:color="B8B8B8"/>
-              <w:right w:val="single" w:sz="8" w:space="0" w:color="B8B8B8"/>
-            </w:tcBorders>
-            <w:tcMar>
-              <w:top w:w="90" w:type="dxa"/>
-              <w:start w:w="110" w:type="dxa"/>
-              <w:bottom w:w="90" w:type="dxa"/>
-              <w:end w:w="110" w:type="dxa"/>
-            </w:tcMar>
-            <w:shd w:fill="F3F3F3"/>
-          </w:tcPr>
-          <w:p>
-            <w:pPr>
-              <w:spacing w:before="0" w:after="0" w:line="264" w:lineRule="auto"/>
-            </w:pPr>
-            <w:r/>
-            <w:r>
-              <w:rPr>
-                <w:rFonts w:ascii="Arial" w:hAnsi="Arial" w:eastAsia="PingFang TC"/>
-                <w:b/>
-                <w:color w:val="000000"/>
-                <w:sz w:val="22"/>
-              </w:rPr>
-              <w:t>寫作重點：不要只用「我」寫。試著讓書包、鉛筆、窗戶、雨傘開口。</w:t>
-            </w:r>
-          </w:p>
-        </w:tc>
-      </w:tr>
-    </w:tbl>
-    <w:p>
-      <w:pPr>
-        <w:spacing w:before="0" w:after="60" w:line="269" w:lineRule="auto"/>
-      </w:pPr>
-      <w:r>
-        <w:rPr>
-          <w:rFonts w:ascii="Arial" w:hAnsi="Arial" w:eastAsia="PingFang TC"/>
-          <w:b w:val="0"/>
-          <w:i w:val="0"/>
-          <w:color w:val="505050"/>
-          <w:sz w:val="17"/>
-        </w:rPr>
-        <w:t>出處：夏目漱石《我是貓》，青空文庫。</w:t>
-      </w:r>
-    </w:p>
-    <w:p>
-      <w:pPr>
-        <w:spacing w:before="0" w:after="40" w:line="269" w:lineRule="auto"/>
-      </w:pPr>
-      <w:r>
-        <w:rPr>
-          <w:rFonts w:ascii="Arial" w:hAnsi="Arial" w:eastAsia="PingFang TC"/>
-          <w:b/>
-          <w:i w:val="0"/>
-          <w:color w:val="000000"/>
-          <w:sz w:val="21"/>
-        </w:rPr>
-        <w:t>我想讓哪個非人物品或動物開口？</w:t>
-      </w:r>
-    </w:p>
-    <w:tbl>
-      <w:tblPr>
-        <w:tblW w:type="dxa" w:w="9360"/>
-        <w:tblLayout w:type="fixed"/>
-        <w:tblLook w:firstColumn="1" w:firstRow="1" w:lastColumn="0" w:lastRow="0" w:noHBand="0" w:noVBand="1" w:val="04A0"/>
-      </w:tblPr>
-      <w:tblGrid>
-        <w:gridCol w:w="10376"/>
-      </w:tblGrid>
-      <w:tr>
-        <w:trPr>
-          <w:trHeight w:val="567" w:hRule="atLeast"/>
-        </w:trPr>
-        <w:tc>
-          <w:tcPr>
-            <w:tcW w:type="dxa" w:w="10376"/>
-            <w:tcBorders>
-              <w:top w:val="single" w:sz="8" w:space="0" w:color="B8B8B8"/>
-              <w:left w:val="single" w:sz="8" w:space="0" w:color="B8B8B8"/>
-              <w:bottom w:val="single" w:sz="8" w:space="0" w:color="B8B8B8"/>
-              <w:right w:val="single" w:sz="8" w:space="0" w:color="B8B8B8"/>
-            </w:tcBorders>
-            <w:tcMar>
-              <w:top w:w="90" w:type="dxa"/>
-              <w:start w:w="110" w:type="dxa"/>
-              <w:bottom w:w="90" w:type="dxa"/>
-              <w:end w:w="110" w:type="dxa"/>
-            </w:tcMar>
-          </w:tcPr>
-          <w:p/>
-        </w:tc>
-      </w:tr>
-    </w:tbl>
-    <w:p>
-      <w:pPr>
-        <w:spacing w:before="0" w:after="40" w:line="269" w:lineRule="auto"/>
-      </w:pPr>
-      <w:r>
-        <w:rPr>
-          <w:rFonts w:ascii="Arial" w:hAnsi="Arial" w:eastAsia="PingFang TC"/>
-          <w:b/>
-          <w:i w:val="0"/>
-          <w:color w:val="000000"/>
-          <w:sz w:val="21"/>
-        </w:rPr>
-        <w:t>它第一句話可以是：</w:t>
-      </w:r>
-    </w:p>
-    <w:tbl>
-      <w:tblPr>
-        <w:tblW w:type="dxa" w:w="9360"/>
-        <w:tblLayout w:type="fixed"/>
-        <w:tblLook w:firstColumn="1" w:firstRow="1" w:lastColumn="0" w:lastRow="0" w:noHBand="0" w:noVBand="1" w:val="04A0"/>
-      </w:tblPr>
-      <w:tblGrid>
-        <w:gridCol w:w="10376"/>
-      </w:tblGrid>
-      <w:tr>
-        <w:trPr>
-          <w:trHeight w:val="794" w:hRule="atLeast"/>
-        </w:trPr>
-        <w:tc>
-          <w:tcPr>
-            <w:tcW w:type="dxa" w:w="10376"/>
-            <w:tcBorders>
-              <w:top w:val="single" w:sz="8" w:space="0" w:color="B8B8B8"/>
-              <w:left w:val="single" w:sz="8" w:space="0" w:color="B8B8B8"/>
-              <w:bottom w:val="single" w:sz="8" w:space="0" w:color="B8B8B8"/>
-              <w:right w:val="single" w:sz="8" w:space="0" w:color="B8B8B8"/>
-            </w:tcBorders>
-            <w:tcMar>
-              <w:top w:w="90" w:type="dxa"/>
-              <w:start w:w="110" w:type="dxa"/>
-              <w:bottom w:w="90" w:type="dxa"/>
-              <w:end w:w="110" w:type="dxa"/>
-            </w:tcMar>
-          </w:tcPr>
-          <w:p/>
-        </w:tc>
-      </w:tr>
-    </w:tbl>
-    <w:p>
-      <w:r>
-        <w:br w:type="page"/>
-      </w:r>
-    </w:p>
-    <w:p>
-      <w:pPr>
-        <w:spacing w:before="0" w:after="120" w:line="269" w:lineRule="auto"/>
-        <w:keepNext/>
-      </w:pPr>
-      <w:r>
-        <w:rPr>
-          <w:rFonts w:ascii="Arial" w:hAnsi="Arial" w:eastAsia="PingFang TC"/>
-          <w:b/>
-          <w:color w:val="000000"/>
-          <w:sz w:val="36"/>
-        </w:rPr>
-        <w:t>九、宮澤賢治〈要求很多的餐廳〉：線索慢慢變怪</w:t>
-      </w:r>
-    </w:p>
-    <w:p>
-      <w:pPr>
-        <w:spacing w:before="40" w:after="40" w:line="269" w:lineRule="auto"/>
-        <w:jc w:val="center"/>
-      </w:pPr>
-      <w:r>
-        <w:drawing>
-          <wp:inline xmlns:a="http://schemas.openxmlformats.org/drawingml/2006/main" xmlns:pic="http://schemas.openxmlformats.org/drawingml/2006/picture">
-            <wp:extent cx="1800000" cy="2421525"/>
-            <wp:docPr id="4" name="Picture 4"/>
-            <wp:cNvGraphicFramePr>
-              <a:graphicFrameLocks noChangeAspect="1"/>
-            </wp:cNvGraphicFramePr>
-            <a:graphic>
-              <a:graphicData uri="http://schemas.openxmlformats.org/drawingml/2006/picture">
-                <pic:pic>
-                  <pic:nvPicPr>
-                    <pic:cNvPr id="0" name="miyazawa-kenji.jpg"/>
-                    <pic:cNvPicPr/>
-                  </pic:nvPicPr>
-                  <pic:blipFill>
-                    <a:blip r:embed="rId12"/>
-                    <a:stretch>
-                      <a:fillRect/>
-                    </a:stretch>
-                  </pic:blipFill>
-                  <pic:spPr>
-                    <a:xfrm>
-                      <a:off x="0" y="0"/>
-                      <a:ext cx="1800000" cy="2421525"/>
-                    </a:xfrm>
-                    <a:prstGeom prst="rect"/>
-                  </pic:spPr>
-                </pic:pic>
-              </a:graphicData>
-            </a:graphic>
-          </wp:inline>
-        </w:drawing>
-      </w:r>
-    </w:p>
-    <w:p>
-      <w:pPr>
-        <w:spacing w:before="0" w:after="80" w:line="269" w:lineRule="auto"/>
-        <w:jc w:val="center"/>
-      </w:pPr>
-      <w:r>
-        <w:rPr>
-          <w:rFonts w:ascii="Arial" w:hAnsi="Arial" w:eastAsia="PingFang TC"/>
-          <w:b w:val="0"/>
-          <w:i w:val="0"/>
-          <w:color w:val="505050"/>
-          <w:sz w:val="17"/>
-        </w:rPr>
-        <w:t>宮澤賢治。童話常帶著自然、山林與異世界感。</w:t>
-      </w:r>
-    </w:p>
-    <w:p>
-      <w:pPr>
-        <w:spacing w:before="100" w:after="120" w:line="269" w:lineRule="auto"/>
-        <w:keepNext/>
-      </w:pPr>
-      <w:r>
-        <w:rPr>
-          <w:rFonts w:ascii="Arial" w:hAnsi="Arial" w:eastAsia="PingFang TC"/>
-          <w:b/>
-          <w:color w:val="000000"/>
-          <w:sz w:val="26"/>
-        </w:rPr>
-        <w:t>歡迎牌越讀越不對勁</w:t>
-      </w:r>
-    </w:p>
-    <w:tbl>
-      <w:tblPr>
-        <w:tblW w:type="dxa" w:w="9360"/>
-        <w:tblLayout w:type="fixed"/>
-        <w:tblLook w:firstColumn="1" w:firstRow="1" w:lastColumn="0" w:lastRow="0" w:noHBand="0" w:noVBand="1" w:val="04A0"/>
-      </w:tblPr>
-      <w:tblGrid>
-        <w:gridCol w:w="10376"/>
-      </w:tblGrid>
-      <w:tr>
-        <w:tc>
-          <w:tcPr>
-            <w:tcW w:type="dxa" w:w="10376"/>
-            <w:tcBorders>
-              <w:top w:val="single" w:sz="8" w:space="0" w:color="B8B8B8"/>
-              <w:left w:val="single" w:sz="8" w:space="0" w:color="B8B8B8"/>
-              <w:bottom w:val="single" w:sz="8" w:space="0" w:color="B8B8B8"/>
-              <w:right w:val="single" w:sz="8" w:space="0" w:color="B8B8B8"/>
-            </w:tcBorders>
-            <w:tcMar>
-              <w:top w:w="120" w:type="dxa"/>
-              <w:start w:w="150" w:type="dxa"/>
-              <w:bottom w:w="120" w:type="dxa"/>
-              <w:end w:w="150" w:type="dxa"/>
-            </w:tcMar>
-            <w:shd w:fill="FAFAFA"/>
-          </w:tcPr>
-          <w:p>
-            <w:pPr>
-              <w:spacing w:before="0" w:after="80" w:line="324" w:lineRule="auto"/>
-            </w:pPr>
-            <w:r/>
-            <w:r>
-              <w:rPr>
-                <w:rFonts w:ascii="Hiragino Mincho ProN" w:hAnsi="Hiragino Mincho ProN" w:eastAsia="Hiragino Mincho ProN"/>
-                <w:color w:val="232323"/>
-                <w:sz w:val="22"/>
-              </w:rPr>
-              <w:t>「どなたもどうかお入りください。決してご遠慮はありません」</w:t>
-              <w:br/>
-              <w:t>「当軒は注文の多い料理店ですからどうかそこはご承知ください」</w:t>
-              <w:br/>
-              <w:t>「注文はずいぶん多いでしょうがどうか一々こらえて下さい。」</w:t>
-            </w:r>
-          </w:p>
-          <w:p>
-            <w:pPr>
-              <w:spacing w:before="80" w:after="0" w:line="288" w:lineRule="auto"/>
-            </w:pPr>
-            <w:r>
-              <w:rPr>
-                <w:rFonts w:ascii="Arial" w:hAnsi="Arial" w:eastAsia="PingFang TC"/>
-                <w:b/>
-                <w:color w:val="000000"/>
-                <w:sz w:val="19"/>
-              </w:rPr>
-              <w:t>課堂白話導讀：</w:t>
-            </w:r>
-            <w:r>
-              <w:rPr>
-                <w:rFonts w:ascii="Arial" w:hAnsi="Arial" w:eastAsia="PingFang TC"/>
-                <w:color w:val="505050"/>
-                <w:sz w:val="19"/>
-              </w:rPr>
-              <w:t>門上的字一開始像歡迎客人，後來卻越來越奇怪。讀者慢慢發現：這間餐廳可能不是給人吃飯的。</w:t>
-            </w:r>
-          </w:p>
-        </w:tc>
-      </w:tr>
-    </w:tbl>
-    <w:tbl>
-      <w:tblPr>
-        <w:tblW w:type="dxa" w:w="9360"/>
-        <w:tblLayout w:type="fixed"/>
-        <w:tblLook w:firstColumn="1" w:firstRow="1" w:lastColumn="0" w:lastRow="0" w:noHBand="0" w:noVBand="1" w:val="04A0"/>
-      </w:tblPr>
-      <w:tblGrid>
-        <w:gridCol w:w="10376"/>
-      </w:tblGrid>
-      <w:tr>
-        <w:trPr>
-          <w:trHeight w:val="539" w:hRule="atLeast"/>
-        </w:trPr>
-        <w:tc>
-          <w:tcPr>
-            <w:tcW w:type="dxa" w:w="10376"/>
-            <w:tcBorders>
-              <w:top w:val="single" w:sz="8" w:space="0" w:color="B8B8B8"/>
-              <w:left w:val="single" w:sz="8" w:space="0" w:color="B8B8B8"/>
-              <w:bottom w:val="single" w:sz="8" w:space="0" w:color="B8B8B8"/>
-              <w:right w:val="single" w:sz="8" w:space="0" w:color="B8B8B8"/>
-            </w:tcBorders>
-            <w:tcMar>
-              <w:top w:w="90" w:type="dxa"/>
-              <w:start w:w="110" w:type="dxa"/>
-              <w:bottom w:w="90" w:type="dxa"/>
-              <w:end w:w="110" w:type="dxa"/>
-            </w:tcMar>
-            <w:shd w:fill="F3F3F3"/>
-          </w:tcPr>
-          <w:p>
-            <w:pPr>
-              <w:spacing w:before="0" w:after="0" w:line="264" w:lineRule="auto"/>
-            </w:pPr>
-            <w:r/>
-            <w:r>
-              <w:rPr>
-                <w:rFonts w:ascii="Arial" w:hAnsi="Arial" w:eastAsia="PingFang TC"/>
-                <w:b/>
-                <w:color w:val="000000"/>
-                <w:sz w:val="22"/>
-              </w:rPr>
-              <w:t>寫作重點：反轉要靠線索累積。不要突然揭曉，要讓讀者一邊讀一邊覺得不對勁。</w:t>
-            </w:r>
-          </w:p>
-        </w:tc>
-      </w:tr>
-    </w:tbl>
-    <w:p>
-      <w:pPr>
-        <w:spacing w:before="0" w:after="60" w:line="269" w:lineRule="auto"/>
-      </w:pPr>
-      <w:r>
-        <w:rPr>
-          <w:rFonts w:ascii="Arial" w:hAnsi="Arial" w:eastAsia="PingFang TC"/>
-          <w:b w:val="0"/>
-          <w:i w:val="0"/>
-          <w:color w:val="505050"/>
-          <w:sz w:val="17"/>
-        </w:rPr>
-        <w:t>出處：宮澤賢治〈要求很多的餐廳〉，青空文庫。</w:t>
-      </w:r>
-    </w:p>
-    <w:p>
-      <w:pPr>
-        <w:spacing w:before="0" w:after="40" w:line="269" w:lineRule="auto"/>
-      </w:pPr>
-      <w:r>
-        <w:rPr>
-          <w:rFonts w:ascii="Arial" w:hAnsi="Arial" w:eastAsia="PingFang TC"/>
-          <w:b/>
-          <w:i w:val="0"/>
-          <w:color w:val="000000"/>
-          <w:sz w:val="21"/>
-        </w:rPr>
-        <w:t>如果我設計一間奇怪的店，第一張告示牌寫什麼？</w:t>
+        <w:t>我的開頭場景：</w:t>
       </w:r>
     </w:p>
     <w:tbl>
@@ -3742,7 +2520,7 @@
           <w:color w:val="000000"/>
           <w:sz w:val="21"/>
         </w:rPr>
-        <w:t>第二張告示牌要怎麼變得更奇怪？</w:t>
+        <w:t>我最想放進文章的一句心裡話：</w:t>
       </w:r>
     </w:p>
     <w:tbl>
@@ -3757,2200 +2535,6 @@
       <w:tr>
         <w:trPr>
           <w:trHeight w:val="680" w:hRule="atLeast"/>
-        </w:trPr>
-        <w:tc>
-          <w:tcPr>
-            <w:tcW w:type="dxa" w:w="10376"/>
-            <w:tcBorders>
-              <w:top w:val="single" w:sz="8" w:space="0" w:color="B8B8B8"/>
-              <w:left w:val="single" w:sz="8" w:space="0" w:color="B8B8B8"/>
-              <w:bottom w:val="single" w:sz="8" w:space="0" w:color="B8B8B8"/>
-              <w:right w:val="single" w:sz="8" w:space="0" w:color="B8B8B8"/>
-            </w:tcBorders>
-            <w:tcMar>
-              <w:top w:w="90" w:type="dxa"/>
-              <w:start w:w="110" w:type="dxa"/>
-              <w:bottom w:w="90" w:type="dxa"/>
-              <w:end w:w="110" w:type="dxa"/>
-            </w:tcMar>
-          </w:tcPr>
-          <w:p/>
-        </w:tc>
-      </w:tr>
-    </w:tbl>
-    <w:p>
-      <w:pPr>
-        <w:spacing w:before="0" w:after="40" w:line="269" w:lineRule="auto"/>
-      </w:pPr>
-      <w:r>
-        <w:rPr>
-          <w:rFonts w:ascii="Arial" w:hAnsi="Arial" w:eastAsia="PingFang TC"/>
-          <w:b/>
-          <w:i w:val="0"/>
-          <w:color w:val="000000"/>
-          <w:sz w:val="21"/>
-        </w:rPr>
-        <w:t>第三張告示牌要讓讀者發現什麼危險？</w:t>
-      </w:r>
-    </w:p>
-    <w:tbl>
-      <w:tblPr>
-        <w:tblW w:type="dxa" w:w="9360"/>
-        <w:tblLayout w:type="fixed"/>
-        <w:tblLook w:firstColumn="1" w:firstRow="1" w:lastColumn="0" w:lastRow="0" w:noHBand="0" w:noVBand="1" w:val="04A0"/>
-      </w:tblPr>
-      <w:tblGrid>
-        <w:gridCol w:w="10376"/>
-      </w:tblGrid>
-      <w:tr>
-        <w:trPr>
-          <w:trHeight w:val="680" w:hRule="atLeast"/>
-        </w:trPr>
-        <w:tc>
-          <w:tcPr>
-            <w:tcW w:type="dxa" w:w="10376"/>
-            <w:tcBorders>
-              <w:top w:val="single" w:sz="8" w:space="0" w:color="B8B8B8"/>
-              <w:left w:val="single" w:sz="8" w:space="0" w:color="B8B8B8"/>
-              <w:bottom w:val="single" w:sz="8" w:space="0" w:color="B8B8B8"/>
-              <w:right w:val="single" w:sz="8" w:space="0" w:color="B8B8B8"/>
-            </w:tcBorders>
-            <w:tcMar>
-              <w:top w:w="90" w:type="dxa"/>
-              <w:start w:w="110" w:type="dxa"/>
-              <w:bottom w:w="90" w:type="dxa"/>
-              <w:end w:w="110" w:type="dxa"/>
-            </w:tcMar>
-          </w:tcPr>
-          <w:p/>
-        </w:tc>
-      </w:tr>
-    </w:tbl>
-    <w:p>
-      <w:r>
-        <w:br w:type="page"/>
-      </w:r>
-    </w:p>
-    <w:p>
-      <w:pPr>
-        <w:spacing w:before="0" w:after="120" w:line="269" w:lineRule="auto"/>
-        <w:keepNext/>
-      </w:pPr>
-      <w:r>
-        <w:rPr>
-          <w:rFonts w:ascii="Arial" w:hAnsi="Arial" w:eastAsia="PingFang TC"/>
-          <w:b/>
-          <w:color w:val="000000"/>
-          <w:sz w:val="36"/>
-        </w:rPr>
-        <w:t>十、現代日本文學入口：先知道作品氣味</w:t>
-      </w:r>
-    </w:p>
-    <w:p>
-      <w:pPr>
-        <w:spacing w:before="0" w:after="80" w:line="269" w:lineRule="auto"/>
-      </w:pPr>
-      <w:r>
-        <w:rPr>
-          <w:rFonts w:ascii="Arial" w:hAnsi="Arial" w:eastAsia="PingFang TC"/>
-          <w:b w:val="0"/>
-          <w:i w:val="0"/>
-          <w:color w:val="000000"/>
-          <w:sz w:val="21"/>
-        </w:rPr>
-        <w:t>以下作品仍受版權保護，這本不放原文影印。課堂上先認識作品氣味與適合閱讀的理由。</w:t>
-      </w:r>
-    </w:p>
-    <w:tbl>
-      <w:tblPr>
-        <w:tblW w:type="dxa" w:w="9360"/>
-        <w:tblLayout w:type="fixed"/>
-        <w:tblLook w:firstColumn="1" w:firstRow="1" w:lastColumn="0" w:lastRow="0" w:noHBand="0" w:noVBand="1" w:val="04A0"/>
-      </w:tblPr>
-      <w:tblGrid>
-        <w:gridCol w:w="3459"/>
-        <w:gridCol w:w="3459"/>
-        <w:gridCol w:w="3459"/>
-      </w:tblGrid>
-      <w:tr>
-        <w:tc>
-          <w:tcPr>
-            <w:tcW w:type="dxa" w:w="1700"/>
-            <w:shd w:fill="E6E6E6"/>
-            <w:tcBorders>
-              <w:top w:val="single" w:sz="6" w:space="0" w:color="777777"/>
-              <w:left w:val="single" w:sz="6" w:space="0" w:color="777777"/>
-              <w:bottom w:val="single" w:sz="6" w:space="0" w:color="777777"/>
-              <w:right w:val="single" w:sz="6" w:space="0" w:color="777777"/>
-            </w:tcBorders>
-            <w:tcMar>
-              <w:top w:w="90" w:type="dxa"/>
-              <w:start w:w="110" w:type="dxa"/>
-              <w:bottom w:w="90" w:type="dxa"/>
-              <w:end w:w="110" w:type="dxa"/>
-            </w:tcMar>
-          </w:tcPr>
-          <w:p>
-            <w:pPr>
-              <w:spacing w:before="0" w:after="0" w:line="264" w:lineRule="auto"/>
-              <w:jc w:val="center"/>
-            </w:pPr>
-            <w:r/>
-            <w:r>
-              <w:rPr>
-                <w:rFonts w:ascii="Arial" w:hAnsi="Arial" w:eastAsia="PingFang TC"/>
-                <w:b/>
-                <w:color w:val="000000"/>
-                <w:sz w:val="17"/>
-              </w:rPr>
-              <w:t>作家</w:t>
-            </w:r>
-          </w:p>
-        </w:tc>
-        <w:tc>
-          <w:tcPr>
-            <w:tcW w:type="dxa" w:w="2850"/>
-            <w:shd w:fill="E6E6E6"/>
-            <w:tcBorders>
-              <w:top w:val="single" w:sz="6" w:space="0" w:color="777777"/>
-              <w:left w:val="single" w:sz="6" w:space="0" w:color="777777"/>
-              <w:bottom w:val="single" w:sz="6" w:space="0" w:color="777777"/>
-              <w:right w:val="single" w:sz="6" w:space="0" w:color="777777"/>
-            </w:tcBorders>
-            <w:tcMar>
-              <w:top w:w="90" w:type="dxa"/>
-              <w:start w:w="110" w:type="dxa"/>
-              <w:bottom w:w="90" w:type="dxa"/>
-              <w:end w:w="110" w:type="dxa"/>
-            </w:tcMar>
-          </w:tcPr>
-          <w:p>
-            <w:pPr>
-              <w:spacing w:before="0" w:after="0" w:line="264" w:lineRule="auto"/>
-              <w:jc w:val="center"/>
-            </w:pPr>
-            <w:r/>
-            <w:r>
-              <w:rPr>
-                <w:rFonts w:ascii="Arial" w:hAnsi="Arial" w:eastAsia="PingFang TC"/>
-                <w:b/>
-                <w:color w:val="000000"/>
-                <w:sz w:val="17"/>
-              </w:rPr>
-              <w:t>可先認識的作品</w:t>
-            </w:r>
-          </w:p>
-        </w:tc>
-        <w:tc>
-          <w:tcPr>
-            <w:tcW w:type="dxa" w:w="4810"/>
-            <w:shd w:fill="E6E6E6"/>
-            <w:tcBorders>
-              <w:top w:val="single" w:sz="6" w:space="0" w:color="777777"/>
-              <w:left w:val="single" w:sz="6" w:space="0" w:color="777777"/>
-              <w:bottom w:val="single" w:sz="6" w:space="0" w:color="777777"/>
-              <w:right w:val="single" w:sz="6" w:space="0" w:color="777777"/>
-            </w:tcBorders>
-            <w:tcMar>
-              <w:top w:w="90" w:type="dxa"/>
-              <w:start w:w="110" w:type="dxa"/>
-              <w:bottom w:w="90" w:type="dxa"/>
-              <w:end w:w="110" w:type="dxa"/>
-            </w:tcMar>
-          </w:tcPr>
-          <w:p>
-            <w:pPr>
-              <w:spacing w:before="0" w:after="0" w:line="264" w:lineRule="auto"/>
-              <w:jc w:val="center"/>
-            </w:pPr>
-            <w:r/>
-            <w:r>
-              <w:rPr>
-                <w:rFonts w:ascii="Arial" w:hAnsi="Arial" w:eastAsia="PingFang TC"/>
-                <w:b/>
-                <w:color w:val="000000"/>
-                <w:sz w:val="17"/>
-              </w:rPr>
-              <w:t>給國中生的入口</w:t>
-            </w:r>
-          </w:p>
-        </w:tc>
-      </w:tr>
-      <w:tr>
-        <w:tc>
-          <w:tcPr>
-            <w:tcW w:type="dxa" w:w="1700"/>
-            <w:tcBorders>
-              <w:top w:val="single" w:sz="6" w:space="0" w:color="B8B8B8"/>
-              <w:left w:val="single" w:sz="6" w:space="0" w:color="B8B8B8"/>
-              <w:bottom w:val="single" w:sz="6" w:space="0" w:color="B8B8B8"/>
-              <w:right w:val="single" w:sz="6" w:space="0" w:color="B8B8B8"/>
-            </w:tcBorders>
-            <w:tcMar>
-              <w:top w:w="90" w:type="dxa"/>
-              <w:start w:w="110" w:type="dxa"/>
-              <w:bottom w:w="90" w:type="dxa"/>
-              <w:end w:w="110" w:type="dxa"/>
-            </w:tcMar>
-          </w:tcPr>
-          <w:p>
-            <w:pPr>
-              <w:spacing w:before="0" w:after="0" w:line="264" w:lineRule="auto"/>
-            </w:pPr>
-            <w:r/>
-            <w:r>
-              <w:rPr>
-                <w:rFonts w:ascii="Arial" w:hAnsi="Arial" w:eastAsia="PingFang TC"/>
-                <w:b w:val="0"/>
-                <w:color w:val="000000"/>
-                <w:sz w:val="17"/>
-              </w:rPr>
-              <w:t>川端康成</w:t>
-            </w:r>
-          </w:p>
-        </w:tc>
-        <w:tc>
-          <w:tcPr>
-            <w:tcW w:type="dxa" w:w="2850"/>
-            <w:tcBorders>
-              <w:top w:val="single" w:sz="6" w:space="0" w:color="B8B8B8"/>
-              <w:left w:val="single" w:sz="6" w:space="0" w:color="B8B8B8"/>
-              <w:bottom w:val="single" w:sz="6" w:space="0" w:color="B8B8B8"/>
-              <w:right w:val="single" w:sz="6" w:space="0" w:color="B8B8B8"/>
-            </w:tcBorders>
-            <w:tcMar>
-              <w:top w:w="90" w:type="dxa"/>
-              <w:start w:w="110" w:type="dxa"/>
-              <w:bottom w:w="90" w:type="dxa"/>
-              <w:end w:w="110" w:type="dxa"/>
-            </w:tcMar>
-          </w:tcPr>
-          <w:p>
-            <w:pPr>
-              <w:spacing w:before="0" w:after="0" w:line="264" w:lineRule="auto"/>
-            </w:pPr>
-            <w:r/>
-            <w:r>
-              <w:rPr>
-                <w:rFonts w:ascii="Arial" w:hAnsi="Arial" w:eastAsia="PingFang TC"/>
-                <w:b w:val="0"/>
-                <w:color w:val="000000"/>
-                <w:sz w:val="17"/>
-              </w:rPr>
-              <w:t>《伊豆的舞孃》《雪國》</w:t>
-            </w:r>
-          </w:p>
-        </w:tc>
-        <w:tc>
-          <w:tcPr>
-            <w:tcW w:type="dxa" w:w="4810"/>
-            <w:tcBorders>
-              <w:top w:val="single" w:sz="6" w:space="0" w:color="B8B8B8"/>
-              <w:left w:val="single" w:sz="6" w:space="0" w:color="B8B8B8"/>
-              <w:bottom w:val="single" w:sz="6" w:space="0" w:color="B8B8B8"/>
-              <w:right w:val="single" w:sz="6" w:space="0" w:color="B8B8B8"/>
-            </w:tcBorders>
-            <w:tcMar>
-              <w:top w:w="90" w:type="dxa"/>
-              <w:start w:w="110" w:type="dxa"/>
-              <w:bottom w:w="90" w:type="dxa"/>
-              <w:end w:w="110" w:type="dxa"/>
-            </w:tcMar>
-          </w:tcPr>
-          <w:p>
-            <w:pPr>
-              <w:spacing w:before="0" w:after="0" w:line="264" w:lineRule="auto"/>
-            </w:pPr>
-            <w:r/>
-            <w:r>
-              <w:rPr>
-                <w:rFonts w:ascii="Arial" w:hAnsi="Arial" w:eastAsia="PingFang TC"/>
-                <w:b w:val="0"/>
-                <w:color w:val="000000"/>
-                <w:sz w:val="17"/>
-              </w:rPr>
-              <w:t>安靜、距離、留白。可看他怎麼寫「不說破」的情緒。</w:t>
-            </w:r>
-          </w:p>
-        </w:tc>
-      </w:tr>
-      <w:tr>
-        <w:tc>
-          <w:tcPr>
-            <w:tcW w:type="dxa" w:w="1700"/>
-            <w:tcBorders>
-              <w:top w:val="single" w:sz="6" w:space="0" w:color="B8B8B8"/>
-              <w:left w:val="single" w:sz="6" w:space="0" w:color="B8B8B8"/>
-              <w:bottom w:val="single" w:sz="6" w:space="0" w:color="B8B8B8"/>
-              <w:right w:val="single" w:sz="6" w:space="0" w:color="B8B8B8"/>
-            </w:tcBorders>
-            <w:tcMar>
-              <w:top w:w="90" w:type="dxa"/>
-              <w:start w:w="110" w:type="dxa"/>
-              <w:bottom w:w="90" w:type="dxa"/>
-              <w:end w:w="110" w:type="dxa"/>
-            </w:tcMar>
-          </w:tcPr>
-          <w:p>
-            <w:pPr>
-              <w:spacing w:before="0" w:after="0" w:line="264" w:lineRule="auto"/>
-            </w:pPr>
-            <w:r/>
-            <w:r>
-              <w:rPr>
-                <w:rFonts w:ascii="Arial" w:hAnsi="Arial" w:eastAsia="PingFang TC"/>
-                <w:b w:val="0"/>
-                <w:color w:val="000000"/>
-                <w:sz w:val="17"/>
-              </w:rPr>
-              <w:t>村上春樹</w:t>
-            </w:r>
-          </w:p>
-        </w:tc>
-        <w:tc>
-          <w:tcPr>
-            <w:tcW w:type="dxa" w:w="2850"/>
-            <w:tcBorders>
-              <w:top w:val="single" w:sz="6" w:space="0" w:color="B8B8B8"/>
-              <w:left w:val="single" w:sz="6" w:space="0" w:color="B8B8B8"/>
-              <w:bottom w:val="single" w:sz="6" w:space="0" w:color="B8B8B8"/>
-              <w:right w:val="single" w:sz="6" w:space="0" w:color="B8B8B8"/>
-            </w:tcBorders>
-            <w:tcMar>
-              <w:top w:w="90" w:type="dxa"/>
-              <w:start w:w="110" w:type="dxa"/>
-              <w:bottom w:w="90" w:type="dxa"/>
-              <w:end w:w="110" w:type="dxa"/>
-            </w:tcMar>
-          </w:tcPr>
-          <w:p>
-            <w:pPr>
-              <w:spacing w:before="0" w:after="0" w:line="264" w:lineRule="auto"/>
-            </w:pPr>
-            <w:r/>
-            <w:r>
-              <w:rPr>
-                <w:rFonts w:ascii="Arial" w:hAnsi="Arial" w:eastAsia="PingFang TC"/>
-                <w:b w:val="0"/>
-                <w:color w:val="000000"/>
-                <w:sz w:val="17"/>
-              </w:rPr>
-              <w:t>《挪威的森林》《海邊的卡夫卡》</w:t>
-            </w:r>
-          </w:p>
-        </w:tc>
-        <w:tc>
-          <w:tcPr>
-            <w:tcW w:type="dxa" w:w="4810"/>
-            <w:tcBorders>
-              <w:top w:val="single" w:sz="6" w:space="0" w:color="B8B8B8"/>
-              <w:left w:val="single" w:sz="6" w:space="0" w:color="B8B8B8"/>
-              <w:bottom w:val="single" w:sz="6" w:space="0" w:color="B8B8B8"/>
-              <w:right w:val="single" w:sz="6" w:space="0" w:color="B8B8B8"/>
-            </w:tcBorders>
-            <w:tcMar>
-              <w:top w:w="90" w:type="dxa"/>
-              <w:start w:w="110" w:type="dxa"/>
-              <w:bottom w:w="90" w:type="dxa"/>
-              <w:end w:w="110" w:type="dxa"/>
-            </w:tcMar>
-          </w:tcPr>
-          <w:p>
-            <w:pPr>
-              <w:spacing w:before="0" w:after="0" w:line="264" w:lineRule="auto"/>
-            </w:pPr>
-            <w:r/>
-            <w:r>
-              <w:rPr>
-                <w:rFonts w:ascii="Arial" w:hAnsi="Arial" w:eastAsia="PingFang TC"/>
-                <w:b w:val="0"/>
-                <w:color w:val="000000"/>
-                <w:sz w:val="17"/>
-              </w:rPr>
-              <w:t>城市、音樂、孤獨與奇異感。先從短篇或節選導讀進入。</w:t>
-            </w:r>
-          </w:p>
-        </w:tc>
-      </w:tr>
-      <w:tr>
-        <w:tc>
-          <w:tcPr>
-            <w:tcW w:type="dxa" w:w="1700"/>
-            <w:tcBorders>
-              <w:top w:val="single" w:sz="6" w:space="0" w:color="B8B8B8"/>
-              <w:left w:val="single" w:sz="6" w:space="0" w:color="B8B8B8"/>
-              <w:bottom w:val="single" w:sz="6" w:space="0" w:color="B8B8B8"/>
-              <w:right w:val="single" w:sz="6" w:space="0" w:color="B8B8B8"/>
-            </w:tcBorders>
-            <w:tcMar>
-              <w:top w:w="90" w:type="dxa"/>
-              <w:start w:w="110" w:type="dxa"/>
-              <w:bottom w:w="90" w:type="dxa"/>
-              <w:end w:w="110" w:type="dxa"/>
-            </w:tcMar>
-          </w:tcPr>
-          <w:p>
-            <w:pPr>
-              <w:spacing w:before="0" w:after="0" w:line="264" w:lineRule="auto"/>
-            </w:pPr>
-            <w:r/>
-            <w:r>
-              <w:rPr>
-                <w:rFonts w:ascii="Arial" w:hAnsi="Arial" w:eastAsia="PingFang TC"/>
-                <w:b w:val="0"/>
-                <w:color w:val="000000"/>
-                <w:sz w:val="17"/>
-              </w:rPr>
-              <w:t>吉本芭娜娜</w:t>
-            </w:r>
-          </w:p>
-        </w:tc>
-        <w:tc>
-          <w:tcPr>
-            <w:tcW w:type="dxa" w:w="2850"/>
-            <w:tcBorders>
-              <w:top w:val="single" w:sz="6" w:space="0" w:color="B8B8B8"/>
-              <w:left w:val="single" w:sz="6" w:space="0" w:color="B8B8B8"/>
-              <w:bottom w:val="single" w:sz="6" w:space="0" w:color="B8B8B8"/>
-              <w:right w:val="single" w:sz="6" w:space="0" w:color="B8B8B8"/>
-            </w:tcBorders>
-            <w:tcMar>
-              <w:top w:w="90" w:type="dxa"/>
-              <w:start w:w="110" w:type="dxa"/>
-              <w:bottom w:w="90" w:type="dxa"/>
-              <w:end w:w="110" w:type="dxa"/>
-            </w:tcMar>
-          </w:tcPr>
-          <w:p>
-            <w:pPr>
-              <w:spacing w:before="0" w:after="0" w:line="264" w:lineRule="auto"/>
-            </w:pPr>
-            <w:r/>
-            <w:r>
-              <w:rPr>
-                <w:rFonts w:ascii="Arial" w:hAnsi="Arial" w:eastAsia="PingFang TC"/>
-                <w:b w:val="0"/>
-                <w:color w:val="000000"/>
-                <w:sz w:val="17"/>
-              </w:rPr>
-              <w:t>《廚房》</w:t>
-            </w:r>
-          </w:p>
-        </w:tc>
-        <w:tc>
-          <w:tcPr>
-            <w:tcW w:type="dxa" w:w="4810"/>
-            <w:tcBorders>
-              <w:top w:val="single" w:sz="6" w:space="0" w:color="B8B8B8"/>
-              <w:left w:val="single" w:sz="6" w:space="0" w:color="B8B8B8"/>
-              <w:bottom w:val="single" w:sz="6" w:space="0" w:color="B8B8B8"/>
-              <w:right w:val="single" w:sz="6" w:space="0" w:color="B8B8B8"/>
-            </w:tcBorders>
-            <w:tcMar>
-              <w:top w:w="90" w:type="dxa"/>
-              <w:start w:w="110" w:type="dxa"/>
-              <w:bottom w:w="90" w:type="dxa"/>
-              <w:end w:w="110" w:type="dxa"/>
-            </w:tcMar>
-          </w:tcPr>
-          <w:p>
-            <w:pPr>
-              <w:spacing w:before="0" w:after="0" w:line="264" w:lineRule="auto"/>
-            </w:pPr>
-            <w:r/>
-            <w:r>
-              <w:rPr>
-                <w:rFonts w:ascii="Arial" w:hAnsi="Arial" w:eastAsia="PingFang TC"/>
-                <w:b w:val="0"/>
-                <w:color w:val="000000"/>
-                <w:sz w:val="17"/>
-              </w:rPr>
-              <w:t>失去之後如何重新生活。語氣比想像中更靠近日常。</w:t>
-            </w:r>
-          </w:p>
-        </w:tc>
-      </w:tr>
-      <w:tr>
-        <w:tc>
-          <w:tcPr>
-            <w:tcW w:type="dxa" w:w="1700"/>
-            <w:tcBorders>
-              <w:top w:val="single" w:sz="6" w:space="0" w:color="B8B8B8"/>
-              <w:left w:val="single" w:sz="6" w:space="0" w:color="B8B8B8"/>
-              <w:bottom w:val="single" w:sz="6" w:space="0" w:color="B8B8B8"/>
-              <w:right w:val="single" w:sz="6" w:space="0" w:color="B8B8B8"/>
-            </w:tcBorders>
-            <w:tcMar>
-              <w:top w:w="90" w:type="dxa"/>
-              <w:start w:w="110" w:type="dxa"/>
-              <w:bottom w:w="90" w:type="dxa"/>
-              <w:end w:w="110" w:type="dxa"/>
-            </w:tcMar>
-          </w:tcPr>
-          <w:p>
-            <w:pPr>
-              <w:spacing w:before="0" w:after="0" w:line="264" w:lineRule="auto"/>
-            </w:pPr>
-            <w:r/>
-            <w:r>
-              <w:rPr>
-                <w:rFonts w:ascii="Arial" w:hAnsi="Arial" w:eastAsia="PingFang TC"/>
-                <w:b w:val="0"/>
-                <w:color w:val="000000"/>
-                <w:sz w:val="17"/>
-              </w:rPr>
-              <w:t>東野圭吾</w:t>
-            </w:r>
-          </w:p>
-        </w:tc>
-        <w:tc>
-          <w:tcPr>
-            <w:tcW w:type="dxa" w:w="2850"/>
-            <w:tcBorders>
-              <w:top w:val="single" w:sz="6" w:space="0" w:color="B8B8B8"/>
-              <w:left w:val="single" w:sz="6" w:space="0" w:color="B8B8B8"/>
-              <w:bottom w:val="single" w:sz="6" w:space="0" w:color="B8B8B8"/>
-              <w:right w:val="single" w:sz="6" w:space="0" w:color="B8B8B8"/>
-            </w:tcBorders>
-            <w:tcMar>
-              <w:top w:w="90" w:type="dxa"/>
-              <w:start w:w="110" w:type="dxa"/>
-              <w:bottom w:w="90" w:type="dxa"/>
-              <w:end w:w="110" w:type="dxa"/>
-            </w:tcMar>
-          </w:tcPr>
-          <w:p>
-            <w:pPr>
-              <w:spacing w:before="0" w:after="0" w:line="264" w:lineRule="auto"/>
-            </w:pPr>
-            <w:r/>
-            <w:r>
-              <w:rPr>
-                <w:rFonts w:ascii="Arial" w:hAnsi="Arial" w:eastAsia="PingFang TC"/>
-                <w:b w:val="0"/>
-                <w:color w:val="000000"/>
-                <w:sz w:val="17"/>
-              </w:rPr>
-              <w:t>《解憂雜貨店》《嫌疑犯X的獻身》</w:t>
-            </w:r>
-          </w:p>
-        </w:tc>
-        <w:tc>
-          <w:tcPr>
-            <w:tcW w:type="dxa" w:w="4810"/>
-            <w:tcBorders>
-              <w:top w:val="single" w:sz="6" w:space="0" w:color="B8B8B8"/>
-              <w:left w:val="single" w:sz="6" w:space="0" w:color="B8B8B8"/>
-              <w:bottom w:val="single" w:sz="6" w:space="0" w:color="B8B8B8"/>
-              <w:right w:val="single" w:sz="6" w:space="0" w:color="B8B8B8"/>
-            </w:tcBorders>
-            <w:tcMar>
-              <w:top w:w="90" w:type="dxa"/>
-              <w:start w:w="110" w:type="dxa"/>
-              <w:bottom w:w="90" w:type="dxa"/>
-              <w:end w:w="110" w:type="dxa"/>
-            </w:tcMar>
-          </w:tcPr>
-          <w:p>
-            <w:pPr>
-              <w:spacing w:before="0" w:after="0" w:line="264" w:lineRule="auto"/>
-            </w:pPr>
-            <w:r/>
-            <w:r>
-              <w:rPr>
-                <w:rFonts w:ascii="Arial" w:hAnsi="Arial" w:eastAsia="PingFang TC"/>
-                <w:b w:val="0"/>
-                <w:color w:val="000000"/>
-                <w:sz w:val="17"/>
-              </w:rPr>
-              <w:t>故事性強，容易讀下去。適合學懸念與伏筆。</w:t>
-            </w:r>
-          </w:p>
-        </w:tc>
-      </w:tr>
-      <w:tr>
-        <w:tc>
-          <w:tcPr>
-            <w:tcW w:type="dxa" w:w="1700"/>
-            <w:tcBorders>
-              <w:top w:val="single" w:sz="6" w:space="0" w:color="B8B8B8"/>
-              <w:left w:val="single" w:sz="6" w:space="0" w:color="B8B8B8"/>
-              <w:bottom w:val="single" w:sz="6" w:space="0" w:color="B8B8B8"/>
-              <w:right w:val="single" w:sz="6" w:space="0" w:color="B8B8B8"/>
-            </w:tcBorders>
-            <w:tcMar>
-              <w:top w:w="90" w:type="dxa"/>
-              <w:start w:w="110" w:type="dxa"/>
-              <w:bottom w:w="90" w:type="dxa"/>
-              <w:end w:w="110" w:type="dxa"/>
-            </w:tcMar>
-          </w:tcPr>
-          <w:p>
-            <w:pPr>
-              <w:spacing w:before="0" w:after="0" w:line="264" w:lineRule="auto"/>
-            </w:pPr>
-            <w:r/>
-            <w:r>
-              <w:rPr>
-                <w:rFonts w:ascii="Arial" w:hAnsi="Arial" w:eastAsia="PingFang TC"/>
-                <w:b w:val="0"/>
-                <w:color w:val="000000"/>
-                <w:sz w:val="17"/>
-              </w:rPr>
-              <w:t>新海誠</w:t>
-            </w:r>
-          </w:p>
-        </w:tc>
-        <w:tc>
-          <w:tcPr>
-            <w:tcW w:type="dxa" w:w="2850"/>
-            <w:tcBorders>
-              <w:top w:val="single" w:sz="6" w:space="0" w:color="B8B8B8"/>
-              <w:left w:val="single" w:sz="6" w:space="0" w:color="B8B8B8"/>
-              <w:bottom w:val="single" w:sz="6" w:space="0" w:color="B8B8B8"/>
-              <w:right w:val="single" w:sz="6" w:space="0" w:color="B8B8B8"/>
-            </w:tcBorders>
-            <w:tcMar>
-              <w:top w:w="90" w:type="dxa"/>
-              <w:start w:w="110" w:type="dxa"/>
-              <w:bottom w:w="90" w:type="dxa"/>
-              <w:end w:w="110" w:type="dxa"/>
-            </w:tcMar>
-          </w:tcPr>
-          <w:p>
-            <w:pPr>
-              <w:spacing w:before="0" w:after="0" w:line="264" w:lineRule="auto"/>
-            </w:pPr>
-            <w:r/>
-            <w:r>
-              <w:rPr>
-                <w:rFonts w:ascii="Arial" w:hAnsi="Arial" w:eastAsia="PingFang TC"/>
-                <w:b w:val="0"/>
-                <w:color w:val="000000"/>
-                <w:sz w:val="17"/>
-              </w:rPr>
-              <w:t>《你的名字。》《鈴芽之旅》小說版</w:t>
-            </w:r>
-          </w:p>
-        </w:tc>
-        <w:tc>
-          <w:tcPr>
-            <w:tcW w:type="dxa" w:w="4810"/>
-            <w:tcBorders>
-              <w:top w:val="single" w:sz="6" w:space="0" w:color="B8B8B8"/>
-              <w:left w:val="single" w:sz="6" w:space="0" w:color="B8B8B8"/>
-              <w:bottom w:val="single" w:sz="6" w:space="0" w:color="B8B8B8"/>
-              <w:right w:val="single" w:sz="6" w:space="0" w:color="B8B8B8"/>
-            </w:tcBorders>
-            <w:tcMar>
-              <w:top w:w="90" w:type="dxa"/>
-              <w:start w:w="110" w:type="dxa"/>
-              <w:bottom w:w="90" w:type="dxa"/>
-              <w:end w:w="110" w:type="dxa"/>
-            </w:tcMar>
-          </w:tcPr>
-          <w:p>
-            <w:pPr>
-              <w:spacing w:before="0" w:after="0" w:line="264" w:lineRule="auto"/>
-            </w:pPr>
-            <w:r/>
-            <w:r>
-              <w:rPr>
-                <w:rFonts w:ascii="Arial" w:hAnsi="Arial" w:eastAsia="PingFang TC"/>
-                <w:b w:val="0"/>
-                <w:color w:val="000000"/>
-                <w:sz w:val="17"/>
-              </w:rPr>
-              <w:t>影像感很強。適合連到場景描寫與氣氛。</w:t>
-            </w:r>
-          </w:p>
-        </w:tc>
-      </w:tr>
-      <w:tr>
-        <w:tc>
-          <w:tcPr>
-            <w:tcW w:type="dxa" w:w="1700"/>
-            <w:tcBorders>
-              <w:top w:val="single" w:sz="6" w:space="0" w:color="B8B8B8"/>
-              <w:left w:val="single" w:sz="6" w:space="0" w:color="B8B8B8"/>
-              <w:bottom w:val="single" w:sz="6" w:space="0" w:color="B8B8B8"/>
-              <w:right w:val="single" w:sz="6" w:space="0" w:color="B8B8B8"/>
-            </w:tcBorders>
-            <w:tcMar>
-              <w:top w:w="90" w:type="dxa"/>
-              <w:start w:w="110" w:type="dxa"/>
-              <w:bottom w:w="90" w:type="dxa"/>
-              <w:end w:w="110" w:type="dxa"/>
-            </w:tcMar>
-          </w:tcPr>
-          <w:p>
-            <w:pPr>
-              <w:spacing w:before="0" w:after="0" w:line="264" w:lineRule="auto"/>
-            </w:pPr>
-            <w:r/>
-            <w:r>
-              <w:rPr>
-                <w:rFonts w:ascii="Arial" w:hAnsi="Arial" w:eastAsia="PingFang TC"/>
-                <w:b w:val="0"/>
-                <w:color w:val="000000"/>
-                <w:sz w:val="17"/>
-              </w:rPr>
-              <w:t>太宰治</w:t>
-            </w:r>
-          </w:p>
-        </w:tc>
-        <w:tc>
-          <w:tcPr>
-            <w:tcW w:type="dxa" w:w="2850"/>
-            <w:tcBorders>
-              <w:top w:val="single" w:sz="6" w:space="0" w:color="B8B8B8"/>
-              <w:left w:val="single" w:sz="6" w:space="0" w:color="B8B8B8"/>
-              <w:bottom w:val="single" w:sz="6" w:space="0" w:color="B8B8B8"/>
-              <w:right w:val="single" w:sz="6" w:space="0" w:color="B8B8B8"/>
-            </w:tcBorders>
-            <w:tcMar>
-              <w:top w:w="90" w:type="dxa"/>
-              <w:start w:w="110" w:type="dxa"/>
-              <w:bottom w:w="90" w:type="dxa"/>
-              <w:end w:w="110" w:type="dxa"/>
-            </w:tcMar>
-          </w:tcPr>
-          <w:p>
-            <w:pPr>
-              <w:spacing w:before="0" w:after="0" w:line="264" w:lineRule="auto"/>
-            </w:pPr>
-            <w:r/>
-            <w:r>
-              <w:rPr>
-                <w:rFonts w:ascii="Arial" w:hAnsi="Arial" w:eastAsia="PingFang TC"/>
-                <w:b w:val="0"/>
-                <w:color w:val="000000"/>
-                <w:sz w:val="17"/>
-              </w:rPr>
-              <w:t>《跑吧！美樂斯》</w:t>
-            </w:r>
-          </w:p>
-        </w:tc>
-        <w:tc>
-          <w:tcPr>
-            <w:tcW w:type="dxa" w:w="4810"/>
-            <w:tcBorders>
-              <w:top w:val="single" w:sz="6" w:space="0" w:color="B8B8B8"/>
-              <w:left w:val="single" w:sz="6" w:space="0" w:color="B8B8B8"/>
-              <w:bottom w:val="single" w:sz="6" w:space="0" w:color="B8B8B8"/>
-              <w:right w:val="single" w:sz="6" w:space="0" w:color="B8B8B8"/>
-            </w:tcBorders>
-            <w:tcMar>
-              <w:top w:w="90" w:type="dxa"/>
-              <w:start w:w="110" w:type="dxa"/>
-              <w:bottom w:w="90" w:type="dxa"/>
-              <w:end w:w="110" w:type="dxa"/>
-            </w:tcMar>
-          </w:tcPr>
-          <w:p>
-            <w:pPr>
-              <w:spacing w:before="0" w:after="0" w:line="264" w:lineRule="auto"/>
-            </w:pPr>
-            <w:r/>
-            <w:r>
-              <w:rPr>
-                <w:rFonts w:ascii="Arial" w:hAnsi="Arial" w:eastAsia="PingFang TC"/>
-                <w:b w:val="0"/>
-                <w:color w:val="000000"/>
-                <w:sz w:val="17"/>
-              </w:rPr>
-              <w:t>部分作品已入公版，適合談承諾、逃避與回頭。</w:t>
-            </w:r>
-          </w:p>
-        </w:tc>
-      </w:tr>
-    </w:tbl>
-    <w:p>
-      <w:pPr>
-        <w:spacing w:before="0" w:after="40" w:line="269" w:lineRule="auto"/>
-      </w:pPr>
-      <w:r>
-        <w:rPr>
-          <w:rFonts w:ascii="Arial" w:hAnsi="Arial" w:eastAsia="PingFang TC"/>
-          <w:b/>
-          <w:i w:val="0"/>
-          <w:color w:val="000000"/>
-          <w:sz w:val="21"/>
-        </w:rPr>
-        <w:t>我最想先讀的作家／作品是：</w:t>
-      </w:r>
-    </w:p>
-    <w:tbl>
-      <w:tblPr>
-        <w:tblW w:type="dxa" w:w="9360"/>
-        <w:tblLayout w:type="fixed"/>
-        <w:tblLook w:firstColumn="1" w:firstRow="1" w:lastColumn="0" w:lastRow="0" w:noHBand="0" w:noVBand="1" w:val="04A0"/>
-      </w:tblPr>
-      <w:tblGrid>
-        <w:gridCol w:w="10376"/>
-      </w:tblGrid>
-      <w:tr>
-        <w:trPr>
-          <w:trHeight w:val="567" w:hRule="atLeast"/>
-        </w:trPr>
-        <w:tc>
-          <w:tcPr>
-            <w:tcW w:type="dxa" w:w="10376"/>
-            <w:tcBorders>
-              <w:top w:val="single" w:sz="8" w:space="0" w:color="B8B8B8"/>
-              <w:left w:val="single" w:sz="8" w:space="0" w:color="B8B8B8"/>
-              <w:bottom w:val="single" w:sz="8" w:space="0" w:color="B8B8B8"/>
-              <w:right w:val="single" w:sz="8" w:space="0" w:color="B8B8B8"/>
-            </w:tcBorders>
-            <w:tcMar>
-              <w:top w:w="90" w:type="dxa"/>
-              <w:start w:w="110" w:type="dxa"/>
-              <w:bottom w:w="90" w:type="dxa"/>
-              <w:end w:w="110" w:type="dxa"/>
-            </w:tcMar>
-          </w:tcPr>
-          <w:p/>
-        </w:tc>
-      </w:tr>
-    </w:tbl>
-    <w:p>
-      <w:pPr>
-        <w:spacing w:before="0" w:after="40" w:line="269" w:lineRule="auto"/>
-      </w:pPr>
-      <w:r>
-        <w:rPr>
-          <w:rFonts w:ascii="Arial" w:hAnsi="Arial" w:eastAsia="PingFang TC"/>
-          <w:b/>
-          <w:i w:val="0"/>
-          <w:color w:val="000000"/>
-          <w:sz w:val="21"/>
-        </w:rPr>
-        <w:t>我被吸引的原因是：</w:t>
-      </w:r>
-    </w:p>
-    <w:tbl>
-      <w:tblPr>
-        <w:tblW w:type="dxa" w:w="9360"/>
-        <w:tblLayout w:type="fixed"/>
-        <w:tblLook w:firstColumn="1" w:firstRow="1" w:lastColumn="0" w:lastRow="0" w:noHBand="0" w:noVBand="1" w:val="04A0"/>
-      </w:tblPr>
-      <w:tblGrid>
-        <w:gridCol w:w="10376"/>
-      </w:tblGrid>
-      <w:tr>
-        <w:trPr>
-          <w:trHeight w:val="709" w:hRule="atLeast"/>
-        </w:trPr>
-        <w:tc>
-          <w:tcPr>
-            <w:tcW w:type="dxa" w:w="10376"/>
-            <w:tcBorders>
-              <w:top w:val="single" w:sz="8" w:space="0" w:color="B8B8B8"/>
-              <w:left w:val="single" w:sz="8" w:space="0" w:color="B8B8B8"/>
-              <w:bottom w:val="single" w:sz="8" w:space="0" w:color="B8B8B8"/>
-              <w:right w:val="single" w:sz="8" w:space="0" w:color="B8B8B8"/>
-            </w:tcBorders>
-            <w:tcMar>
-              <w:top w:w="90" w:type="dxa"/>
-              <w:start w:w="110" w:type="dxa"/>
-              <w:bottom w:w="90" w:type="dxa"/>
-              <w:end w:w="110" w:type="dxa"/>
-            </w:tcMar>
-          </w:tcPr>
-          <w:p/>
-        </w:tc>
-      </w:tr>
-    </w:tbl>
-    <w:p>
-      <w:r>
-        <w:br w:type="page"/>
-      </w:r>
-    </w:p>
-    <w:p>
-      <w:pPr>
-        <w:spacing w:before="0" w:after="120" w:line="269" w:lineRule="auto"/>
-        <w:keepNext/>
-      </w:pPr>
-      <w:r>
-        <w:rPr>
-          <w:rFonts w:ascii="Arial" w:hAnsi="Arial" w:eastAsia="PingFang TC"/>
-          <w:b/>
-          <w:color w:val="000000"/>
-          <w:sz w:val="36"/>
-        </w:rPr>
-        <w:t>十一、整理：我從日本文學學到的四種寫法</w:t>
-      </w:r>
-    </w:p>
-    <w:tbl>
-      <w:tblPr>
-        <w:tblW w:type="dxa" w:w="9360"/>
-        <w:tblLayout w:type="fixed"/>
-        <w:tblLook w:firstColumn="1" w:firstRow="1" w:lastColumn="0" w:lastRow="0" w:noHBand="0" w:noVBand="1" w:val="04A0"/>
-      </w:tblPr>
-      <w:tblGrid>
-        <w:gridCol w:w="3459"/>
-        <w:gridCol w:w="3459"/>
-        <w:gridCol w:w="3459"/>
-      </w:tblGrid>
-      <w:tr>
-        <w:tc>
-          <w:tcPr>
-            <w:tcW w:type="dxa" w:w="2100"/>
-            <w:shd w:fill="E6E6E6"/>
-            <w:tcBorders>
-              <w:top w:val="single" w:sz="6" w:space="0" w:color="777777"/>
-              <w:left w:val="single" w:sz="6" w:space="0" w:color="777777"/>
-              <w:bottom w:val="single" w:sz="6" w:space="0" w:color="777777"/>
-              <w:right w:val="single" w:sz="6" w:space="0" w:color="777777"/>
-            </w:tcBorders>
-            <w:tcMar>
-              <w:top w:w="90" w:type="dxa"/>
-              <w:start w:w="110" w:type="dxa"/>
-              <w:bottom w:w="90" w:type="dxa"/>
-              <w:end w:w="110" w:type="dxa"/>
-            </w:tcMar>
-          </w:tcPr>
-          <w:p>
-            <w:pPr>
-              <w:spacing w:before="0" w:after="0" w:line="264" w:lineRule="auto"/>
-              <w:jc w:val="center"/>
-            </w:pPr>
-            <w:r/>
-            <w:r>
-              <w:rPr>
-                <w:rFonts w:ascii="Arial" w:hAnsi="Arial" w:eastAsia="PingFang TC"/>
-                <w:b/>
-                <w:color w:val="000000"/>
-                <w:sz w:val="19"/>
-              </w:rPr>
-              <w:t>寫法</w:t>
-            </w:r>
-          </w:p>
-        </w:tc>
-        <w:tc>
-          <w:tcPr>
-            <w:tcW w:type="dxa" w:w="2300"/>
-            <w:shd w:fill="E6E6E6"/>
-            <w:tcBorders>
-              <w:top w:val="single" w:sz="6" w:space="0" w:color="777777"/>
-              <w:left w:val="single" w:sz="6" w:space="0" w:color="777777"/>
-              <w:bottom w:val="single" w:sz="6" w:space="0" w:color="777777"/>
-              <w:right w:val="single" w:sz="6" w:space="0" w:color="777777"/>
-            </w:tcBorders>
-            <w:tcMar>
-              <w:top w:w="90" w:type="dxa"/>
-              <w:start w:w="110" w:type="dxa"/>
-              <w:bottom w:w="90" w:type="dxa"/>
-              <w:end w:w="110" w:type="dxa"/>
-            </w:tcMar>
-          </w:tcPr>
-          <w:p>
-            <w:pPr>
-              <w:spacing w:before="0" w:after="0" w:line="264" w:lineRule="auto"/>
-              <w:jc w:val="center"/>
-            </w:pPr>
-            <w:r/>
-            <w:r>
-              <w:rPr>
-                <w:rFonts w:ascii="Arial" w:hAnsi="Arial" w:eastAsia="PingFang TC"/>
-                <w:b/>
-                <w:color w:val="000000"/>
-                <w:sz w:val="19"/>
-              </w:rPr>
-              <w:t>代表作品</w:t>
-            </w:r>
-          </w:p>
-        </w:tc>
-        <w:tc>
-          <w:tcPr>
-            <w:tcW w:type="dxa" w:w="4960"/>
-            <w:shd w:fill="E6E6E6"/>
-            <w:tcBorders>
-              <w:top w:val="single" w:sz="6" w:space="0" w:color="777777"/>
-              <w:left w:val="single" w:sz="6" w:space="0" w:color="777777"/>
-              <w:bottom w:val="single" w:sz="6" w:space="0" w:color="777777"/>
-              <w:right w:val="single" w:sz="6" w:space="0" w:color="777777"/>
-            </w:tcBorders>
-            <w:tcMar>
-              <w:top w:w="90" w:type="dxa"/>
-              <w:start w:w="110" w:type="dxa"/>
-              <w:bottom w:w="90" w:type="dxa"/>
-              <w:end w:w="110" w:type="dxa"/>
-            </w:tcMar>
-          </w:tcPr>
-          <w:p>
-            <w:pPr>
-              <w:spacing w:before="0" w:after="0" w:line="264" w:lineRule="auto"/>
-              <w:jc w:val="center"/>
-            </w:pPr>
-            <w:r/>
-            <w:r>
-              <w:rPr>
-                <w:rFonts w:ascii="Arial" w:hAnsi="Arial" w:eastAsia="PingFang TC"/>
-                <w:b/>
-                <w:color w:val="000000"/>
-                <w:sz w:val="19"/>
-              </w:rPr>
-              <w:t>我可以怎麼用在作文</w:t>
-            </w:r>
-          </w:p>
-        </w:tc>
-      </w:tr>
-      <w:tr>
-        <w:tc>
-          <w:tcPr>
-            <w:tcW w:type="dxa" w:w="2100"/>
-            <w:tcBorders>
-              <w:top w:val="single" w:sz="6" w:space="0" w:color="B8B8B8"/>
-              <w:left w:val="single" w:sz="6" w:space="0" w:color="B8B8B8"/>
-              <w:bottom w:val="single" w:sz="6" w:space="0" w:color="B8B8B8"/>
-              <w:right w:val="single" w:sz="6" w:space="0" w:color="B8B8B8"/>
-            </w:tcBorders>
-            <w:tcMar>
-              <w:top w:w="90" w:type="dxa"/>
-              <w:start w:w="110" w:type="dxa"/>
-              <w:bottom w:w="90" w:type="dxa"/>
-              <w:end w:w="110" w:type="dxa"/>
-            </w:tcMar>
-          </w:tcPr>
-          <w:p>
-            <w:pPr>
-              <w:spacing w:before="0" w:after="0" w:line="264" w:lineRule="auto"/>
-            </w:pPr>
-            <w:r/>
-            <w:r>
-              <w:rPr>
-                <w:rFonts w:ascii="Arial" w:hAnsi="Arial" w:eastAsia="PingFang TC"/>
-                <w:b w:val="0"/>
-                <w:color w:val="000000"/>
-                <w:sz w:val="19"/>
-              </w:rPr>
-              <w:t>一瞬間</w:t>
-            </w:r>
-          </w:p>
-        </w:tc>
-        <w:tc>
-          <w:tcPr>
-            <w:tcW w:type="dxa" w:w="2300"/>
-            <w:tcBorders>
-              <w:top w:val="single" w:sz="6" w:space="0" w:color="B8B8B8"/>
-              <w:left w:val="single" w:sz="6" w:space="0" w:color="B8B8B8"/>
-              <w:bottom w:val="single" w:sz="6" w:space="0" w:color="B8B8B8"/>
-              <w:right w:val="single" w:sz="6" w:space="0" w:color="B8B8B8"/>
-            </w:tcBorders>
-            <w:tcMar>
-              <w:top w:w="90" w:type="dxa"/>
-              <w:start w:w="110" w:type="dxa"/>
-              <w:bottom w:w="90" w:type="dxa"/>
-              <w:end w:w="110" w:type="dxa"/>
-            </w:tcMar>
-          </w:tcPr>
-          <w:p>
-            <w:pPr>
-              <w:spacing w:before="0" w:after="0" w:line="264" w:lineRule="auto"/>
-            </w:pPr>
-            <w:r/>
-            <w:r>
-              <w:rPr>
-                <w:rFonts w:ascii="Arial" w:hAnsi="Arial" w:eastAsia="PingFang TC"/>
-                <w:b w:val="0"/>
-                <w:color w:val="000000"/>
-                <w:sz w:val="19"/>
-              </w:rPr>
-              <w:t>俳句</w:t>
-            </w:r>
-          </w:p>
-        </w:tc>
-        <w:tc>
-          <w:tcPr>
-            <w:tcW w:type="dxa" w:w="4960"/>
-            <w:tcBorders>
-              <w:top w:val="single" w:sz="6" w:space="0" w:color="B8B8B8"/>
-              <w:left w:val="single" w:sz="6" w:space="0" w:color="B8B8B8"/>
-              <w:bottom w:val="single" w:sz="6" w:space="0" w:color="B8B8B8"/>
-              <w:right w:val="single" w:sz="6" w:space="0" w:color="B8B8B8"/>
-            </w:tcBorders>
-            <w:tcMar>
-              <w:top w:w="90" w:type="dxa"/>
-              <w:start w:w="110" w:type="dxa"/>
-              <w:bottom w:w="90" w:type="dxa"/>
-              <w:end w:w="110" w:type="dxa"/>
-            </w:tcMar>
-          </w:tcPr>
-          <w:p>
-            <w:pPr>
-              <w:spacing w:before="0" w:after="0" w:line="264" w:lineRule="auto"/>
-            </w:pPr>
-            <w:r/>
-            <w:r>
-              <w:rPr>
-                <w:rFonts w:ascii="Arial" w:hAnsi="Arial" w:eastAsia="PingFang TC"/>
-                <w:b w:val="0"/>
-                <w:color w:val="000000"/>
-                <w:sz w:val="19"/>
-              </w:rPr>
-              <w:t>選一個地點、一個動作、一個聲音。</w:t>
-            </w:r>
-          </w:p>
-        </w:tc>
-      </w:tr>
-      <w:tr>
-        <w:tc>
-          <w:tcPr>
-            <w:tcW w:type="dxa" w:w="2100"/>
-            <w:tcBorders>
-              <w:top w:val="single" w:sz="6" w:space="0" w:color="B8B8B8"/>
-              <w:left w:val="single" w:sz="6" w:space="0" w:color="B8B8B8"/>
-              <w:bottom w:val="single" w:sz="6" w:space="0" w:color="B8B8B8"/>
-              <w:right w:val="single" w:sz="6" w:space="0" w:color="B8B8B8"/>
-            </w:tcBorders>
-            <w:tcMar>
-              <w:top w:w="90" w:type="dxa"/>
-              <w:start w:w="110" w:type="dxa"/>
-              <w:bottom w:w="90" w:type="dxa"/>
-              <w:end w:w="110" w:type="dxa"/>
-            </w:tcMar>
-          </w:tcPr>
-          <w:p>
-            <w:pPr>
-              <w:spacing w:before="0" w:after="0" w:line="264" w:lineRule="auto"/>
-            </w:pPr>
-            <w:r/>
-            <w:r>
-              <w:rPr>
-                <w:rFonts w:ascii="Arial" w:hAnsi="Arial" w:eastAsia="PingFang TC"/>
-                <w:b w:val="0"/>
-                <w:color w:val="000000"/>
-                <w:sz w:val="19"/>
-              </w:rPr>
-              <w:t>困境與理由</w:t>
-            </w:r>
-          </w:p>
-        </w:tc>
-        <w:tc>
-          <w:tcPr>
-            <w:tcW w:type="dxa" w:w="2300"/>
-            <w:tcBorders>
-              <w:top w:val="single" w:sz="6" w:space="0" w:color="B8B8B8"/>
-              <w:left w:val="single" w:sz="6" w:space="0" w:color="B8B8B8"/>
-              <w:bottom w:val="single" w:sz="6" w:space="0" w:color="B8B8B8"/>
-              <w:right w:val="single" w:sz="6" w:space="0" w:color="B8B8B8"/>
-            </w:tcBorders>
-            <w:tcMar>
-              <w:top w:w="90" w:type="dxa"/>
-              <w:start w:w="110" w:type="dxa"/>
-              <w:bottom w:w="90" w:type="dxa"/>
-              <w:end w:w="110" w:type="dxa"/>
-            </w:tcMar>
-          </w:tcPr>
-          <w:p>
-            <w:pPr>
-              <w:spacing w:before="0" w:after="0" w:line="264" w:lineRule="auto"/>
-            </w:pPr>
-            <w:r/>
-            <w:r>
-              <w:rPr>
-                <w:rFonts w:ascii="Arial" w:hAnsi="Arial" w:eastAsia="PingFang TC"/>
-                <w:b w:val="0"/>
-                <w:color w:val="000000"/>
-                <w:sz w:val="19"/>
-              </w:rPr>
-              <w:t>〈羅生門〉</w:t>
-            </w:r>
-          </w:p>
-        </w:tc>
-        <w:tc>
-          <w:tcPr>
-            <w:tcW w:type="dxa" w:w="4960"/>
-            <w:tcBorders>
-              <w:top w:val="single" w:sz="6" w:space="0" w:color="B8B8B8"/>
-              <w:left w:val="single" w:sz="6" w:space="0" w:color="B8B8B8"/>
-              <w:bottom w:val="single" w:sz="6" w:space="0" w:color="B8B8B8"/>
-              <w:right w:val="single" w:sz="6" w:space="0" w:color="B8B8B8"/>
-            </w:tcBorders>
-            <w:tcMar>
-              <w:top w:w="90" w:type="dxa"/>
-              <w:start w:w="110" w:type="dxa"/>
-              <w:bottom w:w="90" w:type="dxa"/>
-              <w:end w:w="110" w:type="dxa"/>
-            </w:tcMar>
-          </w:tcPr>
-          <w:p>
-            <w:pPr>
-              <w:spacing w:before="0" w:after="0" w:line="264" w:lineRule="auto"/>
-            </w:pPr>
-            <w:r/>
-            <w:r>
-              <w:rPr>
-                <w:rFonts w:ascii="Arial" w:hAnsi="Arial" w:eastAsia="PingFang TC"/>
-                <w:b w:val="0"/>
-                <w:color w:val="000000"/>
-                <w:sz w:val="19"/>
-              </w:rPr>
-              <w:t>讓人物有壓力，但也讓他承擔選擇。</w:t>
-            </w:r>
-          </w:p>
-        </w:tc>
-      </w:tr>
-      <w:tr>
-        <w:tc>
-          <w:tcPr>
-            <w:tcW w:type="dxa" w:w="2100"/>
-            <w:tcBorders>
-              <w:top w:val="single" w:sz="6" w:space="0" w:color="B8B8B8"/>
-              <w:left w:val="single" w:sz="6" w:space="0" w:color="B8B8B8"/>
-              <w:bottom w:val="single" w:sz="6" w:space="0" w:color="B8B8B8"/>
-              <w:right w:val="single" w:sz="6" w:space="0" w:color="B8B8B8"/>
-            </w:tcBorders>
-            <w:tcMar>
-              <w:top w:w="90" w:type="dxa"/>
-              <w:start w:w="110" w:type="dxa"/>
-              <w:bottom w:w="90" w:type="dxa"/>
-              <w:end w:w="110" w:type="dxa"/>
-            </w:tcMar>
-          </w:tcPr>
-          <w:p>
-            <w:pPr>
-              <w:spacing w:before="0" w:after="0" w:line="264" w:lineRule="auto"/>
-            </w:pPr>
-            <w:r/>
-            <w:r>
-              <w:rPr>
-                <w:rFonts w:ascii="Arial" w:hAnsi="Arial" w:eastAsia="PingFang TC"/>
-                <w:b w:val="0"/>
-                <w:color w:val="000000"/>
-                <w:sz w:val="19"/>
-              </w:rPr>
-              <w:t>換視角</w:t>
-            </w:r>
-          </w:p>
-        </w:tc>
-        <w:tc>
-          <w:tcPr>
-            <w:tcW w:type="dxa" w:w="2300"/>
-            <w:tcBorders>
-              <w:top w:val="single" w:sz="6" w:space="0" w:color="B8B8B8"/>
-              <w:left w:val="single" w:sz="6" w:space="0" w:color="B8B8B8"/>
-              <w:bottom w:val="single" w:sz="6" w:space="0" w:color="B8B8B8"/>
-              <w:right w:val="single" w:sz="6" w:space="0" w:color="B8B8B8"/>
-            </w:tcBorders>
-            <w:tcMar>
-              <w:top w:w="90" w:type="dxa"/>
-              <w:start w:w="110" w:type="dxa"/>
-              <w:bottom w:w="90" w:type="dxa"/>
-              <w:end w:w="110" w:type="dxa"/>
-            </w:tcMar>
-          </w:tcPr>
-          <w:p>
-            <w:pPr>
-              <w:spacing w:before="0" w:after="0" w:line="264" w:lineRule="auto"/>
-            </w:pPr>
-            <w:r/>
-            <w:r>
-              <w:rPr>
-                <w:rFonts w:ascii="Arial" w:hAnsi="Arial" w:eastAsia="PingFang TC"/>
-                <w:b w:val="0"/>
-                <w:color w:val="000000"/>
-                <w:sz w:val="19"/>
-              </w:rPr>
-              <w:t>《我是貓》</w:t>
-            </w:r>
-          </w:p>
-        </w:tc>
-        <w:tc>
-          <w:tcPr>
-            <w:tcW w:type="dxa" w:w="4960"/>
-            <w:tcBorders>
-              <w:top w:val="single" w:sz="6" w:space="0" w:color="B8B8B8"/>
-              <w:left w:val="single" w:sz="6" w:space="0" w:color="B8B8B8"/>
-              <w:bottom w:val="single" w:sz="6" w:space="0" w:color="B8B8B8"/>
-              <w:right w:val="single" w:sz="6" w:space="0" w:color="B8B8B8"/>
-            </w:tcBorders>
-            <w:tcMar>
-              <w:top w:w="90" w:type="dxa"/>
-              <w:start w:w="110" w:type="dxa"/>
-              <w:bottom w:w="90" w:type="dxa"/>
-              <w:end w:w="110" w:type="dxa"/>
-            </w:tcMar>
-          </w:tcPr>
-          <w:p>
-            <w:pPr>
-              <w:spacing w:before="0" w:after="0" w:line="264" w:lineRule="auto"/>
-            </w:pPr>
-            <w:r/>
-            <w:r>
-              <w:rPr>
-                <w:rFonts w:ascii="Arial" w:hAnsi="Arial" w:eastAsia="PingFang TC"/>
-                <w:b w:val="0"/>
-                <w:color w:val="000000"/>
-                <w:sz w:val="19"/>
-              </w:rPr>
-              <w:t>換一個說話者，讓日常變新鮮。</w:t>
-            </w:r>
-          </w:p>
-        </w:tc>
-      </w:tr>
-      <w:tr>
-        <w:tc>
-          <w:tcPr>
-            <w:tcW w:type="dxa" w:w="2100"/>
-            <w:tcBorders>
-              <w:top w:val="single" w:sz="6" w:space="0" w:color="B8B8B8"/>
-              <w:left w:val="single" w:sz="6" w:space="0" w:color="B8B8B8"/>
-              <w:bottom w:val="single" w:sz="6" w:space="0" w:color="B8B8B8"/>
-              <w:right w:val="single" w:sz="6" w:space="0" w:color="B8B8B8"/>
-            </w:tcBorders>
-            <w:tcMar>
-              <w:top w:w="90" w:type="dxa"/>
-              <w:start w:w="110" w:type="dxa"/>
-              <w:bottom w:w="90" w:type="dxa"/>
-              <w:end w:w="110" w:type="dxa"/>
-            </w:tcMar>
-          </w:tcPr>
-          <w:p>
-            <w:pPr>
-              <w:spacing w:before="0" w:after="0" w:line="264" w:lineRule="auto"/>
-            </w:pPr>
-            <w:r/>
-            <w:r>
-              <w:rPr>
-                <w:rFonts w:ascii="Arial" w:hAnsi="Arial" w:eastAsia="PingFang TC"/>
-                <w:b w:val="0"/>
-                <w:color w:val="000000"/>
-                <w:sz w:val="19"/>
-              </w:rPr>
-              <w:t>線索累積</w:t>
-            </w:r>
-          </w:p>
-        </w:tc>
-        <w:tc>
-          <w:tcPr>
-            <w:tcW w:type="dxa" w:w="2300"/>
-            <w:tcBorders>
-              <w:top w:val="single" w:sz="6" w:space="0" w:color="B8B8B8"/>
-              <w:left w:val="single" w:sz="6" w:space="0" w:color="B8B8B8"/>
-              <w:bottom w:val="single" w:sz="6" w:space="0" w:color="B8B8B8"/>
-              <w:right w:val="single" w:sz="6" w:space="0" w:color="B8B8B8"/>
-            </w:tcBorders>
-            <w:tcMar>
-              <w:top w:w="90" w:type="dxa"/>
-              <w:start w:w="110" w:type="dxa"/>
-              <w:bottom w:w="90" w:type="dxa"/>
-              <w:end w:w="110" w:type="dxa"/>
-            </w:tcMar>
-          </w:tcPr>
-          <w:p>
-            <w:pPr>
-              <w:spacing w:before="0" w:after="0" w:line="264" w:lineRule="auto"/>
-            </w:pPr>
-            <w:r/>
-            <w:r>
-              <w:rPr>
-                <w:rFonts w:ascii="Arial" w:hAnsi="Arial" w:eastAsia="PingFang TC"/>
-                <w:b w:val="0"/>
-                <w:color w:val="000000"/>
-                <w:sz w:val="19"/>
-              </w:rPr>
-              <w:t>〈要求很多的餐廳〉</w:t>
-            </w:r>
-          </w:p>
-        </w:tc>
-        <w:tc>
-          <w:tcPr>
-            <w:tcW w:type="dxa" w:w="4960"/>
-            <w:tcBorders>
-              <w:top w:val="single" w:sz="6" w:space="0" w:color="B8B8B8"/>
-              <w:left w:val="single" w:sz="6" w:space="0" w:color="B8B8B8"/>
-              <w:bottom w:val="single" w:sz="6" w:space="0" w:color="B8B8B8"/>
-              <w:right w:val="single" w:sz="6" w:space="0" w:color="B8B8B8"/>
-            </w:tcBorders>
-            <w:tcMar>
-              <w:top w:w="90" w:type="dxa"/>
-              <w:start w:w="110" w:type="dxa"/>
-              <w:bottom w:w="90" w:type="dxa"/>
-              <w:end w:w="110" w:type="dxa"/>
-            </w:tcMar>
-          </w:tcPr>
-          <w:p>
-            <w:pPr>
-              <w:spacing w:before="0" w:after="0" w:line="264" w:lineRule="auto"/>
-            </w:pPr>
-            <w:r/>
-            <w:r>
-              <w:rPr>
-                <w:rFonts w:ascii="Arial" w:hAnsi="Arial" w:eastAsia="PingFang TC"/>
-                <w:b w:val="0"/>
-                <w:color w:val="000000"/>
-                <w:sz w:val="19"/>
-              </w:rPr>
-              <w:t>把怪異感分成三步慢慢出現。</w:t>
-            </w:r>
-          </w:p>
-        </w:tc>
-      </w:tr>
-    </w:tbl>
-    <w:p>
-      <w:pPr>
-        <w:spacing w:before="0" w:after="40" w:line="269" w:lineRule="auto"/>
-      </w:pPr>
-      <w:r>
-        <w:rPr>
-          <w:rFonts w:ascii="Arial" w:hAnsi="Arial" w:eastAsia="PingFang TC"/>
-          <w:b/>
-          <w:i w:val="0"/>
-          <w:color w:val="000000"/>
-          <w:sz w:val="21"/>
-        </w:rPr>
-        <w:t>今天我最想帶走的一句話：</w:t>
-      </w:r>
-    </w:p>
-    <w:tbl>
-      <w:tblPr>
-        <w:tblW w:type="dxa" w:w="9360"/>
-        <w:tblLayout w:type="fixed"/>
-        <w:tblLook w:firstColumn="1" w:firstRow="1" w:lastColumn="0" w:lastRow="0" w:noHBand="0" w:noVBand="1" w:val="04A0"/>
-      </w:tblPr>
-      <w:tblGrid>
-        <w:gridCol w:w="10376"/>
-      </w:tblGrid>
-      <w:tr>
-        <w:trPr>
-          <w:trHeight w:val="737" w:hRule="atLeast"/>
-        </w:trPr>
-        <w:tc>
-          <w:tcPr>
-            <w:tcW w:type="dxa" w:w="10376"/>
-            <w:tcBorders>
-              <w:top w:val="single" w:sz="8" w:space="0" w:color="B8B8B8"/>
-              <w:left w:val="single" w:sz="8" w:space="0" w:color="B8B8B8"/>
-              <w:bottom w:val="single" w:sz="8" w:space="0" w:color="B8B8B8"/>
-              <w:right w:val="single" w:sz="8" w:space="0" w:color="B8B8B8"/>
-            </w:tcBorders>
-            <w:tcMar>
-              <w:top w:w="90" w:type="dxa"/>
-              <w:start w:w="110" w:type="dxa"/>
-              <w:bottom w:w="90" w:type="dxa"/>
-              <w:end w:w="110" w:type="dxa"/>
-            </w:tcMar>
-          </w:tcPr>
-          <w:p/>
-        </w:tc>
-      </w:tr>
-    </w:tbl>
-    <w:p>
-      <w:pPr>
-        <w:spacing w:before="0" w:after="40" w:line="269" w:lineRule="auto"/>
-      </w:pPr>
-      <w:r>
-        <w:rPr>
-          <w:rFonts w:ascii="Arial" w:hAnsi="Arial" w:eastAsia="PingFang TC"/>
-          <w:b/>
-          <w:i w:val="0"/>
-          <w:color w:val="000000"/>
-          <w:sz w:val="21"/>
-        </w:rPr>
-        <w:t>我想放進自己文章的一個畫面：</w:t>
-      </w:r>
-    </w:p>
-    <w:tbl>
-      <w:tblPr>
-        <w:tblW w:type="dxa" w:w="9360"/>
-        <w:tblLayout w:type="fixed"/>
-        <w:tblLook w:firstColumn="1" w:firstRow="1" w:lastColumn="0" w:lastRow="0" w:noHBand="0" w:noVBand="1" w:val="04A0"/>
-      </w:tblPr>
-      <w:tblGrid>
-        <w:gridCol w:w="10376"/>
-      </w:tblGrid>
-      <w:tr>
-        <w:trPr>
-          <w:trHeight w:val="737" w:hRule="atLeast"/>
-        </w:trPr>
-        <w:tc>
-          <w:tcPr>
-            <w:tcW w:type="dxa" w:w="10376"/>
-            <w:tcBorders>
-              <w:top w:val="single" w:sz="8" w:space="0" w:color="B8B8B8"/>
-              <w:left w:val="single" w:sz="8" w:space="0" w:color="B8B8B8"/>
-              <w:bottom w:val="single" w:sz="8" w:space="0" w:color="B8B8B8"/>
-              <w:right w:val="single" w:sz="8" w:space="0" w:color="B8B8B8"/>
-            </w:tcBorders>
-            <w:tcMar>
-              <w:top w:w="90" w:type="dxa"/>
-              <w:start w:w="110" w:type="dxa"/>
-              <w:bottom w:w="90" w:type="dxa"/>
-              <w:end w:w="110" w:type="dxa"/>
-            </w:tcMar>
-          </w:tcPr>
-          <w:p/>
-        </w:tc>
-      </w:tr>
-    </w:tbl>
-    <w:p>
-      <w:pPr>
-        <w:spacing w:before="0" w:after="40" w:line="269" w:lineRule="auto"/>
-      </w:pPr>
-      <w:r>
-        <w:rPr>
-          <w:rFonts w:ascii="Arial" w:hAnsi="Arial" w:eastAsia="PingFang TC"/>
-          <w:b/>
-          <w:i w:val="0"/>
-          <w:color w:val="000000"/>
-          <w:sz w:val="21"/>
-        </w:rPr>
-        <w:t>我想練習的一種視角或敘事方式：</w:t>
-      </w:r>
-    </w:p>
-    <w:tbl>
-      <w:tblPr>
-        <w:tblW w:type="dxa" w:w="9360"/>
-        <w:tblLayout w:type="fixed"/>
-        <w:tblLook w:firstColumn="1" w:firstRow="1" w:lastColumn="0" w:lastRow="0" w:noHBand="0" w:noVBand="1" w:val="04A0"/>
-      </w:tblPr>
-      <w:tblGrid>
-        <w:gridCol w:w="10376"/>
-      </w:tblGrid>
-      <w:tr>
-        <w:trPr>
-          <w:trHeight w:val="737" w:hRule="atLeast"/>
-        </w:trPr>
-        <w:tc>
-          <w:tcPr>
-            <w:tcW w:type="dxa" w:w="10376"/>
-            <w:tcBorders>
-              <w:top w:val="single" w:sz="8" w:space="0" w:color="B8B8B8"/>
-              <w:left w:val="single" w:sz="8" w:space="0" w:color="B8B8B8"/>
-              <w:bottom w:val="single" w:sz="8" w:space="0" w:color="B8B8B8"/>
-              <w:right w:val="single" w:sz="8" w:space="0" w:color="B8B8B8"/>
-            </w:tcBorders>
-            <w:tcMar>
-              <w:top w:w="90" w:type="dxa"/>
-              <w:start w:w="110" w:type="dxa"/>
-              <w:bottom w:w="90" w:type="dxa"/>
-              <w:end w:w="110" w:type="dxa"/>
-            </w:tcMar>
-          </w:tcPr>
-          <w:p/>
-        </w:tc>
-      </w:tr>
-    </w:tbl>
-    <w:p>
-      <w:r>
-        <w:br w:type="page"/>
-      </w:r>
-    </w:p>
-    <w:p>
-      <w:pPr>
-        <w:spacing w:before="0" w:after="120" w:line="269" w:lineRule="auto"/>
-        <w:keepNext/>
-      </w:pPr>
-      <w:r>
-        <w:rPr>
-          <w:rFonts w:ascii="Arial" w:hAnsi="Arial" w:eastAsia="PingFang TC"/>
-          <w:b/>
-          <w:color w:val="000000"/>
-          <w:sz w:val="36"/>
-        </w:rPr>
-        <w:t>十二、寫作任務：從一篇日本文學出發</w:t>
-      </w:r>
-    </w:p>
-    <w:p>
-      <w:pPr>
-        <w:spacing w:before="0" w:after="80" w:line="269" w:lineRule="auto"/>
-      </w:pPr>
-      <w:r>
-        <w:rPr>
-          <w:rFonts w:ascii="Arial" w:hAnsi="Arial" w:eastAsia="PingFang TC"/>
-          <w:b w:val="0"/>
-          <w:i w:val="0"/>
-          <w:color w:val="000000"/>
-          <w:sz w:val="21"/>
-        </w:rPr>
-        <w:t>請從今天讀過的一篇作品出發，寫一段 200 到 350 字的短文。你可以選一種任務。</w:t>
-      </w:r>
-    </w:p>
-    <w:tbl>
-      <w:tblPr>
-        <w:tblW w:type="dxa" w:w="9360"/>
-        <w:tblLayout w:type="fixed"/>
-        <w:tblLook w:firstColumn="1" w:firstRow="1" w:lastColumn="0" w:lastRow="0" w:noHBand="0" w:noVBand="1" w:val="04A0"/>
-      </w:tblPr>
-      <w:tblGrid>
-        <w:gridCol w:w="3459"/>
-        <w:gridCol w:w="3459"/>
-        <w:gridCol w:w="3459"/>
-      </w:tblGrid>
-      <w:tr>
-        <w:tc>
-          <w:tcPr>
-            <w:tcW w:type="dxa" w:w="900"/>
-            <w:shd w:fill="E6E6E6"/>
-            <w:tcBorders>
-              <w:top w:val="single" w:sz="6" w:space="0" w:color="777777"/>
-              <w:left w:val="single" w:sz="6" w:space="0" w:color="777777"/>
-              <w:bottom w:val="single" w:sz="6" w:space="0" w:color="777777"/>
-              <w:right w:val="single" w:sz="6" w:space="0" w:color="777777"/>
-            </w:tcBorders>
-            <w:tcMar>
-              <w:top w:w="90" w:type="dxa"/>
-              <w:start w:w="110" w:type="dxa"/>
-              <w:bottom w:w="90" w:type="dxa"/>
-              <w:end w:w="110" w:type="dxa"/>
-            </w:tcMar>
-          </w:tcPr>
-          <w:p>
-            <w:pPr>
-              <w:spacing w:before="0" w:after="0" w:line="264" w:lineRule="auto"/>
-              <w:jc w:val="center"/>
-            </w:pPr>
-            <w:r/>
-            <w:r>
-              <w:rPr>
-                <w:rFonts w:ascii="Arial" w:hAnsi="Arial" w:eastAsia="PingFang TC"/>
-                <w:b/>
-                <w:color w:val="000000"/>
-                <w:sz w:val="18"/>
-              </w:rPr>
-              <w:t>任務</w:t>
-            </w:r>
-          </w:p>
-        </w:tc>
-        <w:tc>
-          <w:tcPr>
-            <w:tcW w:type="dxa" w:w="3150"/>
-            <w:shd w:fill="E6E6E6"/>
-            <w:tcBorders>
-              <w:top w:val="single" w:sz="6" w:space="0" w:color="777777"/>
-              <w:left w:val="single" w:sz="6" w:space="0" w:color="777777"/>
-              <w:bottom w:val="single" w:sz="6" w:space="0" w:color="777777"/>
-              <w:right w:val="single" w:sz="6" w:space="0" w:color="777777"/>
-            </w:tcBorders>
-            <w:tcMar>
-              <w:top w:w="90" w:type="dxa"/>
-              <w:start w:w="110" w:type="dxa"/>
-              <w:bottom w:w="90" w:type="dxa"/>
-              <w:end w:w="110" w:type="dxa"/>
-            </w:tcMar>
-          </w:tcPr>
-          <w:p>
-            <w:pPr>
-              <w:spacing w:before="0" w:after="0" w:line="264" w:lineRule="auto"/>
-              <w:jc w:val="center"/>
-            </w:pPr>
-            <w:r/>
-            <w:r>
-              <w:rPr>
-                <w:rFonts w:ascii="Arial" w:hAnsi="Arial" w:eastAsia="PingFang TC"/>
-                <w:b/>
-                <w:color w:val="000000"/>
-                <w:sz w:val="18"/>
-              </w:rPr>
-              <w:t>題目</w:t>
-            </w:r>
-          </w:p>
-        </w:tc>
-        <w:tc>
-          <w:tcPr>
-            <w:tcW w:type="dxa" w:w="5310"/>
-            <w:shd w:fill="E6E6E6"/>
-            <w:tcBorders>
-              <w:top w:val="single" w:sz="6" w:space="0" w:color="777777"/>
-              <w:left w:val="single" w:sz="6" w:space="0" w:color="777777"/>
-              <w:bottom w:val="single" w:sz="6" w:space="0" w:color="777777"/>
-              <w:right w:val="single" w:sz="6" w:space="0" w:color="777777"/>
-            </w:tcBorders>
-            <w:tcMar>
-              <w:top w:w="90" w:type="dxa"/>
-              <w:start w:w="110" w:type="dxa"/>
-              <w:bottom w:w="90" w:type="dxa"/>
-              <w:end w:w="110" w:type="dxa"/>
-            </w:tcMar>
-          </w:tcPr>
-          <w:p>
-            <w:pPr>
-              <w:spacing w:before="0" w:after="0" w:line="264" w:lineRule="auto"/>
-              <w:jc w:val="center"/>
-            </w:pPr>
-            <w:r/>
-            <w:r>
-              <w:rPr>
-                <w:rFonts w:ascii="Arial" w:hAnsi="Arial" w:eastAsia="PingFang TC"/>
-                <w:b/>
-                <w:color w:val="000000"/>
-                <w:sz w:val="18"/>
-              </w:rPr>
-              <w:t>必須做到</w:t>
-            </w:r>
-          </w:p>
-        </w:tc>
-      </w:tr>
-      <w:tr>
-        <w:tc>
-          <w:tcPr>
-            <w:tcW w:type="dxa" w:w="900"/>
-            <w:tcBorders>
-              <w:top w:val="single" w:sz="6" w:space="0" w:color="B8B8B8"/>
-              <w:left w:val="single" w:sz="6" w:space="0" w:color="B8B8B8"/>
-              <w:bottom w:val="single" w:sz="6" w:space="0" w:color="B8B8B8"/>
-              <w:right w:val="single" w:sz="6" w:space="0" w:color="B8B8B8"/>
-            </w:tcBorders>
-            <w:tcMar>
-              <w:top w:w="90" w:type="dxa"/>
-              <w:start w:w="110" w:type="dxa"/>
-              <w:bottom w:w="90" w:type="dxa"/>
-              <w:end w:w="110" w:type="dxa"/>
-            </w:tcMar>
-          </w:tcPr>
-          <w:p>
-            <w:pPr>
-              <w:spacing w:before="0" w:after="0" w:line="264" w:lineRule="auto"/>
-            </w:pPr>
-            <w:r/>
-            <w:r>
-              <w:rPr>
-                <w:rFonts w:ascii="Arial" w:hAnsi="Arial" w:eastAsia="PingFang TC"/>
-                <w:b w:val="0"/>
-                <w:color w:val="000000"/>
-                <w:sz w:val="18"/>
-              </w:rPr>
-              <w:t>A</w:t>
-            </w:r>
-          </w:p>
-        </w:tc>
-        <w:tc>
-          <w:tcPr>
-            <w:tcW w:type="dxa" w:w="3150"/>
-            <w:tcBorders>
-              <w:top w:val="single" w:sz="6" w:space="0" w:color="B8B8B8"/>
-              <w:left w:val="single" w:sz="6" w:space="0" w:color="B8B8B8"/>
-              <w:bottom w:val="single" w:sz="6" w:space="0" w:color="B8B8B8"/>
-              <w:right w:val="single" w:sz="6" w:space="0" w:color="B8B8B8"/>
-            </w:tcBorders>
-            <w:tcMar>
-              <w:top w:w="90" w:type="dxa"/>
-              <w:start w:w="110" w:type="dxa"/>
-              <w:bottom w:w="90" w:type="dxa"/>
-              <w:end w:w="110" w:type="dxa"/>
-            </w:tcMar>
-          </w:tcPr>
-          <w:p>
-            <w:pPr>
-              <w:spacing w:before="0" w:after="0" w:line="264" w:lineRule="auto"/>
-            </w:pPr>
-            <w:r/>
-            <w:r>
-              <w:rPr>
-                <w:rFonts w:ascii="Arial" w:hAnsi="Arial" w:eastAsia="PingFang TC"/>
-                <w:b w:val="0"/>
-                <w:color w:val="000000"/>
-                <w:sz w:val="18"/>
-              </w:rPr>
-              <w:t>羅生門下人的自白</w:t>
-            </w:r>
-          </w:p>
-        </w:tc>
-        <w:tc>
-          <w:tcPr>
-            <w:tcW w:type="dxa" w:w="5310"/>
-            <w:tcBorders>
-              <w:top w:val="single" w:sz="6" w:space="0" w:color="B8B8B8"/>
-              <w:left w:val="single" w:sz="6" w:space="0" w:color="B8B8B8"/>
-              <w:bottom w:val="single" w:sz="6" w:space="0" w:color="B8B8B8"/>
-              <w:right w:val="single" w:sz="6" w:space="0" w:color="B8B8B8"/>
-            </w:tcBorders>
-            <w:tcMar>
-              <w:top w:w="90" w:type="dxa"/>
-              <w:start w:w="110" w:type="dxa"/>
-              <w:bottom w:w="90" w:type="dxa"/>
-              <w:end w:w="110" w:type="dxa"/>
-            </w:tcMar>
-          </w:tcPr>
-          <w:p>
-            <w:pPr>
-              <w:spacing w:before="0" w:after="0" w:line="264" w:lineRule="auto"/>
-            </w:pPr>
-            <w:r/>
-            <w:r>
-              <w:rPr>
-                <w:rFonts w:ascii="Arial" w:hAnsi="Arial" w:eastAsia="PingFang TC"/>
-                <w:b w:val="0"/>
-                <w:color w:val="000000"/>
-                <w:sz w:val="18"/>
-              </w:rPr>
-              <w:t>寫出困境、理由、選擇與後果。</w:t>
-            </w:r>
-          </w:p>
-        </w:tc>
-      </w:tr>
-      <w:tr>
-        <w:tc>
-          <w:tcPr>
-            <w:tcW w:type="dxa" w:w="900"/>
-            <w:tcBorders>
-              <w:top w:val="single" w:sz="6" w:space="0" w:color="B8B8B8"/>
-              <w:left w:val="single" w:sz="6" w:space="0" w:color="B8B8B8"/>
-              <w:bottom w:val="single" w:sz="6" w:space="0" w:color="B8B8B8"/>
-              <w:right w:val="single" w:sz="6" w:space="0" w:color="B8B8B8"/>
-            </w:tcBorders>
-            <w:tcMar>
-              <w:top w:w="90" w:type="dxa"/>
-              <w:start w:w="110" w:type="dxa"/>
-              <w:bottom w:w="90" w:type="dxa"/>
-              <w:end w:w="110" w:type="dxa"/>
-            </w:tcMar>
-          </w:tcPr>
-          <w:p>
-            <w:pPr>
-              <w:spacing w:before="0" w:after="0" w:line="264" w:lineRule="auto"/>
-            </w:pPr>
-            <w:r/>
-            <w:r>
-              <w:rPr>
-                <w:rFonts w:ascii="Arial" w:hAnsi="Arial" w:eastAsia="PingFang TC"/>
-                <w:b w:val="0"/>
-                <w:color w:val="000000"/>
-                <w:sz w:val="18"/>
-              </w:rPr>
-              <w:t>B</w:t>
-            </w:r>
-          </w:p>
-        </w:tc>
-        <w:tc>
-          <w:tcPr>
-            <w:tcW w:type="dxa" w:w="3150"/>
-            <w:tcBorders>
-              <w:top w:val="single" w:sz="6" w:space="0" w:color="B8B8B8"/>
-              <w:left w:val="single" w:sz="6" w:space="0" w:color="B8B8B8"/>
-              <w:bottom w:val="single" w:sz="6" w:space="0" w:color="B8B8B8"/>
-              <w:right w:val="single" w:sz="6" w:space="0" w:color="B8B8B8"/>
-            </w:tcBorders>
-            <w:tcMar>
-              <w:top w:w="90" w:type="dxa"/>
-              <w:start w:w="110" w:type="dxa"/>
-              <w:bottom w:w="90" w:type="dxa"/>
-              <w:end w:w="110" w:type="dxa"/>
-            </w:tcMar>
-          </w:tcPr>
-          <w:p>
-            <w:pPr>
-              <w:spacing w:before="0" w:after="0" w:line="264" w:lineRule="auto"/>
-            </w:pPr>
-            <w:r/>
-            <w:r>
-              <w:rPr>
-                <w:rFonts w:ascii="Arial" w:hAnsi="Arial" w:eastAsia="PingFang TC"/>
-                <w:b w:val="0"/>
-                <w:color w:val="000000"/>
-                <w:sz w:val="18"/>
-              </w:rPr>
-              <w:t>我是某個物品</w:t>
-            </w:r>
-          </w:p>
-        </w:tc>
-        <w:tc>
-          <w:tcPr>
-            <w:tcW w:type="dxa" w:w="5310"/>
-            <w:tcBorders>
-              <w:top w:val="single" w:sz="6" w:space="0" w:color="B8B8B8"/>
-              <w:left w:val="single" w:sz="6" w:space="0" w:color="B8B8B8"/>
-              <w:bottom w:val="single" w:sz="6" w:space="0" w:color="B8B8B8"/>
-              <w:right w:val="single" w:sz="6" w:space="0" w:color="B8B8B8"/>
-            </w:tcBorders>
-            <w:tcMar>
-              <w:top w:w="90" w:type="dxa"/>
-              <w:start w:w="110" w:type="dxa"/>
-              <w:bottom w:w="90" w:type="dxa"/>
-              <w:end w:w="110" w:type="dxa"/>
-            </w:tcMar>
-          </w:tcPr>
-          <w:p>
-            <w:pPr>
-              <w:spacing w:before="0" w:after="0" w:line="264" w:lineRule="auto"/>
-            </w:pPr>
-            <w:r/>
-            <w:r>
-              <w:rPr>
-                <w:rFonts w:ascii="Arial" w:hAnsi="Arial" w:eastAsia="PingFang TC"/>
-                <w:b w:val="0"/>
-                <w:color w:val="000000"/>
-                <w:sz w:val="18"/>
-              </w:rPr>
-              <w:t>用非人視角看一件日常小事。</w:t>
-            </w:r>
-          </w:p>
-        </w:tc>
-      </w:tr>
-      <w:tr>
-        <w:tc>
-          <w:tcPr>
-            <w:tcW w:type="dxa" w:w="900"/>
-            <w:tcBorders>
-              <w:top w:val="single" w:sz="6" w:space="0" w:color="B8B8B8"/>
-              <w:left w:val="single" w:sz="6" w:space="0" w:color="B8B8B8"/>
-              <w:bottom w:val="single" w:sz="6" w:space="0" w:color="B8B8B8"/>
-              <w:right w:val="single" w:sz="6" w:space="0" w:color="B8B8B8"/>
-            </w:tcBorders>
-            <w:tcMar>
-              <w:top w:w="90" w:type="dxa"/>
-              <w:start w:w="110" w:type="dxa"/>
-              <w:bottom w:w="90" w:type="dxa"/>
-              <w:end w:w="110" w:type="dxa"/>
-            </w:tcMar>
-          </w:tcPr>
-          <w:p>
-            <w:pPr>
-              <w:spacing w:before="0" w:after="0" w:line="264" w:lineRule="auto"/>
-            </w:pPr>
-            <w:r/>
-            <w:r>
-              <w:rPr>
-                <w:rFonts w:ascii="Arial" w:hAnsi="Arial" w:eastAsia="PingFang TC"/>
-                <w:b w:val="0"/>
-                <w:color w:val="000000"/>
-                <w:sz w:val="18"/>
-              </w:rPr>
-              <w:t>C</w:t>
-            </w:r>
-          </w:p>
-        </w:tc>
-        <w:tc>
-          <w:tcPr>
-            <w:tcW w:type="dxa" w:w="3150"/>
-            <w:tcBorders>
-              <w:top w:val="single" w:sz="6" w:space="0" w:color="B8B8B8"/>
-              <w:left w:val="single" w:sz="6" w:space="0" w:color="B8B8B8"/>
-              <w:bottom w:val="single" w:sz="6" w:space="0" w:color="B8B8B8"/>
-              <w:right w:val="single" w:sz="6" w:space="0" w:color="B8B8B8"/>
-            </w:tcBorders>
-            <w:tcMar>
-              <w:top w:w="90" w:type="dxa"/>
-              <w:start w:w="110" w:type="dxa"/>
-              <w:bottom w:w="90" w:type="dxa"/>
-              <w:end w:w="110" w:type="dxa"/>
-            </w:tcMar>
-          </w:tcPr>
-          <w:p>
-            <w:pPr>
-              <w:spacing w:before="0" w:after="0" w:line="264" w:lineRule="auto"/>
-            </w:pPr>
-            <w:r/>
-            <w:r>
-              <w:rPr>
-                <w:rFonts w:ascii="Arial" w:hAnsi="Arial" w:eastAsia="PingFang TC"/>
-                <w:b w:val="0"/>
-                <w:color w:val="000000"/>
-                <w:sz w:val="18"/>
-              </w:rPr>
-              <w:t>奇怪的店</w:t>
-            </w:r>
-          </w:p>
-        </w:tc>
-        <w:tc>
-          <w:tcPr>
-            <w:tcW w:type="dxa" w:w="5310"/>
-            <w:tcBorders>
-              <w:top w:val="single" w:sz="6" w:space="0" w:color="B8B8B8"/>
-              <w:left w:val="single" w:sz="6" w:space="0" w:color="B8B8B8"/>
-              <w:bottom w:val="single" w:sz="6" w:space="0" w:color="B8B8B8"/>
-              <w:right w:val="single" w:sz="6" w:space="0" w:color="B8B8B8"/>
-            </w:tcBorders>
-            <w:tcMar>
-              <w:top w:w="90" w:type="dxa"/>
-              <w:start w:w="110" w:type="dxa"/>
-              <w:bottom w:w="90" w:type="dxa"/>
-              <w:end w:w="110" w:type="dxa"/>
-            </w:tcMar>
-          </w:tcPr>
-          <w:p>
-            <w:pPr>
-              <w:spacing w:before="0" w:after="0" w:line="264" w:lineRule="auto"/>
-            </w:pPr>
-            <w:r/>
-            <w:r>
-              <w:rPr>
-                <w:rFonts w:ascii="Arial" w:hAnsi="Arial" w:eastAsia="PingFang TC"/>
-                <w:b w:val="0"/>
-                <w:color w:val="000000"/>
-                <w:sz w:val="18"/>
-              </w:rPr>
-              <w:t>用三張告示牌或三個線索慢慢製造不對勁。</w:t>
-            </w:r>
-          </w:p>
-        </w:tc>
-      </w:tr>
-      <w:tr>
-        <w:tc>
-          <w:tcPr>
-            <w:tcW w:type="dxa" w:w="900"/>
-            <w:tcBorders>
-              <w:top w:val="single" w:sz="6" w:space="0" w:color="B8B8B8"/>
-              <w:left w:val="single" w:sz="6" w:space="0" w:color="B8B8B8"/>
-              <w:bottom w:val="single" w:sz="6" w:space="0" w:color="B8B8B8"/>
-              <w:right w:val="single" w:sz="6" w:space="0" w:color="B8B8B8"/>
-            </w:tcBorders>
-            <w:tcMar>
-              <w:top w:w="90" w:type="dxa"/>
-              <w:start w:w="110" w:type="dxa"/>
-              <w:bottom w:w="90" w:type="dxa"/>
-              <w:end w:w="110" w:type="dxa"/>
-            </w:tcMar>
-          </w:tcPr>
-          <w:p>
-            <w:pPr>
-              <w:spacing w:before="0" w:after="0" w:line="264" w:lineRule="auto"/>
-            </w:pPr>
-            <w:r/>
-            <w:r>
-              <w:rPr>
-                <w:rFonts w:ascii="Arial" w:hAnsi="Arial" w:eastAsia="PingFang TC"/>
-                <w:b w:val="0"/>
-                <w:color w:val="000000"/>
-                <w:sz w:val="18"/>
-              </w:rPr>
-              <w:t>D</w:t>
-            </w:r>
-          </w:p>
-        </w:tc>
-        <w:tc>
-          <w:tcPr>
-            <w:tcW w:type="dxa" w:w="3150"/>
-            <w:tcBorders>
-              <w:top w:val="single" w:sz="6" w:space="0" w:color="B8B8B8"/>
-              <w:left w:val="single" w:sz="6" w:space="0" w:color="B8B8B8"/>
-              <w:bottom w:val="single" w:sz="6" w:space="0" w:color="B8B8B8"/>
-              <w:right w:val="single" w:sz="6" w:space="0" w:color="B8B8B8"/>
-            </w:tcBorders>
-            <w:tcMar>
-              <w:top w:w="90" w:type="dxa"/>
-              <w:start w:w="110" w:type="dxa"/>
-              <w:bottom w:w="90" w:type="dxa"/>
-              <w:end w:w="110" w:type="dxa"/>
-            </w:tcMar>
-          </w:tcPr>
-          <w:p>
-            <w:pPr>
-              <w:spacing w:before="0" w:after="0" w:line="264" w:lineRule="auto"/>
-            </w:pPr>
-            <w:r/>
-            <w:r>
-              <w:rPr>
-                <w:rFonts w:ascii="Arial" w:hAnsi="Arial" w:eastAsia="PingFang TC"/>
-                <w:b w:val="0"/>
-                <w:color w:val="000000"/>
-                <w:sz w:val="18"/>
-              </w:rPr>
-              <w:t>三行瞬間</w:t>
-            </w:r>
-          </w:p>
-        </w:tc>
-        <w:tc>
-          <w:tcPr>
-            <w:tcW w:type="dxa" w:w="5310"/>
-            <w:tcBorders>
-              <w:top w:val="single" w:sz="6" w:space="0" w:color="B8B8B8"/>
-              <w:left w:val="single" w:sz="6" w:space="0" w:color="B8B8B8"/>
-              <w:bottom w:val="single" w:sz="6" w:space="0" w:color="B8B8B8"/>
-              <w:right w:val="single" w:sz="6" w:space="0" w:color="B8B8B8"/>
-            </w:tcBorders>
-            <w:tcMar>
-              <w:top w:w="90" w:type="dxa"/>
-              <w:start w:w="110" w:type="dxa"/>
-              <w:bottom w:w="90" w:type="dxa"/>
-              <w:end w:w="110" w:type="dxa"/>
-            </w:tcMar>
-          </w:tcPr>
-          <w:p>
-            <w:pPr>
-              <w:spacing w:before="0" w:after="0" w:line="264" w:lineRule="auto"/>
-            </w:pPr>
-            <w:r/>
-            <w:r>
-              <w:rPr>
-                <w:rFonts w:ascii="Arial" w:hAnsi="Arial" w:eastAsia="PingFang TC"/>
-                <w:b w:val="0"/>
-                <w:color w:val="000000"/>
-                <w:sz w:val="18"/>
-              </w:rPr>
-              <w:t>像俳句一樣，寫一個地點、動作、聲音，再擴成短文。</w:t>
-            </w:r>
-          </w:p>
-        </w:tc>
-      </w:tr>
-    </w:tbl>
-    <w:p>
-      <w:pPr>
-        <w:spacing w:before="0" w:after="40" w:line="269" w:lineRule="auto"/>
-      </w:pPr>
-      <w:r>
-        <w:rPr>
-          <w:rFonts w:ascii="Arial" w:hAnsi="Arial" w:eastAsia="PingFang TC"/>
-          <w:b/>
-          <w:i w:val="0"/>
-          <w:color w:val="000000"/>
-          <w:sz w:val="21"/>
-        </w:rPr>
-        <w:t>我選的任務：</w:t>
-      </w:r>
-    </w:p>
-    <w:tbl>
-      <w:tblPr>
-        <w:tblW w:type="dxa" w:w="9360"/>
-        <w:tblLayout w:type="fixed"/>
-        <w:tblLook w:firstColumn="1" w:firstRow="1" w:lastColumn="0" w:lastRow="0" w:noHBand="0" w:noVBand="1" w:val="04A0"/>
-      </w:tblPr>
-      <w:tblGrid>
-        <w:gridCol w:w="10376"/>
-      </w:tblGrid>
-      <w:tr>
-        <w:trPr>
-          <w:trHeight w:val="482" w:hRule="atLeast"/>
-        </w:trPr>
-        <w:tc>
-          <w:tcPr>
-            <w:tcW w:type="dxa" w:w="10376"/>
-            <w:tcBorders>
-              <w:top w:val="single" w:sz="8" w:space="0" w:color="B8B8B8"/>
-              <w:left w:val="single" w:sz="8" w:space="0" w:color="B8B8B8"/>
-              <w:bottom w:val="single" w:sz="8" w:space="0" w:color="B8B8B8"/>
-              <w:right w:val="single" w:sz="8" w:space="0" w:color="B8B8B8"/>
-            </w:tcBorders>
-            <w:tcMar>
-              <w:top w:w="90" w:type="dxa"/>
-              <w:start w:w="110" w:type="dxa"/>
-              <w:bottom w:w="90" w:type="dxa"/>
-              <w:end w:w="110" w:type="dxa"/>
-            </w:tcMar>
-          </w:tcPr>
-          <w:p/>
-        </w:tc>
-      </w:tr>
-    </w:tbl>
-    <w:p>
-      <w:pPr>
-        <w:spacing w:before="0" w:after="40" w:line="269" w:lineRule="auto"/>
-      </w:pPr>
-      <w:r>
-        <w:rPr>
-          <w:rFonts w:ascii="Arial" w:hAnsi="Arial" w:eastAsia="PingFang TC"/>
-          <w:b/>
-          <w:i w:val="0"/>
-          <w:color w:val="000000"/>
-          <w:sz w:val="21"/>
-        </w:rPr>
-        <w:t>我的構思：主角／地點／壓力或線索</w:t>
-      </w:r>
-    </w:p>
-    <w:tbl>
-      <w:tblPr>
-        <w:tblW w:type="dxa" w:w="9360"/>
-        <w:tblLayout w:type="fixed"/>
-        <w:tblLook w:firstColumn="1" w:firstRow="1" w:lastColumn="0" w:lastRow="0" w:noHBand="0" w:noVBand="1" w:val="04A0"/>
-      </w:tblPr>
-      <w:tblGrid>
-        <w:gridCol w:w="10376"/>
-      </w:tblGrid>
-      <w:tr>
-        <w:trPr>
-          <w:trHeight w:val="964" w:hRule="atLeast"/>
         </w:trPr>
         <w:tc>
           <w:tcPr>
@@ -12800,856 +9384,6 @@
           </w:p>
         </w:tc>
       </w:tr>
-      <w:tr>
-        <w:trPr>
-          <w:trHeight w:val="397" w:hRule="exact"/>
-        </w:trPr>
-        <w:tc>
-          <w:tcPr>
-            <w:tcW w:type="dxa" w:w="468"/>
-            <w:vAlign w:val="center"/>
-            <w:tcBorders>
-              <w:top w:val="single" w:sz="4" w:space="0" w:color="B8B8B8"/>
-              <w:left w:val="single" w:sz="4" w:space="0" w:color="B8B8B8"/>
-              <w:bottom w:val="single" w:sz="4" w:space="0" w:color="B8B8B8"/>
-              <w:right w:val="single" w:sz="4" w:space="0" w:color="B8B8B8"/>
-            </w:tcBorders>
-            <w:tcMar>
-              <w:top w:w="18" w:type="dxa"/>
-              <w:start w:w="18" w:type="dxa"/>
-              <w:bottom w:w="18" w:type="dxa"/>
-              <w:end w:w="18" w:type="dxa"/>
-            </w:tcMar>
-          </w:tcPr>
-          <w:p>
-            <w:r/>
-          </w:p>
-        </w:tc>
-        <w:tc>
-          <w:tcPr>
-            <w:tcW w:type="dxa" w:w="468"/>
-            <w:vAlign w:val="center"/>
-            <w:tcBorders>
-              <w:top w:val="single" w:sz="4" w:space="0" w:color="B8B8B8"/>
-              <w:left w:val="single" w:sz="4" w:space="0" w:color="B8B8B8"/>
-              <w:bottom w:val="single" w:sz="4" w:space="0" w:color="B8B8B8"/>
-              <w:right w:val="single" w:sz="4" w:space="0" w:color="B8B8B8"/>
-            </w:tcBorders>
-            <w:tcMar>
-              <w:top w:w="18" w:type="dxa"/>
-              <w:start w:w="18" w:type="dxa"/>
-              <w:bottom w:w="18" w:type="dxa"/>
-              <w:end w:w="18" w:type="dxa"/>
-            </w:tcMar>
-          </w:tcPr>
-          <w:p>
-            <w:r/>
-          </w:p>
-        </w:tc>
-        <w:tc>
-          <w:tcPr>
-            <w:tcW w:type="dxa" w:w="468"/>
-            <w:vAlign w:val="center"/>
-            <w:tcBorders>
-              <w:top w:val="single" w:sz="4" w:space="0" w:color="B8B8B8"/>
-              <w:left w:val="single" w:sz="4" w:space="0" w:color="B8B8B8"/>
-              <w:bottom w:val="single" w:sz="4" w:space="0" w:color="B8B8B8"/>
-              <w:right w:val="single" w:sz="4" w:space="0" w:color="B8B8B8"/>
-            </w:tcBorders>
-            <w:tcMar>
-              <w:top w:w="18" w:type="dxa"/>
-              <w:start w:w="18" w:type="dxa"/>
-              <w:bottom w:w="18" w:type="dxa"/>
-              <w:end w:w="18" w:type="dxa"/>
-            </w:tcMar>
-          </w:tcPr>
-          <w:p>
-            <w:r/>
-          </w:p>
-        </w:tc>
-        <w:tc>
-          <w:tcPr>
-            <w:tcW w:type="dxa" w:w="468"/>
-            <w:vAlign w:val="center"/>
-            <w:tcBorders>
-              <w:top w:val="single" w:sz="4" w:space="0" w:color="B8B8B8"/>
-              <w:left w:val="single" w:sz="4" w:space="0" w:color="B8B8B8"/>
-              <w:bottom w:val="single" w:sz="4" w:space="0" w:color="B8B8B8"/>
-              <w:right w:val="single" w:sz="4" w:space="0" w:color="B8B8B8"/>
-            </w:tcBorders>
-            <w:tcMar>
-              <w:top w:w="18" w:type="dxa"/>
-              <w:start w:w="18" w:type="dxa"/>
-              <w:bottom w:w="18" w:type="dxa"/>
-              <w:end w:w="18" w:type="dxa"/>
-            </w:tcMar>
-          </w:tcPr>
-          <w:p>
-            <w:r/>
-          </w:p>
-        </w:tc>
-        <w:tc>
-          <w:tcPr>
-            <w:tcW w:type="dxa" w:w="468"/>
-            <w:vAlign w:val="center"/>
-            <w:tcBorders>
-              <w:top w:val="single" w:sz="4" w:space="0" w:color="B8B8B8"/>
-              <w:left w:val="single" w:sz="4" w:space="0" w:color="B8B8B8"/>
-              <w:bottom w:val="single" w:sz="4" w:space="0" w:color="B8B8B8"/>
-              <w:right w:val="single" w:sz="4" w:space="0" w:color="B8B8B8"/>
-            </w:tcBorders>
-            <w:tcMar>
-              <w:top w:w="18" w:type="dxa"/>
-              <w:start w:w="18" w:type="dxa"/>
-              <w:bottom w:w="18" w:type="dxa"/>
-              <w:end w:w="18" w:type="dxa"/>
-            </w:tcMar>
-          </w:tcPr>
-          <w:p>
-            <w:r/>
-          </w:p>
-        </w:tc>
-        <w:tc>
-          <w:tcPr>
-            <w:tcW w:type="dxa" w:w="468"/>
-            <w:vAlign w:val="center"/>
-            <w:tcBorders>
-              <w:top w:val="single" w:sz="4" w:space="0" w:color="B8B8B8"/>
-              <w:left w:val="single" w:sz="4" w:space="0" w:color="B8B8B8"/>
-              <w:bottom w:val="single" w:sz="4" w:space="0" w:color="B8B8B8"/>
-              <w:right w:val="single" w:sz="4" w:space="0" w:color="B8B8B8"/>
-            </w:tcBorders>
-            <w:tcMar>
-              <w:top w:w="18" w:type="dxa"/>
-              <w:start w:w="18" w:type="dxa"/>
-              <w:bottom w:w="18" w:type="dxa"/>
-              <w:end w:w="18" w:type="dxa"/>
-            </w:tcMar>
-          </w:tcPr>
-          <w:p>
-            <w:r/>
-          </w:p>
-        </w:tc>
-        <w:tc>
-          <w:tcPr>
-            <w:tcW w:type="dxa" w:w="468"/>
-            <w:vAlign w:val="center"/>
-            <w:tcBorders>
-              <w:top w:val="single" w:sz="4" w:space="0" w:color="B8B8B8"/>
-              <w:left w:val="single" w:sz="4" w:space="0" w:color="B8B8B8"/>
-              <w:bottom w:val="single" w:sz="4" w:space="0" w:color="B8B8B8"/>
-              <w:right w:val="single" w:sz="4" w:space="0" w:color="B8B8B8"/>
-            </w:tcBorders>
-            <w:tcMar>
-              <w:top w:w="18" w:type="dxa"/>
-              <w:start w:w="18" w:type="dxa"/>
-              <w:bottom w:w="18" w:type="dxa"/>
-              <w:end w:w="18" w:type="dxa"/>
-            </w:tcMar>
-          </w:tcPr>
-          <w:p>
-            <w:r/>
-          </w:p>
-        </w:tc>
-        <w:tc>
-          <w:tcPr>
-            <w:tcW w:type="dxa" w:w="468"/>
-            <w:vAlign w:val="center"/>
-            <w:tcBorders>
-              <w:top w:val="single" w:sz="4" w:space="0" w:color="B8B8B8"/>
-              <w:left w:val="single" w:sz="4" w:space="0" w:color="B8B8B8"/>
-              <w:bottom w:val="single" w:sz="4" w:space="0" w:color="B8B8B8"/>
-              <w:right w:val="single" w:sz="4" w:space="0" w:color="B8B8B8"/>
-            </w:tcBorders>
-            <w:tcMar>
-              <w:top w:w="18" w:type="dxa"/>
-              <w:start w:w="18" w:type="dxa"/>
-              <w:bottom w:w="18" w:type="dxa"/>
-              <w:end w:w="18" w:type="dxa"/>
-            </w:tcMar>
-          </w:tcPr>
-          <w:p>
-            <w:r/>
-          </w:p>
-        </w:tc>
-        <w:tc>
-          <w:tcPr>
-            <w:tcW w:type="dxa" w:w="468"/>
-            <w:vAlign w:val="center"/>
-            <w:tcBorders>
-              <w:top w:val="single" w:sz="4" w:space="0" w:color="B8B8B8"/>
-              <w:left w:val="single" w:sz="4" w:space="0" w:color="B8B8B8"/>
-              <w:bottom w:val="single" w:sz="4" w:space="0" w:color="B8B8B8"/>
-              <w:right w:val="single" w:sz="4" w:space="0" w:color="B8B8B8"/>
-            </w:tcBorders>
-            <w:tcMar>
-              <w:top w:w="18" w:type="dxa"/>
-              <w:start w:w="18" w:type="dxa"/>
-              <w:bottom w:w="18" w:type="dxa"/>
-              <w:end w:w="18" w:type="dxa"/>
-            </w:tcMar>
-          </w:tcPr>
-          <w:p>
-            <w:r/>
-          </w:p>
-        </w:tc>
-        <w:tc>
-          <w:tcPr>
-            <w:tcW w:type="dxa" w:w="468"/>
-            <w:vAlign w:val="center"/>
-            <w:tcBorders>
-              <w:top w:val="single" w:sz="4" w:space="0" w:color="B8B8B8"/>
-              <w:left w:val="single" w:sz="4" w:space="0" w:color="B8B8B8"/>
-              <w:bottom w:val="single" w:sz="4" w:space="0" w:color="B8B8B8"/>
-              <w:right w:val="single" w:sz="4" w:space="0" w:color="B8B8B8"/>
-            </w:tcBorders>
-            <w:tcMar>
-              <w:top w:w="18" w:type="dxa"/>
-              <w:start w:w="18" w:type="dxa"/>
-              <w:bottom w:w="18" w:type="dxa"/>
-              <w:end w:w="18" w:type="dxa"/>
-            </w:tcMar>
-          </w:tcPr>
-          <w:p>
-            <w:r/>
-          </w:p>
-        </w:tc>
-        <w:tc>
-          <w:tcPr>
-            <w:tcW w:type="dxa" w:w="468"/>
-            <w:vAlign w:val="center"/>
-            <w:tcBorders>
-              <w:top w:val="single" w:sz="4" w:space="0" w:color="B8B8B8"/>
-              <w:left w:val="single" w:sz="4" w:space="0" w:color="B8B8B8"/>
-              <w:bottom w:val="single" w:sz="4" w:space="0" w:color="B8B8B8"/>
-              <w:right w:val="single" w:sz="4" w:space="0" w:color="B8B8B8"/>
-            </w:tcBorders>
-            <w:tcMar>
-              <w:top w:w="18" w:type="dxa"/>
-              <w:start w:w="18" w:type="dxa"/>
-              <w:bottom w:w="18" w:type="dxa"/>
-              <w:end w:w="18" w:type="dxa"/>
-            </w:tcMar>
-          </w:tcPr>
-          <w:p>
-            <w:r/>
-          </w:p>
-        </w:tc>
-        <w:tc>
-          <w:tcPr>
-            <w:tcW w:type="dxa" w:w="468"/>
-            <w:vAlign w:val="center"/>
-            <w:tcBorders>
-              <w:top w:val="single" w:sz="4" w:space="0" w:color="B8B8B8"/>
-              <w:left w:val="single" w:sz="4" w:space="0" w:color="B8B8B8"/>
-              <w:bottom w:val="single" w:sz="4" w:space="0" w:color="B8B8B8"/>
-              <w:right w:val="single" w:sz="4" w:space="0" w:color="B8B8B8"/>
-            </w:tcBorders>
-            <w:tcMar>
-              <w:top w:w="18" w:type="dxa"/>
-              <w:start w:w="18" w:type="dxa"/>
-              <w:bottom w:w="18" w:type="dxa"/>
-              <w:end w:w="18" w:type="dxa"/>
-            </w:tcMar>
-          </w:tcPr>
-          <w:p>
-            <w:r/>
-          </w:p>
-        </w:tc>
-        <w:tc>
-          <w:tcPr>
-            <w:tcW w:type="dxa" w:w="468"/>
-            <w:vAlign w:val="center"/>
-            <w:tcBorders>
-              <w:top w:val="single" w:sz="4" w:space="0" w:color="B8B8B8"/>
-              <w:left w:val="single" w:sz="4" w:space="0" w:color="B8B8B8"/>
-              <w:bottom w:val="single" w:sz="4" w:space="0" w:color="B8B8B8"/>
-              <w:right w:val="single" w:sz="4" w:space="0" w:color="B8B8B8"/>
-            </w:tcBorders>
-            <w:tcMar>
-              <w:top w:w="18" w:type="dxa"/>
-              <w:start w:w="18" w:type="dxa"/>
-              <w:bottom w:w="18" w:type="dxa"/>
-              <w:end w:w="18" w:type="dxa"/>
-            </w:tcMar>
-          </w:tcPr>
-          <w:p>
-            <w:r/>
-          </w:p>
-        </w:tc>
-        <w:tc>
-          <w:tcPr>
-            <w:tcW w:type="dxa" w:w="468"/>
-            <w:vAlign w:val="center"/>
-            <w:tcBorders>
-              <w:top w:val="single" w:sz="4" w:space="0" w:color="B8B8B8"/>
-              <w:left w:val="single" w:sz="4" w:space="0" w:color="B8B8B8"/>
-              <w:bottom w:val="single" w:sz="4" w:space="0" w:color="B8B8B8"/>
-              <w:right w:val="single" w:sz="4" w:space="0" w:color="B8B8B8"/>
-            </w:tcBorders>
-            <w:tcMar>
-              <w:top w:w="18" w:type="dxa"/>
-              <w:start w:w="18" w:type="dxa"/>
-              <w:bottom w:w="18" w:type="dxa"/>
-              <w:end w:w="18" w:type="dxa"/>
-            </w:tcMar>
-          </w:tcPr>
-          <w:p>
-            <w:r/>
-          </w:p>
-        </w:tc>
-        <w:tc>
-          <w:tcPr>
-            <w:tcW w:type="dxa" w:w="468"/>
-            <w:vAlign w:val="center"/>
-            <w:tcBorders>
-              <w:top w:val="single" w:sz="4" w:space="0" w:color="B8B8B8"/>
-              <w:left w:val="single" w:sz="4" w:space="0" w:color="B8B8B8"/>
-              <w:bottom w:val="single" w:sz="4" w:space="0" w:color="B8B8B8"/>
-              <w:right w:val="single" w:sz="4" w:space="0" w:color="B8B8B8"/>
-            </w:tcBorders>
-            <w:tcMar>
-              <w:top w:w="18" w:type="dxa"/>
-              <w:start w:w="18" w:type="dxa"/>
-              <w:bottom w:w="18" w:type="dxa"/>
-              <w:end w:w="18" w:type="dxa"/>
-            </w:tcMar>
-          </w:tcPr>
-          <w:p>
-            <w:r/>
-          </w:p>
-        </w:tc>
-        <w:tc>
-          <w:tcPr>
-            <w:tcW w:type="dxa" w:w="468"/>
-            <w:vAlign w:val="center"/>
-            <w:tcBorders>
-              <w:top w:val="single" w:sz="4" w:space="0" w:color="B8B8B8"/>
-              <w:left w:val="single" w:sz="4" w:space="0" w:color="B8B8B8"/>
-              <w:bottom w:val="single" w:sz="4" w:space="0" w:color="B8B8B8"/>
-              <w:right w:val="single" w:sz="4" w:space="0" w:color="B8B8B8"/>
-            </w:tcBorders>
-            <w:tcMar>
-              <w:top w:w="18" w:type="dxa"/>
-              <w:start w:w="18" w:type="dxa"/>
-              <w:bottom w:w="18" w:type="dxa"/>
-              <w:end w:w="18" w:type="dxa"/>
-            </w:tcMar>
-          </w:tcPr>
-          <w:p>
-            <w:r/>
-          </w:p>
-        </w:tc>
-        <w:tc>
-          <w:tcPr>
-            <w:tcW w:type="dxa" w:w="468"/>
-            <w:vAlign w:val="center"/>
-            <w:tcBorders>
-              <w:top w:val="single" w:sz="4" w:space="0" w:color="B8B8B8"/>
-              <w:left w:val="single" w:sz="4" w:space="0" w:color="B8B8B8"/>
-              <w:bottom w:val="single" w:sz="4" w:space="0" w:color="B8B8B8"/>
-              <w:right w:val="single" w:sz="4" w:space="0" w:color="B8B8B8"/>
-            </w:tcBorders>
-            <w:tcMar>
-              <w:top w:w="18" w:type="dxa"/>
-              <w:start w:w="18" w:type="dxa"/>
-              <w:bottom w:w="18" w:type="dxa"/>
-              <w:end w:w="18" w:type="dxa"/>
-            </w:tcMar>
-          </w:tcPr>
-          <w:p>
-            <w:r/>
-          </w:p>
-        </w:tc>
-        <w:tc>
-          <w:tcPr>
-            <w:tcW w:type="dxa" w:w="468"/>
-            <w:vAlign w:val="center"/>
-            <w:tcBorders>
-              <w:top w:val="single" w:sz="4" w:space="0" w:color="B8B8B8"/>
-              <w:left w:val="single" w:sz="4" w:space="0" w:color="B8B8B8"/>
-              <w:bottom w:val="single" w:sz="4" w:space="0" w:color="B8B8B8"/>
-              <w:right w:val="single" w:sz="4" w:space="0" w:color="B8B8B8"/>
-            </w:tcBorders>
-            <w:tcMar>
-              <w:top w:w="18" w:type="dxa"/>
-              <w:start w:w="18" w:type="dxa"/>
-              <w:bottom w:w="18" w:type="dxa"/>
-              <w:end w:w="18" w:type="dxa"/>
-            </w:tcMar>
-          </w:tcPr>
-          <w:p>
-            <w:r/>
-          </w:p>
-        </w:tc>
-        <w:tc>
-          <w:tcPr>
-            <w:tcW w:type="dxa" w:w="468"/>
-            <w:vAlign w:val="center"/>
-            <w:tcBorders>
-              <w:top w:val="single" w:sz="4" w:space="0" w:color="B8B8B8"/>
-              <w:left w:val="single" w:sz="4" w:space="0" w:color="B8B8B8"/>
-              <w:bottom w:val="single" w:sz="4" w:space="0" w:color="B8B8B8"/>
-              <w:right w:val="single" w:sz="4" w:space="0" w:color="B8B8B8"/>
-            </w:tcBorders>
-            <w:tcMar>
-              <w:top w:w="18" w:type="dxa"/>
-              <w:start w:w="18" w:type="dxa"/>
-              <w:bottom w:w="18" w:type="dxa"/>
-              <w:end w:w="18" w:type="dxa"/>
-            </w:tcMar>
-          </w:tcPr>
-          <w:p>
-            <w:r/>
-          </w:p>
-        </w:tc>
-        <w:tc>
-          <w:tcPr>
-            <w:tcW w:type="dxa" w:w="468"/>
-            <w:vAlign w:val="center"/>
-            <w:tcBorders>
-              <w:top w:val="single" w:sz="4" w:space="0" w:color="B8B8B8"/>
-              <w:left w:val="single" w:sz="4" w:space="0" w:color="B8B8B8"/>
-              <w:bottom w:val="single" w:sz="4" w:space="0" w:color="B8B8B8"/>
-              <w:right w:val="single" w:sz="4" w:space="0" w:color="B8B8B8"/>
-            </w:tcBorders>
-            <w:tcMar>
-              <w:top w:w="18" w:type="dxa"/>
-              <w:start w:w="18" w:type="dxa"/>
-              <w:bottom w:w="18" w:type="dxa"/>
-              <w:end w:w="18" w:type="dxa"/>
-            </w:tcMar>
-          </w:tcPr>
-          <w:p>
-            <w:r/>
-          </w:p>
-        </w:tc>
-      </w:tr>
-      <w:tr>
-        <w:trPr>
-          <w:trHeight w:val="397" w:hRule="exact"/>
-        </w:trPr>
-        <w:tc>
-          <w:tcPr>
-            <w:tcW w:type="dxa" w:w="468"/>
-            <w:vAlign w:val="center"/>
-            <w:tcBorders>
-              <w:top w:val="single" w:sz="4" w:space="0" w:color="B8B8B8"/>
-              <w:left w:val="single" w:sz="4" w:space="0" w:color="B8B8B8"/>
-              <w:bottom w:val="single" w:sz="4" w:space="0" w:color="B8B8B8"/>
-              <w:right w:val="single" w:sz="4" w:space="0" w:color="B8B8B8"/>
-            </w:tcBorders>
-            <w:tcMar>
-              <w:top w:w="18" w:type="dxa"/>
-              <w:start w:w="18" w:type="dxa"/>
-              <w:bottom w:w="18" w:type="dxa"/>
-              <w:end w:w="18" w:type="dxa"/>
-            </w:tcMar>
-          </w:tcPr>
-          <w:p>
-            <w:r/>
-          </w:p>
-        </w:tc>
-        <w:tc>
-          <w:tcPr>
-            <w:tcW w:type="dxa" w:w="468"/>
-            <w:vAlign w:val="center"/>
-            <w:tcBorders>
-              <w:top w:val="single" w:sz="4" w:space="0" w:color="B8B8B8"/>
-              <w:left w:val="single" w:sz="4" w:space="0" w:color="B8B8B8"/>
-              <w:bottom w:val="single" w:sz="4" w:space="0" w:color="B8B8B8"/>
-              <w:right w:val="single" w:sz="4" w:space="0" w:color="B8B8B8"/>
-            </w:tcBorders>
-            <w:tcMar>
-              <w:top w:w="18" w:type="dxa"/>
-              <w:start w:w="18" w:type="dxa"/>
-              <w:bottom w:w="18" w:type="dxa"/>
-              <w:end w:w="18" w:type="dxa"/>
-            </w:tcMar>
-          </w:tcPr>
-          <w:p>
-            <w:r/>
-          </w:p>
-        </w:tc>
-        <w:tc>
-          <w:tcPr>
-            <w:tcW w:type="dxa" w:w="468"/>
-            <w:vAlign w:val="center"/>
-            <w:tcBorders>
-              <w:top w:val="single" w:sz="4" w:space="0" w:color="B8B8B8"/>
-              <w:left w:val="single" w:sz="4" w:space="0" w:color="B8B8B8"/>
-              <w:bottom w:val="single" w:sz="4" w:space="0" w:color="B8B8B8"/>
-              <w:right w:val="single" w:sz="4" w:space="0" w:color="B8B8B8"/>
-            </w:tcBorders>
-            <w:tcMar>
-              <w:top w:w="18" w:type="dxa"/>
-              <w:start w:w="18" w:type="dxa"/>
-              <w:bottom w:w="18" w:type="dxa"/>
-              <w:end w:w="18" w:type="dxa"/>
-            </w:tcMar>
-          </w:tcPr>
-          <w:p>
-            <w:r/>
-          </w:p>
-        </w:tc>
-        <w:tc>
-          <w:tcPr>
-            <w:tcW w:type="dxa" w:w="468"/>
-            <w:vAlign w:val="center"/>
-            <w:tcBorders>
-              <w:top w:val="single" w:sz="4" w:space="0" w:color="B8B8B8"/>
-              <w:left w:val="single" w:sz="4" w:space="0" w:color="B8B8B8"/>
-              <w:bottom w:val="single" w:sz="4" w:space="0" w:color="B8B8B8"/>
-              <w:right w:val="single" w:sz="4" w:space="0" w:color="B8B8B8"/>
-            </w:tcBorders>
-            <w:tcMar>
-              <w:top w:w="18" w:type="dxa"/>
-              <w:start w:w="18" w:type="dxa"/>
-              <w:bottom w:w="18" w:type="dxa"/>
-              <w:end w:w="18" w:type="dxa"/>
-            </w:tcMar>
-          </w:tcPr>
-          <w:p>
-            <w:r/>
-          </w:p>
-        </w:tc>
-        <w:tc>
-          <w:tcPr>
-            <w:tcW w:type="dxa" w:w="468"/>
-            <w:vAlign w:val="center"/>
-            <w:tcBorders>
-              <w:top w:val="single" w:sz="4" w:space="0" w:color="B8B8B8"/>
-              <w:left w:val="single" w:sz="4" w:space="0" w:color="B8B8B8"/>
-              <w:bottom w:val="single" w:sz="4" w:space="0" w:color="B8B8B8"/>
-              <w:right w:val="single" w:sz="4" w:space="0" w:color="B8B8B8"/>
-            </w:tcBorders>
-            <w:tcMar>
-              <w:top w:w="18" w:type="dxa"/>
-              <w:start w:w="18" w:type="dxa"/>
-              <w:bottom w:w="18" w:type="dxa"/>
-              <w:end w:w="18" w:type="dxa"/>
-            </w:tcMar>
-          </w:tcPr>
-          <w:p>
-            <w:r/>
-          </w:p>
-        </w:tc>
-        <w:tc>
-          <w:tcPr>
-            <w:tcW w:type="dxa" w:w="468"/>
-            <w:vAlign w:val="center"/>
-            <w:tcBorders>
-              <w:top w:val="single" w:sz="4" w:space="0" w:color="B8B8B8"/>
-              <w:left w:val="single" w:sz="4" w:space="0" w:color="B8B8B8"/>
-              <w:bottom w:val="single" w:sz="4" w:space="0" w:color="B8B8B8"/>
-              <w:right w:val="single" w:sz="4" w:space="0" w:color="B8B8B8"/>
-            </w:tcBorders>
-            <w:tcMar>
-              <w:top w:w="18" w:type="dxa"/>
-              <w:start w:w="18" w:type="dxa"/>
-              <w:bottom w:w="18" w:type="dxa"/>
-              <w:end w:w="18" w:type="dxa"/>
-            </w:tcMar>
-          </w:tcPr>
-          <w:p>
-            <w:r/>
-          </w:p>
-        </w:tc>
-        <w:tc>
-          <w:tcPr>
-            <w:tcW w:type="dxa" w:w="468"/>
-            <w:vAlign w:val="center"/>
-            <w:tcBorders>
-              <w:top w:val="single" w:sz="4" w:space="0" w:color="B8B8B8"/>
-              <w:left w:val="single" w:sz="4" w:space="0" w:color="B8B8B8"/>
-              <w:bottom w:val="single" w:sz="4" w:space="0" w:color="B8B8B8"/>
-              <w:right w:val="single" w:sz="4" w:space="0" w:color="B8B8B8"/>
-            </w:tcBorders>
-            <w:tcMar>
-              <w:top w:w="18" w:type="dxa"/>
-              <w:start w:w="18" w:type="dxa"/>
-              <w:bottom w:w="18" w:type="dxa"/>
-              <w:end w:w="18" w:type="dxa"/>
-            </w:tcMar>
-          </w:tcPr>
-          <w:p>
-            <w:r/>
-          </w:p>
-        </w:tc>
-        <w:tc>
-          <w:tcPr>
-            <w:tcW w:type="dxa" w:w="468"/>
-            <w:vAlign w:val="center"/>
-            <w:tcBorders>
-              <w:top w:val="single" w:sz="4" w:space="0" w:color="B8B8B8"/>
-              <w:left w:val="single" w:sz="4" w:space="0" w:color="B8B8B8"/>
-              <w:bottom w:val="single" w:sz="4" w:space="0" w:color="B8B8B8"/>
-              <w:right w:val="single" w:sz="4" w:space="0" w:color="B8B8B8"/>
-            </w:tcBorders>
-            <w:tcMar>
-              <w:top w:w="18" w:type="dxa"/>
-              <w:start w:w="18" w:type="dxa"/>
-              <w:bottom w:w="18" w:type="dxa"/>
-              <w:end w:w="18" w:type="dxa"/>
-            </w:tcMar>
-          </w:tcPr>
-          <w:p>
-            <w:r/>
-          </w:p>
-        </w:tc>
-        <w:tc>
-          <w:tcPr>
-            <w:tcW w:type="dxa" w:w="468"/>
-            <w:vAlign w:val="center"/>
-            <w:tcBorders>
-              <w:top w:val="single" w:sz="4" w:space="0" w:color="B8B8B8"/>
-              <w:left w:val="single" w:sz="4" w:space="0" w:color="B8B8B8"/>
-              <w:bottom w:val="single" w:sz="4" w:space="0" w:color="B8B8B8"/>
-              <w:right w:val="single" w:sz="4" w:space="0" w:color="B8B8B8"/>
-            </w:tcBorders>
-            <w:tcMar>
-              <w:top w:w="18" w:type="dxa"/>
-              <w:start w:w="18" w:type="dxa"/>
-              <w:bottom w:w="18" w:type="dxa"/>
-              <w:end w:w="18" w:type="dxa"/>
-            </w:tcMar>
-          </w:tcPr>
-          <w:p>
-            <w:r/>
-          </w:p>
-        </w:tc>
-        <w:tc>
-          <w:tcPr>
-            <w:tcW w:type="dxa" w:w="468"/>
-            <w:vAlign w:val="center"/>
-            <w:tcBorders>
-              <w:top w:val="single" w:sz="4" w:space="0" w:color="B8B8B8"/>
-              <w:left w:val="single" w:sz="4" w:space="0" w:color="B8B8B8"/>
-              <w:bottom w:val="single" w:sz="4" w:space="0" w:color="B8B8B8"/>
-              <w:right w:val="single" w:sz="4" w:space="0" w:color="B8B8B8"/>
-            </w:tcBorders>
-            <w:tcMar>
-              <w:top w:w="18" w:type="dxa"/>
-              <w:start w:w="18" w:type="dxa"/>
-              <w:bottom w:w="18" w:type="dxa"/>
-              <w:end w:w="18" w:type="dxa"/>
-            </w:tcMar>
-          </w:tcPr>
-          <w:p>
-            <w:r/>
-          </w:p>
-        </w:tc>
-        <w:tc>
-          <w:tcPr>
-            <w:tcW w:type="dxa" w:w="468"/>
-            <w:vAlign w:val="center"/>
-            <w:tcBorders>
-              <w:top w:val="single" w:sz="4" w:space="0" w:color="B8B8B8"/>
-              <w:left w:val="single" w:sz="4" w:space="0" w:color="B8B8B8"/>
-              <w:bottom w:val="single" w:sz="4" w:space="0" w:color="B8B8B8"/>
-              <w:right w:val="single" w:sz="4" w:space="0" w:color="B8B8B8"/>
-            </w:tcBorders>
-            <w:tcMar>
-              <w:top w:w="18" w:type="dxa"/>
-              <w:start w:w="18" w:type="dxa"/>
-              <w:bottom w:w="18" w:type="dxa"/>
-              <w:end w:w="18" w:type="dxa"/>
-            </w:tcMar>
-          </w:tcPr>
-          <w:p>
-            <w:r/>
-          </w:p>
-        </w:tc>
-        <w:tc>
-          <w:tcPr>
-            <w:tcW w:type="dxa" w:w="468"/>
-            <w:vAlign w:val="center"/>
-            <w:tcBorders>
-              <w:top w:val="single" w:sz="4" w:space="0" w:color="B8B8B8"/>
-              <w:left w:val="single" w:sz="4" w:space="0" w:color="B8B8B8"/>
-              <w:bottom w:val="single" w:sz="4" w:space="0" w:color="B8B8B8"/>
-              <w:right w:val="single" w:sz="4" w:space="0" w:color="B8B8B8"/>
-            </w:tcBorders>
-            <w:tcMar>
-              <w:top w:w="18" w:type="dxa"/>
-              <w:start w:w="18" w:type="dxa"/>
-              <w:bottom w:w="18" w:type="dxa"/>
-              <w:end w:w="18" w:type="dxa"/>
-            </w:tcMar>
-          </w:tcPr>
-          <w:p>
-            <w:r/>
-          </w:p>
-        </w:tc>
-        <w:tc>
-          <w:tcPr>
-            <w:tcW w:type="dxa" w:w="468"/>
-            <w:vAlign w:val="center"/>
-            <w:tcBorders>
-              <w:top w:val="single" w:sz="4" w:space="0" w:color="B8B8B8"/>
-              <w:left w:val="single" w:sz="4" w:space="0" w:color="B8B8B8"/>
-              <w:bottom w:val="single" w:sz="4" w:space="0" w:color="B8B8B8"/>
-              <w:right w:val="single" w:sz="4" w:space="0" w:color="B8B8B8"/>
-            </w:tcBorders>
-            <w:tcMar>
-              <w:top w:w="18" w:type="dxa"/>
-              <w:start w:w="18" w:type="dxa"/>
-              <w:bottom w:w="18" w:type="dxa"/>
-              <w:end w:w="18" w:type="dxa"/>
-            </w:tcMar>
-          </w:tcPr>
-          <w:p>
-            <w:r/>
-          </w:p>
-        </w:tc>
-        <w:tc>
-          <w:tcPr>
-            <w:tcW w:type="dxa" w:w="468"/>
-            <w:vAlign w:val="center"/>
-            <w:tcBorders>
-              <w:top w:val="single" w:sz="4" w:space="0" w:color="B8B8B8"/>
-              <w:left w:val="single" w:sz="4" w:space="0" w:color="B8B8B8"/>
-              <w:bottom w:val="single" w:sz="4" w:space="0" w:color="B8B8B8"/>
-              <w:right w:val="single" w:sz="4" w:space="0" w:color="B8B8B8"/>
-            </w:tcBorders>
-            <w:tcMar>
-              <w:top w:w="18" w:type="dxa"/>
-              <w:start w:w="18" w:type="dxa"/>
-              <w:bottom w:w="18" w:type="dxa"/>
-              <w:end w:w="18" w:type="dxa"/>
-            </w:tcMar>
-          </w:tcPr>
-          <w:p>
-            <w:r/>
-          </w:p>
-        </w:tc>
-        <w:tc>
-          <w:tcPr>
-            <w:tcW w:type="dxa" w:w="468"/>
-            <w:vAlign w:val="center"/>
-            <w:tcBorders>
-              <w:top w:val="single" w:sz="4" w:space="0" w:color="B8B8B8"/>
-              <w:left w:val="single" w:sz="4" w:space="0" w:color="B8B8B8"/>
-              <w:bottom w:val="single" w:sz="4" w:space="0" w:color="B8B8B8"/>
-              <w:right w:val="single" w:sz="4" w:space="0" w:color="B8B8B8"/>
-            </w:tcBorders>
-            <w:tcMar>
-              <w:top w:w="18" w:type="dxa"/>
-              <w:start w:w="18" w:type="dxa"/>
-              <w:bottom w:w="18" w:type="dxa"/>
-              <w:end w:w="18" w:type="dxa"/>
-            </w:tcMar>
-          </w:tcPr>
-          <w:p>
-            <w:r/>
-          </w:p>
-        </w:tc>
-        <w:tc>
-          <w:tcPr>
-            <w:tcW w:type="dxa" w:w="468"/>
-            <w:vAlign w:val="center"/>
-            <w:tcBorders>
-              <w:top w:val="single" w:sz="4" w:space="0" w:color="B8B8B8"/>
-              <w:left w:val="single" w:sz="4" w:space="0" w:color="B8B8B8"/>
-              <w:bottom w:val="single" w:sz="4" w:space="0" w:color="B8B8B8"/>
-              <w:right w:val="single" w:sz="4" w:space="0" w:color="B8B8B8"/>
-            </w:tcBorders>
-            <w:tcMar>
-              <w:top w:w="18" w:type="dxa"/>
-              <w:start w:w="18" w:type="dxa"/>
-              <w:bottom w:w="18" w:type="dxa"/>
-              <w:end w:w="18" w:type="dxa"/>
-            </w:tcMar>
-          </w:tcPr>
-          <w:p>
-            <w:r/>
-          </w:p>
-        </w:tc>
-        <w:tc>
-          <w:tcPr>
-            <w:tcW w:type="dxa" w:w="468"/>
-            <w:vAlign w:val="center"/>
-            <w:tcBorders>
-              <w:top w:val="single" w:sz="4" w:space="0" w:color="B8B8B8"/>
-              <w:left w:val="single" w:sz="4" w:space="0" w:color="B8B8B8"/>
-              <w:bottom w:val="single" w:sz="4" w:space="0" w:color="B8B8B8"/>
-              <w:right w:val="single" w:sz="4" w:space="0" w:color="B8B8B8"/>
-            </w:tcBorders>
-            <w:tcMar>
-              <w:top w:w="18" w:type="dxa"/>
-              <w:start w:w="18" w:type="dxa"/>
-              <w:bottom w:w="18" w:type="dxa"/>
-              <w:end w:w="18" w:type="dxa"/>
-            </w:tcMar>
-          </w:tcPr>
-          <w:p>
-            <w:r/>
-          </w:p>
-        </w:tc>
-        <w:tc>
-          <w:tcPr>
-            <w:tcW w:type="dxa" w:w="468"/>
-            <w:vAlign w:val="center"/>
-            <w:tcBorders>
-              <w:top w:val="single" w:sz="4" w:space="0" w:color="B8B8B8"/>
-              <w:left w:val="single" w:sz="4" w:space="0" w:color="B8B8B8"/>
-              <w:bottom w:val="single" w:sz="4" w:space="0" w:color="B8B8B8"/>
-              <w:right w:val="single" w:sz="4" w:space="0" w:color="B8B8B8"/>
-            </w:tcBorders>
-            <w:tcMar>
-              <w:top w:w="18" w:type="dxa"/>
-              <w:start w:w="18" w:type="dxa"/>
-              <w:bottom w:w="18" w:type="dxa"/>
-              <w:end w:w="18" w:type="dxa"/>
-            </w:tcMar>
-          </w:tcPr>
-          <w:p>
-            <w:r/>
-          </w:p>
-        </w:tc>
-        <w:tc>
-          <w:tcPr>
-            <w:tcW w:type="dxa" w:w="468"/>
-            <w:vAlign w:val="center"/>
-            <w:tcBorders>
-              <w:top w:val="single" w:sz="4" w:space="0" w:color="B8B8B8"/>
-              <w:left w:val="single" w:sz="4" w:space="0" w:color="B8B8B8"/>
-              <w:bottom w:val="single" w:sz="4" w:space="0" w:color="B8B8B8"/>
-              <w:right w:val="single" w:sz="4" w:space="0" w:color="B8B8B8"/>
-            </w:tcBorders>
-            <w:tcMar>
-              <w:top w:w="18" w:type="dxa"/>
-              <w:start w:w="18" w:type="dxa"/>
-              <w:bottom w:w="18" w:type="dxa"/>
-              <w:end w:w="18" w:type="dxa"/>
-            </w:tcMar>
-          </w:tcPr>
-          <w:p>
-            <w:r/>
-          </w:p>
-        </w:tc>
-        <w:tc>
-          <w:tcPr>
-            <w:tcW w:type="dxa" w:w="468"/>
-            <w:vAlign w:val="center"/>
-            <w:tcBorders>
-              <w:top w:val="single" w:sz="4" w:space="0" w:color="B8B8B8"/>
-              <w:left w:val="single" w:sz="4" w:space="0" w:color="B8B8B8"/>
-              <w:bottom w:val="single" w:sz="4" w:space="0" w:color="B8B8B8"/>
-              <w:right w:val="single" w:sz="4" w:space="0" w:color="B8B8B8"/>
-            </w:tcBorders>
-            <w:tcMar>
-              <w:top w:w="18" w:type="dxa"/>
-              <w:start w:w="18" w:type="dxa"/>
-              <w:bottom w:w="18" w:type="dxa"/>
-              <w:end w:w="18" w:type="dxa"/>
-            </w:tcMar>
-          </w:tcPr>
-          <w:p>
-            <w:r/>
-          </w:p>
-        </w:tc>
-      </w:tr>
     </w:tbl>
     <w:p>
       <w:r>
@@ -13668,7 +9402,7 @@
           <w:color w:val="000000"/>
           <w:sz w:val="36"/>
         </w:rPr>
-        <w:t>十三、續寫與修改</w:t>
+        <w:t>七、續寫與自我檢查</w:t>
       </w:r>
     </w:p>
     <w:tbl>
@@ -20924,431 +16658,6 @@
           </w:p>
         </w:tc>
       </w:tr>
-      <w:tr>
-        <w:trPr>
-          <w:trHeight w:val="397" w:hRule="exact"/>
-        </w:trPr>
-        <w:tc>
-          <w:tcPr>
-            <w:tcW w:type="dxa" w:w="468"/>
-            <w:vAlign w:val="center"/>
-            <w:tcBorders>
-              <w:top w:val="single" w:sz="4" w:space="0" w:color="B8B8B8"/>
-              <w:left w:val="single" w:sz="4" w:space="0" w:color="B8B8B8"/>
-              <w:bottom w:val="single" w:sz="4" w:space="0" w:color="B8B8B8"/>
-              <w:right w:val="single" w:sz="4" w:space="0" w:color="B8B8B8"/>
-            </w:tcBorders>
-            <w:tcMar>
-              <w:top w:w="18" w:type="dxa"/>
-              <w:start w:w="18" w:type="dxa"/>
-              <w:bottom w:w="18" w:type="dxa"/>
-              <w:end w:w="18" w:type="dxa"/>
-            </w:tcMar>
-          </w:tcPr>
-          <w:p>
-            <w:r/>
-          </w:p>
-        </w:tc>
-        <w:tc>
-          <w:tcPr>
-            <w:tcW w:type="dxa" w:w="468"/>
-            <w:vAlign w:val="center"/>
-            <w:tcBorders>
-              <w:top w:val="single" w:sz="4" w:space="0" w:color="B8B8B8"/>
-              <w:left w:val="single" w:sz="4" w:space="0" w:color="B8B8B8"/>
-              <w:bottom w:val="single" w:sz="4" w:space="0" w:color="B8B8B8"/>
-              <w:right w:val="single" w:sz="4" w:space="0" w:color="B8B8B8"/>
-            </w:tcBorders>
-            <w:tcMar>
-              <w:top w:w="18" w:type="dxa"/>
-              <w:start w:w="18" w:type="dxa"/>
-              <w:bottom w:w="18" w:type="dxa"/>
-              <w:end w:w="18" w:type="dxa"/>
-            </w:tcMar>
-          </w:tcPr>
-          <w:p>
-            <w:r/>
-          </w:p>
-        </w:tc>
-        <w:tc>
-          <w:tcPr>
-            <w:tcW w:type="dxa" w:w="468"/>
-            <w:vAlign w:val="center"/>
-            <w:tcBorders>
-              <w:top w:val="single" w:sz="4" w:space="0" w:color="B8B8B8"/>
-              <w:left w:val="single" w:sz="4" w:space="0" w:color="B8B8B8"/>
-              <w:bottom w:val="single" w:sz="4" w:space="0" w:color="B8B8B8"/>
-              <w:right w:val="single" w:sz="4" w:space="0" w:color="B8B8B8"/>
-            </w:tcBorders>
-            <w:tcMar>
-              <w:top w:w="18" w:type="dxa"/>
-              <w:start w:w="18" w:type="dxa"/>
-              <w:bottom w:w="18" w:type="dxa"/>
-              <w:end w:w="18" w:type="dxa"/>
-            </w:tcMar>
-          </w:tcPr>
-          <w:p>
-            <w:r/>
-          </w:p>
-        </w:tc>
-        <w:tc>
-          <w:tcPr>
-            <w:tcW w:type="dxa" w:w="468"/>
-            <w:vAlign w:val="center"/>
-            <w:tcBorders>
-              <w:top w:val="single" w:sz="4" w:space="0" w:color="B8B8B8"/>
-              <w:left w:val="single" w:sz="4" w:space="0" w:color="B8B8B8"/>
-              <w:bottom w:val="single" w:sz="4" w:space="0" w:color="B8B8B8"/>
-              <w:right w:val="single" w:sz="4" w:space="0" w:color="B8B8B8"/>
-            </w:tcBorders>
-            <w:tcMar>
-              <w:top w:w="18" w:type="dxa"/>
-              <w:start w:w="18" w:type="dxa"/>
-              <w:bottom w:w="18" w:type="dxa"/>
-              <w:end w:w="18" w:type="dxa"/>
-            </w:tcMar>
-          </w:tcPr>
-          <w:p>
-            <w:r/>
-          </w:p>
-        </w:tc>
-        <w:tc>
-          <w:tcPr>
-            <w:tcW w:type="dxa" w:w="468"/>
-            <w:vAlign w:val="center"/>
-            <w:tcBorders>
-              <w:top w:val="single" w:sz="4" w:space="0" w:color="B8B8B8"/>
-              <w:left w:val="single" w:sz="4" w:space="0" w:color="B8B8B8"/>
-              <w:bottom w:val="single" w:sz="4" w:space="0" w:color="B8B8B8"/>
-              <w:right w:val="single" w:sz="4" w:space="0" w:color="B8B8B8"/>
-            </w:tcBorders>
-            <w:tcMar>
-              <w:top w:w="18" w:type="dxa"/>
-              <w:start w:w="18" w:type="dxa"/>
-              <w:bottom w:w="18" w:type="dxa"/>
-              <w:end w:w="18" w:type="dxa"/>
-            </w:tcMar>
-          </w:tcPr>
-          <w:p>
-            <w:r/>
-          </w:p>
-        </w:tc>
-        <w:tc>
-          <w:tcPr>
-            <w:tcW w:type="dxa" w:w="468"/>
-            <w:vAlign w:val="center"/>
-            <w:tcBorders>
-              <w:top w:val="single" w:sz="4" w:space="0" w:color="B8B8B8"/>
-              <w:left w:val="single" w:sz="4" w:space="0" w:color="B8B8B8"/>
-              <w:bottom w:val="single" w:sz="4" w:space="0" w:color="B8B8B8"/>
-              <w:right w:val="single" w:sz="4" w:space="0" w:color="B8B8B8"/>
-            </w:tcBorders>
-            <w:tcMar>
-              <w:top w:w="18" w:type="dxa"/>
-              <w:start w:w="18" w:type="dxa"/>
-              <w:bottom w:w="18" w:type="dxa"/>
-              <w:end w:w="18" w:type="dxa"/>
-            </w:tcMar>
-          </w:tcPr>
-          <w:p>
-            <w:r/>
-          </w:p>
-        </w:tc>
-        <w:tc>
-          <w:tcPr>
-            <w:tcW w:type="dxa" w:w="468"/>
-            <w:vAlign w:val="center"/>
-            <w:tcBorders>
-              <w:top w:val="single" w:sz="4" w:space="0" w:color="B8B8B8"/>
-              <w:left w:val="single" w:sz="4" w:space="0" w:color="B8B8B8"/>
-              <w:bottom w:val="single" w:sz="4" w:space="0" w:color="B8B8B8"/>
-              <w:right w:val="single" w:sz="4" w:space="0" w:color="B8B8B8"/>
-            </w:tcBorders>
-            <w:tcMar>
-              <w:top w:w="18" w:type="dxa"/>
-              <w:start w:w="18" w:type="dxa"/>
-              <w:bottom w:w="18" w:type="dxa"/>
-              <w:end w:w="18" w:type="dxa"/>
-            </w:tcMar>
-          </w:tcPr>
-          <w:p>
-            <w:r/>
-          </w:p>
-        </w:tc>
-        <w:tc>
-          <w:tcPr>
-            <w:tcW w:type="dxa" w:w="468"/>
-            <w:vAlign w:val="center"/>
-            <w:tcBorders>
-              <w:top w:val="single" w:sz="4" w:space="0" w:color="B8B8B8"/>
-              <w:left w:val="single" w:sz="4" w:space="0" w:color="B8B8B8"/>
-              <w:bottom w:val="single" w:sz="4" w:space="0" w:color="B8B8B8"/>
-              <w:right w:val="single" w:sz="4" w:space="0" w:color="B8B8B8"/>
-            </w:tcBorders>
-            <w:tcMar>
-              <w:top w:w="18" w:type="dxa"/>
-              <w:start w:w="18" w:type="dxa"/>
-              <w:bottom w:w="18" w:type="dxa"/>
-              <w:end w:w="18" w:type="dxa"/>
-            </w:tcMar>
-          </w:tcPr>
-          <w:p>
-            <w:r/>
-          </w:p>
-        </w:tc>
-        <w:tc>
-          <w:tcPr>
-            <w:tcW w:type="dxa" w:w="468"/>
-            <w:vAlign w:val="center"/>
-            <w:tcBorders>
-              <w:top w:val="single" w:sz="4" w:space="0" w:color="B8B8B8"/>
-              <w:left w:val="single" w:sz="4" w:space="0" w:color="B8B8B8"/>
-              <w:bottom w:val="single" w:sz="4" w:space="0" w:color="B8B8B8"/>
-              <w:right w:val="single" w:sz="4" w:space="0" w:color="B8B8B8"/>
-            </w:tcBorders>
-            <w:tcMar>
-              <w:top w:w="18" w:type="dxa"/>
-              <w:start w:w="18" w:type="dxa"/>
-              <w:bottom w:w="18" w:type="dxa"/>
-              <w:end w:w="18" w:type="dxa"/>
-            </w:tcMar>
-          </w:tcPr>
-          <w:p>
-            <w:r/>
-          </w:p>
-        </w:tc>
-        <w:tc>
-          <w:tcPr>
-            <w:tcW w:type="dxa" w:w="468"/>
-            <w:vAlign w:val="center"/>
-            <w:tcBorders>
-              <w:top w:val="single" w:sz="4" w:space="0" w:color="B8B8B8"/>
-              <w:left w:val="single" w:sz="4" w:space="0" w:color="B8B8B8"/>
-              <w:bottom w:val="single" w:sz="4" w:space="0" w:color="B8B8B8"/>
-              <w:right w:val="single" w:sz="4" w:space="0" w:color="B8B8B8"/>
-            </w:tcBorders>
-            <w:tcMar>
-              <w:top w:w="18" w:type="dxa"/>
-              <w:start w:w="18" w:type="dxa"/>
-              <w:bottom w:w="18" w:type="dxa"/>
-              <w:end w:w="18" w:type="dxa"/>
-            </w:tcMar>
-          </w:tcPr>
-          <w:p>
-            <w:r/>
-          </w:p>
-        </w:tc>
-        <w:tc>
-          <w:tcPr>
-            <w:tcW w:type="dxa" w:w="468"/>
-            <w:vAlign w:val="center"/>
-            <w:tcBorders>
-              <w:top w:val="single" w:sz="4" w:space="0" w:color="B8B8B8"/>
-              <w:left w:val="single" w:sz="4" w:space="0" w:color="B8B8B8"/>
-              <w:bottom w:val="single" w:sz="4" w:space="0" w:color="B8B8B8"/>
-              <w:right w:val="single" w:sz="4" w:space="0" w:color="B8B8B8"/>
-            </w:tcBorders>
-            <w:tcMar>
-              <w:top w:w="18" w:type="dxa"/>
-              <w:start w:w="18" w:type="dxa"/>
-              <w:bottom w:w="18" w:type="dxa"/>
-              <w:end w:w="18" w:type="dxa"/>
-            </w:tcMar>
-          </w:tcPr>
-          <w:p>
-            <w:r/>
-          </w:p>
-        </w:tc>
-        <w:tc>
-          <w:tcPr>
-            <w:tcW w:type="dxa" w:w="468"/>
-            <w:vAlign w:val="center"/>
-            <w:tcBorders>
-              <w:top w:val="single" w:sz="4" w:space="0" w:color="B8B8B8"/>
-              <w:left w:val="single" w:sz="4" w:space="0" w:color="B8B8B8"/>
-              <w:bottom w:val="single" w:sz="4" w:space="0" w:color="B8B8B8"/>
-              <w:right w:val="single" w:sz="4" w:space="0" w:color="B8B8B8"/>
-            </w:tcBorders>
-            <w:tcMar>
-              <w:top w:w="18" w:type="dxa"/>
-              <w:start w:w="18" w:type="dxa"/>
-              <w:bottom w:w="18" w:type="dxa"/>
-              <w:end w:w="18" w:type="dxa"/>
-            </w:tcMar>
-          </w:tcPr>
-          <w:p>
-            <w:r/>
-          </w:p>
-        </w:tc>
-        <w:tc>
-          <w:tcPr>
-            <w:tcW w:type="dxa" w:w="468"/>
-            <w:vAlign w:val="center"/>
-            <w:tcBorders>
-              <w:top w:val="single" w:sz="4" w:space="0" w:color="B8B8B8"/>
-              <w:left w:val="single" w:sz="4" w:space="0" w:color="B8B8B8"/>
-              <w:bottom w:val="single" w:sz="4" w:space="0" w:color="B8B8B8"/>
-              <w:right w:val="single" w:sz="4" w:space="0" w:color="B8B8B8"/>
-            </w:tcBorders>
-            <w:tcMar>
-              <w:top w:w="18" w:type="dxa"/>
-              <w:start w:w="18" w:type="dxa"/>
-              <w:bottom w:w="18" w:type="dxa"/>
-              <w:end w:w="18" w:type="dxa"/>
-            </w:tcMar>
-          </w:tcPr>
-          <w:p>
-            <w:r/>
-          </w:p>
-        </w:tc>
-        <w:tc>
-          <w:tcPr>
-            <w:tcW w:type="dxa" w:w="468"/>
-            <w:vAlign w:val="center"/>
-            <w:tcBorders>
-              <w:top w:val="single" w:sz="4" w:space="0" w:color="B8B8B8"/>
-              <w:left w:val="single" w:sz="4" w:space="0" w:color="B8B8B8"/>
-              <w:bottom w:val="single" w:sz="4" w:space="0" w:color="B8B8B8"/>
-              <w:right w:val="single" w:sz="4" w:space="0" w:color="B8B8B8"/>
-            </w:tcBorders>
-            <w:tcMar>
-              <w:top w:w="18" w:type="dxa"/>
-              <w:start w:w="18" w:type="dxa"/>
-              <w:bottom w:w="18" w:type="dxa"/>
-              <w:end w:w="18" w:type="dxa"/>
-            </w:tcMar>
-          </w:tcPr>
-          <w:p>
-            <w:r/>
-          </w:p>
-        </w:tc>
-        <w:tc>
-          <w:tcPr>
-            <w:tcW w:type="dxa" w:w="468"/>
-            <w:vAlign w:val="center"/>
-            <w:tcBorders>
-              <w:top w:val="single" w:sz="4" w:space="0" w:color="B8B8B8"/>
-              <w:left w:val="single" w:sz="4" w:space="0" w:color="B8B8B8"/>
-              <w:bottom w:val="single" w:sz="4" w:space="0" w:color="B8B8B8"/>
-              <w:right w:val="single" w:sz="4" w:space="0" w:color="B8B8B8"/>
-            </w:tcBorders>
-            <w:tcMar>
-              <w:top w:w="18" w:type="dxa"/>
-              <w:start w:w="18" w:type="dxa"/>
-              <w:bottom w:w="18" w:type="dxa"/>
-              <w:end w:w="18" w:type="dxa"/>
-            </w:tcMar>
-          </w:tcPr>
-          <w:p>
-            <w:r/>
-          </w:p>
-        </w:tc>
-        <w:tc>
-          <w:tcPr>
-            <w:tcW w:type="dxa" w:w="468"/>
-            <w:vAlign w:val="center"/>
-            <w:tcBorders>
-              <w:top w:val="single" w:sz="4" w:space="0" w:color="B8B8B8"/>
-              <w:left w:val="single" w:sz="4" w:space="0" w:color="B8B8B8"/>
-              <w:bottom w:val="single" w:sz="4" w:space="0" w:color="B8B8B8"/>
-              <w:right w:val="single" w:sz="4" w:space="0" w:color="B8B8B8"/>
-            </w:tcBorders>
-            <w:tcMar>
-              <w:top w:w="18" w:type="dxa"/>
-              <w:start w:w="18" w:type="dxa"/>
-              <w:bottom w:w="18" w:type="dxa"/>
-              <w:end w:w="18" w:type="dxa"/>
-            </w:tcMar>
-          </w:tcPr>
-          <w:p>
-            <w:r/>
-          </w:p>
-        </w:tc>
-        <w:tc>
-          <w:tcPr>
-            <w:tcW w:type="dxa" w:w="468"/>
-            <w:vAlign w:val="center"/>
-            <w:tcBorders>
-              <w:top w:val="single" w:sz="4" w:space="0" w:color="B8B8B8"/>
-              <w:left w:val="single" w:sz="4" w:space="0" w:color="B8B8B8"/>
-              <w:bottom w:val="single" w:sz="4" w:space="0" w:color="B8B8B8"/>
-              <w:right w:val="single" w:sz="4" w:space="0" w:color="B8B8B8"/>
-            </w:tcBorders>
-            <w:tcMar>
-              <w:top w:w="18" w:type="dxa"/>
-              <w:start w:w="18" w:type="dxa"/>
-              <w:bottom w:w="18" w:type="dxa"/>
-              <w:end w:w="18" w:type="dxa"/>
-            </w:tcMar>
-          </w:tcPr>
-          <w:p>
-            <w:r/>
-          </w:p>
-        </w:tc>
-        <w:tc>
-          <w:tcPr>
-            <w:tcW w:type="dxa" w:w="468"/>
-            <w:vAlign w:val="center"/>
-            <w:tcBorders>
-              <w:top w:val="single" w:sz="4" w:space="0" w:color="B8B8B8"/>
-              <w:left w:val="single" w:sz="4" w:space="0" w:color="B8B8B8"/>
-              <w:bottom w:val="single" w:sz="4" w:space="0" w:color="B8B8B8"/>
-              <w:right w:val="single" w:sz="4" w:space="0" w:color="B8B8B8"/>
-            </w:tcBorders>
-            <w:tcMar>
-              <w:top w:w="18" w:type="dxa"/>
-              <w:start w:w="18" w:type="dxa"/>
-              <w:bottom w:w="18" w:type="dxa"/>
-              <w:end w:w="18" w:type="dxa"/>
-            </w:tcMar>
-          </w:tcPr>
-          <w:p>
-            <w:r/>
-          </w:p>
-        </w:tc>
-        <w:tc>
-          <w:tcPr>
-            <w:tcW w:type="dxa" w:w="468"/>
-            <w:vAlign w:val="center"/>
-            <w:tcBorders>
-              <w:top w:val="single" w:sz="4" w:space="0" w:color="B8B8B8"/>
-              <w:left w:val="single" w:sz="4" w:space="0" w:color="B8B8B8"/>
-              <w:bottom w:val="single" w:sz="4" w:space="0" w:color="B8B8B8"/>
-              <w:right w:val="single" w:sz="4" w:space="0" w:color="B8B8B8"/>
-            </w:tcBorders>
-            <w:tcMar>
-              <w:top w:w="18" w:type="dxa"/>
-              <w:start w:w="18" w:type="dxa"/>
-              <w:bottom w:w="18" w:type="dxa"/>
-              <w:end w:w="18" w:type="dxa"/>
-            </w:tcMar>
-          </w:tcPr>
-          <w:p>
-            <w:r/>
-          </w:p>
-        </w:tc>
-        <w:tc>
-          <w:tcPr>
-            <w:tcW w:type="dxa" w:w="468"/>
-            <w:vAlign w:val="center"/>
-            <w:tcBorders>
-              <w:top w:val="single" w:sz="4" w:space="0" w:color="B8B8B8"/>
-              <w:left w:val="single" w:sz="4" w:space="0" w:color="B8B8B8"/>
-              <w:bottom w:val="single" w:sz="4" w:space="0" w:color="B8B8B8"/>
-              <w:right w:val="single" w:sz="4" w:space="0" w:color="B8B8B8"/>
-            </w:tcBorders>
-            <w:tcMar>
-              <w:top w:w="18" w:type="dxa"/>
-              <w:start w:w="18" w:type="dxa"/>
-              <w:bottom w:w="18" w:type="dxa"/>
-              <w:end w:w="18" w:type="dxa"/>
-            </w:tcMar>
-          </w:tcPr>
-          <w:p>
-            <w:r/>
-          </w:p>
-        </w:tc>
-      </w:tr>
     </w:tbl>
     <w:p>
       <w:pPr>
@@ -21362,7 +16671,7 @@
           <w:color w:val="000000"/>
           <w:sz w:val="21"/>
         </w:rPr>
-        <w:t>寫完自我檢查：</w:t>
+        <w:t>寫完檢查：</w:t>
       </w:r>
     </w:p>
     <w:tbl>
@@ -21379,7 +16688,7 @@
       <w:tr>
         <w:tc>
           <w:tcPr>
-            <w:tcW w:type="dxa" w:w="4800"/>
+            <w:tcW w:type="dxa" w:w="4900"/>
             <w:shd w:fill="E6E6E6"/>
             <w:tcBorders>
               <w:top w:val="single" w:sz="6" w:space="0" w:color="777777"/>
@@ -21396,7 +16705,7 @@
           </w:tcPr>
           <w:p>
             <w:pPr>
-              <w:spacing w:before="0" w:after="0" w:line="264" w:lineRule="auto"/>
+              <w:spacing w:before="0" w:after="0" w:line="269" w:lineRule="auto"/>
               <w:jc w:val="center"/>
             </w:pPr>
             <w:r/>
@@ -21413,7 +16722,7 @@
         </w:tc>
         <w:tc>
           <w:tcPr>
-            <w:tcW w:type="dxa" w:w="1500"/>
+            <w:tcW w:type="dxa" w:w="1400"/>
             <w:shd w:fill="E6E6E6"/>
             <w:tcBorders>
               <w:top w:val="single" w:sz="6" w:space="0" w:color="777777"/>
@@ -21430,7 +16739,7 @@
           </w:tcPr>
           <w:p>
             <w:pPr>
-              <w:spacing w:before="0" w:after="0" w:line="264" w:lineRule="auto"/>
+              <w:spacing w:before="0" w:after="0" w:line="269" w:lineRule="auto"/>
               <w:jc w:val="center"/>
             </w:pPr>
             <w:r/>
@@ -21464,7 +16773,7 @@
           </w:tcPr>
           <w:p>
             <w:pPr>
-              <w:spacing w:before="0" w:after="0" w:line="264" w:lineRule="auto"/>
+              <w:spacing w:before="0" w:after="0" w:line="269" w:lineRule="auto"/>
               <w:jc w:val="center"/>
             </w:pPr>
             <w:r/>
@@ -21475,7 +16784,7 @@
                 <w:color w:val="000000"/>
                 <w:sz w:val="18"/>
               </w:rPr>
-              <w:t>我想修改的地方</w:t>
+              <w:t>想修改的地方</w:t>
             </w:r>
           </w:p>
         </w:tc>
@@ -21483,7 +16792,7 @@
       <w:tr>
         <w:tc>
           <w:tcPr>
-            <w:tcW w:type="dxa" w:w="4800"/>
+            <w:tcW w:type="dxa" w:w="4900"/>
             <w:tcBorders>
               <w:top w:val="single" w:sz="6" w:space="0" w:color="B8B8B8"/>
               <w:left w:val="single" w:sz="6" w:space="0" w:color="B8B8B8"/>
@@ -21499,7 +16808,7 @@
           </w:tcPr>
           <w:p>
             <w:pPr>
-              <w:spacing w:before="0" w:after="0" w:line="264" w:lineRule="auto"/>
+              <w:spacing w:before="0" w:after="0" w:line="269" w:lineRule="auto"/>
             </w:pPr>
             <w:r/>
             <w:r>
@@ -21509,13 +16818,13 @@
                 <w:color w:val="000000"/>
                 <w:sz w:val="18"/>
               </w:rPr>
-              <w:t>我有具體畫面，不只寫抽象感受。</w:t>
+              <w:t>我有寫出具體場景，不只說我很難過。</w:t>
             </w:r>
           </w:p>
         </w:tc>
         <w:tc>
           <w:tcPr>
-            <w:tcW w:type="dxa" w:w="1500"/>
+            <w:tcW w:type="dxa" w:w="1400"/>
             <w:tcBorders>
               <w:top w:val="single" w:sz="6" w:space="0" w:color="B8B8B8"/>
               <w:left w:val="single" w:sz="6" w:space="0" w:color="B8B8B8"/>
@@ -21531,7 +16840,7 @@
           </w:tcPr>
           <w:p>
             <w:pPr>
-              <w:spacing w:before="0" w:after="0" w:line="264" w:lineRule="auto"/>
+              <w:spacing w:before="0" w:after="0" w:line="269" w:lineRule="auto"/>
             </w:pPr>
             <w:r/>
             <w:r>
@@ -21563,7 +16872,7 @@
           </w:tcPr>
           <w:p>
             <w:pPr>
-              <w:spacing w:before="0" w:after="0" w:line="264" w:lineRule="auto"/>
+              <w:spacing w:before="0" w:after="0" w:line="269" w:lineRule="auto"/>
             </w:pPr>
             <w:r/>
             <w:r>
@@ -21580,7 +16889,7 @@
       <w:tr>
         <w:tc>
           <w:tcPr>
-            <w:tcW w:type="dxa" w:w="4800"/>
+            <w:tcW w:type="dxa" w:w="4900"/>
             <w:tcBorders>
               <w:top w:val="single" w:sz="6" w:space="0" w:color="B8B8B8"/>
               <w:left w:val="single" w:sz="6" w:space="0" w:color="B8B8B8"/>
@@ -21596,7 +16905,7 @@
           </w:tcPr>
           <w:p>
             <w:pPr>
-              <w:spacing w:before="0" w:after="0" w:line="264" w:lineRule="auto"/>
+              <w:spacing w:before="0" w:after="0" w:line="269" w:lineRule="auto"/>
             </w:pPr>
             <w:r/>
             <w:r>
@@ -21606,13 +16915,13 @@
                 <w:color w:val="000000"/>
                 <w:sz w:val="18"/>
               </w:rPr>
-              <w:t>人物或敘事者有清楚的壓力與理由。</w:t>
+              <w:t>我有寫出理由，但沒有把錯事說成沒關係。</w:t>
             </w:r>
           </w:p>
         </w:tc>
         <w:tc>
           <w:tcPr>
-            <w:tcW w:type="dxa" w:w="1500"/>
+            <w:tcW w:type="dxa" w:w="1400"/>
             <w:tcBorders>
               <w:top w:val="single" w:sz="6" w:space="0" w:color="B8B8B8"/>
               <w:left w:val="single" w:sz="6" w:space="0" w:color="B8B8B8"/>
@@ -21628,7 +16937,7 @@
           </w:tcPr>
           <w:p>
             <w:pPr>
-              <w:spacing w:before="0" w:after="0" w:line="264" w:lineRule="auto"/>
+              <w:spacing w:before="0" w:after="0" w:line="269" w:lineRule="auto"/>
             </w:pPr>
             <w:r/>
             <w:r>
@@ -21660,7 +16969,7 @@
           </w:tcPr>
           <w:p>
             <w:pPr>
-              <w:spacing w:before="0" w:after="0" w:line="264" w:lineRule="auto"/>
+              <w:spacing w:before="0" w:after="0" w:line="269" w:lineRule="auto"/>
             </w:pPr>
             <w:r/>
             <w:r>
@@ -21677,7 +16986,7 @@
       <w:tr>
         <w:tc>
           <w:tcPr>
-            <w:tcW w:type="dxa" w:w="4800"/>
+            <w:tcW w:type="dxa" w:w="4900"/>
             <w:tcBorders>
               <w:top w:val="single" w:sz="6" w:space="0" w:color="B8B8B8"/>
               <w:left w:val="single" w:sz="6" w:space="0" w:color="B8B8B8"/>
@@ -21693,7 +17002,7 @@
           </w:tcPr>
           <w:p>
             <w:pPr>
-              <w:spacing w:before="0" w:after="0" w:line="264" w:lineRule="auto"/>
+              <w:spacing w:before="0" w:after="0" w:line="269" w:lineRule="auto"/>
             </w:pPr>
             <w:r/>
             <w:r>
@@ -21703,13 +17012,13 @@
                 <w:color w:val="000000"/>
                 <w:sz w:val="18"/>
               </w:rPr>
-              <w:t>結尾不是硬收，而是留下選擇、聲音或畫面。</w:t>
+              <w:t>我有寫如果重來一次可以怎麼做。</w:t>
             </w:r>
           </w:p>
         </w:tc>
         <w:tc>
           <w:tcPr>
-            <w:tcW w:type="dxa" w:w="1500"/>
+            <w:tcW w:type="dxa" w:w="1400"/>
             <w:tcBorders>
               <w:top w:val="single" w:sz="6" w:space="0" w:color="B8B8B8"/>
               <w:left w:val="single" w:sz="6" w:space="0" w:color="B8B8B8"/>
@@ -21725,7 +17034,7 @@
           </w:tcPr>
           <w:p>
             <w:pPr>
-              <w:spacing w:before="0" w:after="0" w:line="264" w:lineRule="auto"/>
+              <w:spacing w:before="0" w:after="0" w:line="269" w:lineRule="auto"/>
             </w:pPr>
             <w:r/>
             <w:r>
@@ -21757,7 +17066,7 @@
           </w:tcPr>
           <w:p>
             <w:pPr>
-              <w:spacing w:before="0" w:after="0" w:line="264" w:lineRule="auto"/>
+              <w:spacing w:before="0" w:after="0" w:line="269" w:lineRule="auto"/>
             </w:pPr>
             <w:r/>
             <w:r>
@@ -21774,7 +17083,7 @@
     </w:tbl>
     <w:sectPr>
       <w:pgSz w:w="11906" w:h="16838"/>
-      <w:pgMar w:top="709" w:right="765" w:bottom="709" w:left="765" w:header="454" w:footer="454" w:gutter="0"/>
+      <w:pgMar w:top="737" w:right="765" w:bottom="737" w:left="765" w:header="454" w:footer="454" w:gutter="0"/>
       <w:cols w:space="720"/>
       <w:docGrid w:linePitch="360"/>
     </w:sectPr>
